--- a/images/doc/Resume.docx
+++ b/images/doc/Resume.docx
@@ -1,6 +1,6 @@
 
 <file path=word/document.xml><?xml version="1.0" encoding="utf-8"?>
-<w:document xmlns:wpc="http://schemas.microsoft.com/office/word/2010/wordprocessingCanvas" xmlns:cx="http://schemas.microsoft.com/office/drawing/2014/chartex" xmlns:cx1="http://schemas.microsoft.com/office/drawing/2015/9/8/chartex" xmlns:cx2="http://schemas.microsoft.com/office/drawing/2015/10/21/chartex" xmlns:cx3="http://schemas.microsoft.com/office/drawing/2016/5/9/chartex" xmlns:cx4="http://schemas.microsoft.com/office/drawing/2016/5/10/chartex" xmlns:cx5="http://schemas.microsoft.com/office/drawing/2016/5/11/chartex" xmlns:cx6="http://schemas.microsoft.com/office/drawing/2016/5/12/chartex" xmlns:cx7="http://schemas.microsoft.com/office/drawing/2016/5/13/chartex" xmlns:cx8="http://schemas.microsoft.com/office/drawing/2016/5/14/chartex" xmlns:mc="http://schemas.openxmlformats.org/markup-compatibility/2006" xmlns:aink="http://schemas.microsoft.com/office/drawing/2016/ink" xmlns:am3d="http://schemas.microsoft.com/office/drawing/2017/model3d" xmlns:o="urn:schemas-microsoft-com:office:office" xmlns:oel="http://schemas.microsoft.com/office/2019/extlst" xmlns:r="http://schemas.openxmlformats.org/officeDocument/2006/relationships" xmlns:m="http://schemas.openxmlformats.org/officeDocument/2006/math" xmlns:v="urn:schemas-microsoft-com:vml" xmlns:wp14="http://schemas.microsoft.com/office/word/2010/wordprocessingDrawing" xmlns:wp="http://schemas.openxmlformats.org/drawingml/2006/wordprocessingDrawing" xmlns:w10="urn:schemas-microsoft-com:office:word" xmlns:w="http://schemas.openxmlformats.org/wordprocessingml/2006/main" xmlns:w14="http://schemas.microsoft.com/office/word/2010/wordml" xmlns:w15="http://schemas.microsoft.com/office/word/2012/wordml" xmlns:w16cex="http://schemas.microsoft.com/office/word/2018/wordml/cex" xmlns:w16cid="http://schemas.microsoft.com/office/word/2016/wordml/cid" xmlns:w16="http://schemas.microsoft.com/office/word/2018/wordml" xmlns:w16du="http://schemas.microsoft.com/office/word/2023/wordml/word16du" xmlns:w16sdtdh="http://schemas.microsoft.com/office/word/2020/wordml/sdtdatahash" xmlns:w16se="http://schemas.microsoft.com/office/word/2015/wordml/symex" xmlns:wpg="http://schemas.microsoft.com/office/word/2010/wordprocessingGroup" xmlns:wpi="http://schemas.microsoft.com/office/word/2010/wordprocessingInk" xmlns:wne="http://schemas.microsoft.com/office/word/2006/wordml" xmlns:wps="http://schemas.microsoft.com/office/word/2010/wordprocessingShape" mc:Ignorable="w14 w15 w16se w16cid w16 w16cex w16sdtdh w16du wp14">
+<w:document xmlns:wpc="http://schemas.microsoft.com/office/word/2010/wordprocessingCanvas" xmlns:cx="http://schemas.microsoft.com/office/drawing/2014/chartex" xmlns:cx1="http://schemas.microsoft.com/office/drawing/2015/9/8/chartex" xmlns:cx2="http://schemas.microsoft.com/office/drawing/2015/10/21/chartex" xmlns:cx3="http://schemas.microsoft.com/office/drawing/2016/5/9/chartex" xmlns:cx4="http://schemas.microsoft.com/office/drawing/2016/5/10/chartex" xmlns:cx5="http://schemas.microsoft.com/office/drawing/2016/5/11/chartex" xmlns:cx6="http://schemas.microsoft.com/office/drawing/2016/5/12/chartex" xmlns:cx7="http://schemas.microsoft.com/office/drawing/2016/5/13/chartex" xmlns:cx8="http://schemas.microsoft.com/office/drawing/2016/5/14/chartex" xmlns:mc="http://schemas.openxmlformats.org/markup-compatibility/2006" xmlns:aink="http://schemas.microsoft.com/office/drawing/2016/ink" xmlns:am3d="http://schemas.microsoft.com/office/drawing/2017/model3d" xmlns:o="urn:schemas-microsoft-com:office:office" xmlns:oel="http://schemas.microsoft.com/office/2019/extlst" xmlns:r="http://schemas.openxmlformats.org/officeDocument/2006/relationships" xmlns:m="http://schemas.openxmlformats.org/officeDocument/2006/math" xmlns:v="urn:schemas-microsoft-com:vml" xmlns:wp14="http://schemas.microsoft.com/office/word/2010/wordprocessingDrawing" xmlns:wp="http://schemas.openxmlformats.org/drawingml/2006/wordprocessingDrawing" xmlns:w10="urn:schemas-microsoft-com:office:word" xmlns:w="http://schemas.openxmlformats.org/wordprocessingml/2006/main" xmlns:w14="http://schemas.microsoft.com/office/word/2010/wordml" xmlns:w15="http://schemas.microsoft.com/office/word/2012/wordml" xmlns:w16cex="http://schemas.microsoft.com/office/word/2018/wordml/cex" xmlns:w16cid="http://schemas.microsoft.com/office/word/2016/wordml/cid" xmlns:w16="http://schemas.microsoft.com/office/word/2018/wordml" xmlns:w16du="http://schemas.microsoft.com/office/word/2023/wordml/word16du" xmlns:w16sdtdh="http://schemas.microsoft.com/office/word/2020/wordml/sdtdatahash" xmlns:w16sdtfl="http://schemas.microsoft.com/office/word/2024/wordml/sdtformatlock" xmlns:w16se="http://schemas.microsoft.com/office/word/2015/wordml/symex" xmlns:wpg="http://schemas.microsoft.com/office/word/2010/wordprocessingGroup" xmlns:wpi="http://schemas.microsoft.com/office/word/2010/wordprocessingInk" xmlns:wne="http://schemas.microsoft.com/office/word/2006/wordml" xmlns:wps="http://schemas.microsoft.com/office/word/2010/wordprocessingShape" mc:Ignorable="w14 w15 w16se w16cid w16 w16cex w16sdtdh w16sdtfl w16du wp14">
   <w:body>
     <w:p>
       <w:pPr>
@@ -62,12 +62,78 @@
                 <w:right w:val="nil"/>
                 <w:between w:val="nil"/>
               </w:pBdr>
+              <w:rPr>
+                <w:sz w:val="44"/>
+                <w:szCs w:val="44"/>
+              </w:rPr>
             </w:pPr>
             <w:bookmarkStart w:id="0" w:name="_wbyibp67tg27" w:colFirst="0" w:colLast="0"/>
             <w:bookmarkEnd w:id="0"/>
             <w:r>
+              <w:rPr>
+                <w:sz w:val="44"/>
+                <w:szCs w:val="44"/>
+              </w:rPr>
               <w:t>Gaurav Karakoti</w:t>
             </w:r>
+            <w:r>
+              <w:rPr>
+                <w:sz w:val="44"/>
+                <w:szCs w:val="44"/>
+              </w:rPr>
+              <w:br/>
+            </w:r>
+            <w:r>
+              <w:rPr>
+                <w:sz w:val="24"/>
+                <w:szCs w:val="24"/>
+              </w:rPr>
+              <w:t>+91 9310556492 | </w:t>
+            </w:r>
+            <w:hyperlink r:id="rId5" w:tgtFrame="_blank" w:history="1">
+              <w:r>
+                <w:rPr>
+                  <w:rStyle w:val="Hyperlink"/>
+                  <w:sz w:val="24"/>
+                  <w:szCs w:val="24"/>
+                </w:rPr>
+                <w:t>Portfolio</w:t>
+              </w:r>
+            </w:hyperlink>
+            <w:r>
+              <w:rPr>
+                <w:sz w:val="24"/>
+                <w:szCs w:val="24"/>
+              </w:rPr>
+              <w:t> | </w:t>
+            </w:r>
+            <w:hyperlink r:id="rId6" w:tgtFrame="_blank" w:history="1">
+              <w:r>
+                <w:rPr>
+                  <w:rStyle w:val="Hyperlink"/>
+                  <w:sz w:val="24"/>
+                  <w:szCs w:val="24"/>
+                </w:rPr>
+                <w:t>LinkedIn</w:t>
+              </w:r>
+            </w:hyperlink>
+            <w:r>
+              <w:rPr>
+                <w:sz w:val="24"/>
+                <w:szCs w:val="24"/>
+              </w:rPr>
+              <w:t> | </w:t>
+            </w:r>
+            <w:hyperlink r:id="rId7" w:tgtFrame="_blank" w:history="1">
+              <w:r>
+                <w:rPr>
+                  <w:rStyle w:val="Hyperlink"/>
+                  <w:sz w:val="24"/>
+                  <w:szCs w:val="24"/>
+                </w:rPr>
+                <w:t>GitHub</w:t>
+              </w:r>
+            </w:hyperlink>
           </w:p>
         </w:tc>
         <w:tc>
@@ -87,148 +153,6 @@
               <w:right w:w="144" w:type="dxa"/>
             </w:tcMar>
           </w:tcPr>
-          <w:tbl>
-            <w:tblPr>
-              <w:tblStyle w:val="TableGrid"/>
-              <w:tblW w:w="0" w:type="auto"/>
-              <w:tblLook w:val="04A0" w:firstRow="1" w:lastRow="0" w:firstColumn="1" w:lastColumn="0" w:noHBand="0" w:noVBand="1"/>
-            </w:tblPr>
-            <w:tblGrid>
-              <w:gridCol w:w="3002"/>
-            </w:tblGrid>
-            <w:tr>
-              <w:tc>
-                <w:tcPr>
-                  <w:tcW w:w="3002" w:type="dxa"/>
-                </w:tcPr>
-                <w:p>
-                  <w:pPr>
-                    <w:pBdr>
-                      <w:top w:val="nil"/>
-                      <w:left w:val="nil"/>
-                      <w:bottom w:val="nil"/>
-                      <w:right w:val="nil"/>
-                      <w:between w:val="nil"/>
-                    </w:pBdr>
-                    <w:spacing w:line="276" w:lineRule="auto"/>
-                    <w:ind w:right="0"/>
-                    <w:rPr>
-                      <w:rFonts w:ascii="Open Sans" w:eastAsia="Open Sans" w:hAnsi="Open Sans" w:cs="Open Sans"/>
-                      <w:b/>
-                      <w:color w:val="000000"/>
-                    </w:rPr>
-                  </w:pPr>
-                  <w:r>
-                    <w:rPr>
-                      <w:rFonts w:ascii="Open Sans" w:eastAsia="Open Sans" w:hAnsi="Open Sans" w:cs="Open Sans"/>
-                      <w:b/>
-                      <w:color w:val="000000"/>
-                    </w:rPr>
-                    <w:t>+91 9310556492</w:t>
-                  </w:r>
-                </w:p>
-              </w:tc>
-            </w:tr>
-            <w:tr>
-              <w:tc>
-                <w:tcPr>
-                  <w:tcW w:w="3002" w:type="dxa"/>
-                </w:tcPr>
-                <w:p>
-                  <w:pPr>
-                    <w:pBdr>
-                      <w:top w:val="nil"/>
-                      <w:left w:val="nil"/>
-                      <w:bottom w:val="nil"/>
-                      <w:right w:val="nil"/>
-                      <w:between w:val="nil"/>
-                    </w:pBdr>
-                    <w:spacing w:line="276" w:lineRule="auto"/>
-                    <w:ind w:right="0"/>
-                    <w:rPr>
-                      <w:rFonts w:ascii="Open Sans" w:eastAsia="Open Sans" w:hAnsi="Open Sans" w:cs="Open Sans"/>
-                      <w:b/>
-                      <w:color w:val="000000"/>
-                    </w:rPr>
-                  </w:pPr>
-                  <w:r>
-                    <w:rPr>
-                      <w:rFonts w:ascii="Open Sans" w:eastAsia="Open Sans" w:hAnsi="Open Sans" w:cs="Open Sans"/>
-                      <w:b/>
-                      <w:color w:val="000000"/>
-                    </w:rPr>
-                    <w:t>gauravkarakoti.netlify.app</w:t>
-                  </w:r>
-                </w:p>
-              </w:tc>
-            </w:tr>
-            <w:tr>
-              <w:tc>
-                <w:tcPr>
-                  <w:tcW w:w="3002" w:type="dxa"/>
-                </w:tcPr>
-                <w:p>
-                  <w:pPr>
-                    <w:pBdr>
-                      <w:top w:val="nil"/>
-                      <w:left w:val="nil"/>
-                      <w:bottom w:val="nil"/>
-                      <w:right w:val="nil"/>
-                      <w:between w:val="nil"/>
-                    </w:pBdr>
-                    <w:spacing w:line="276" w:lineRule="auto"/>
-                    <w:ind w:right="0"/>
-                    <w:rPr>
-                      <w:rFonts w:ascii="Open Sans" w:eastAsia="Open Sans" w:hAnsi="Open Sans" w:cs="Open Sans"/>
-                      <w:b/>
-                      <w:color w:val="000000"/>
-                    </w:rPr>
-                  </w:pPr>
-                  <w:r>
-                    <w:rPr>
-                      <w:rFonts w:ascii="Open Sans" w:eastAsia="Open Sans" w:hAnsi="Open Sans" w:cs="Open Sans"/>
-                      <w:b/>
-                      <w:color w:val="000000"/>
-                    </w:rPr>
-                    <w:t>linkedin.com/in/gaurav-karakoti-248960302</w:t>
-                  </w:r>
-                </w:p>
-              </w:tc>
-            </w:tr>
-            <w:tr>
-              <w:tc>
-                <w:tcPr>
-                  <w:tcW w:w="3002" w:type="dxa"/>
-                </w:tcPr>
-                <w:p>
-                  <w:pPr>
-                    <w:pBdr>
-                      <w:top w:val="nil"/>
-                      <w:left w:val="nil"/>
-                      <w:bottom w:val="nil"/>
-                      <w:right w:val="nil"/>
-                      <w:between w:val="nil"/>
-                    </w:pBdr>
-                    <w:spacing w:line="276" w:lineRule="auto"/>
-                    <w:ind w:right="0"/>
-                    <w:rPr>
-                      <w:rFonts w:ascii="Open Sans" w:eastAsia="Open Sans" w:hAnsi="Open Sans" w:cs="Open Sans"/>
-                      <w:b/>
-                      <w:color w:val="000000"/>
-                    </w:rPr>
-                  </w:pPr>
-                  <w:r>
-                    <w:rPr>
-                      <w:rFonts w:ascii="Open Sans" w:eastAsia="Open Sans" w:hAnsi="Open Sans" w:cs="Open Sans"/>
-                      <w:b/>
-                      <w:color w:val="000000"/>
-                    </w:rPr>
-                    <w:t>github.com/GauravKarakoti</w:t>
-                  </w:r>
-                </w:p>
-              </w:tc>
-            </w:tr>
-          </w:tbl>
           <w:p>
             <w:pPr>
               <w:pBdr>
@@ -280,94 +204,50 @@
                 <w:between w:val="nil"/>
               </w:pBdr>
               <w:rPr>
+                <w:rFonts w:ascii="Artifakt Element Black" w:hAnsi="Artifakt Element Black"/>
+                <w:b w:val="0"/>
                 <w:bCs/>
-                <w:lang w:val="en-US"/>
+                <w:color w:val="000000" w:themeColor="text1"/>
               </w:rPr>
             </w:pPr>
             <w:r>
               <w:rPr>
+                <w:rFonts w:ascii="Artifakt Element Black" w:hAnsi="Artifakt Element Black"/>
+                <w:b w:val="0"/>
                 <w:bCs/>
-                <w:lang w:val="en-US"/>
-              </w:rPr>
-              <w:t>Key Highlights</w:t>
-            </w:r>
-          </w:p>
-          <w:p>
-            <w:pPr>
-              <w:rPr>
-                <w:lang w:val="en-US"/>
-              </w:rPr>
-            </w:pPr>
-            <w:r>
-              <w:rPr>
-                <w:lang w:val="en-US"/>
-              </w:rPr>
-              <w:t>- 5+ Projects showcasing technical proficiency and innovation.</w:t>
-            </w:r>
-          </w:p>
-          <w:p>
-            <w:pPr>
-              <w:rPr>
-                <w:lang w:val="en-US"/>
-              </w:rPr>
-            </w:pPr>
-            <w:r>
-              <w:rPr>
-                <w:lang w:val="en-US"/>
-              </w:rPr>
-              <w:t>- 100% Self-Made Virtual Assistant to automate systems (JARVIS).</w:t>
-            </w:r>
-          </w:p>
-          <w:p>
-            <w:pPr>
-              <w:rPr>
-                <w:lang w:val="en-US"/>
-              </w:rPr>
-            </w:pPr>
-            <w:r>
-              <w:rPr>
-                <w:lang w:val="en-US"/>
-              </w:rPr>
-              <w:t>- Developed solutions impacting 20+ domains (Cyber Awareness, Finance, Law, Stocks).</w:t>
-            </w:r>
-          </w:p>
-          <w:p>
-            <w:pPr>
-              <w:rPr>
-                <w:lang w:val="en-US"/>
-              </w:rPr>
-            </w:pPr>
-            <w:r>
-              <w:rPr>
-                <w:lang w:val="en-US"/>
-              </w:rPr>
-              <w:t>- Expertise in 6+ Coding Languages including Python, JavaScript, and MongoDB.</w:t>
-            </w:r>
-          </w:p>
-          <w:p>
-            <w:pPr>
-              <w:rPr>
-                <w:lang w:val="en-US"/>
-              </w:rPr>
-            </w:pPr>
-            <w:r>
-              <w:rPr>
-                <w:lang w:val="en-US"/>
-              </w:rPr>
-              <w:t>- Certifications: Hands-on expertise in Machine Learning and Blockchain.</w:t>
-            </w:r>
-          </w:p>
-          <w:p>
-            <w:pPr>
-              <w:rPr>
-                <w:lang w:val="en-US"/>
-              </w:rPr>
-            </w:pPr>
-            <w:r>
-              <w:rPr>
-                <w:lang w:val="en-US"/>
-              </w:rPr>
-              <w:t>- Influential Communicator: Regularly led project demonstrations and technical discussions.</w:t>
+                <w:color w:val="000000" w:themeColor="text1"/>
+              </w:rPr>
+              <w:t xml:space="preserve">Innovative Computer Science student and self-driven developer with 5+ projects demonstrating expertise in AI, automation, and full-stack development. </w:t>
+            </w:r>
+            <w:r>
+              <w:rPr>
+                <w:rFonts w:ascii="Artifakt Element Black" w:hAnsi="Artifakt Element Black"/>
+                <w:b w:val="0"/>
+                <w:bCs/>
+                <w:color w:val="000000" w:themeColor="text1"/>
+              </w:rPr>
+              <w:br/>
+              <w:t xml:space="preserve">Passionate about leveraging tools like Python, Machine Learning, and Blockchain to solve real-world challenges across cybersecurity, finance, and legal tech. </w:t>
+            </w:r>
+            <w:r>
+              <w:rPr>
+                <w:rFonts w:ascii="Artifakt Element Black" w:hAnsi="Artifakt Element Black"/>
+                <w:b w:val="0"/>
+                <w:bCs/>
+                <w:color w:val="000000" w:themeColor="text1"/>
+              </w:rPr>
+              <w:br/>
+              <w:t xml:space="preserve">Proven leader in tech communities, adept at mentoring peers and driving impactful collaborations. </w:t>
+            </w:r>
+            <w:r>
+              <w:rPr>
+                <w:rFonts w:ascii="Artifakt Element Black" w:hAnsi="Artifakt Element Black"/>
+                <w:b w:val="0"/>
+                <w:bCs/>
+                <w:color w:val="000000" w:themeColor="text1"/>
+              </w:rPr>
+              <w:br/>
+              <w:t>Committed to delivering scalable solutions with an 80%+ success rate and eager to contribute technical excellence to forward-thinking teams.</w:t>
             </w:r>
           </w:p>
           <w:p>
@@ -406,7 +286,15 @@
             <w:bookmarkStart w:id="1" w:name="_6wymnhinx9q5" w:colFirst="0" w:colLast="0"/>
             <w:bookmarkEnd w:id="1"/>
             <w:r>
-              <w:t>Mayur Public School , IP Extension</w:t>
+              <w:t xml:space="preserve">Mayur Public </w:t>
+            </w:r>
+            <w:proofErr w:type="gramStart"/>
+            <w:r>
+              <w:t>School ,</w:t>
+            </w:r>
+            <w:proofErr w:type="gramEnd"/>
+            <w:r>
+              <w:t xml:space="preserve"> IP Extension</w:t>
             </w:r>
             <w:r>
               <w:rPr>
@@ -450,7 +338,15 @@
             <w:bookmarkStart w:id="3" w:name="_czfiadnsgnzp" w:colFirst="0" w:colLast="0"/>
             <w:bookmarkEnd w:id="3"/>
             <w:r>
-              <w:t>Bharati Vidyapeeth’s College of Engineering , Paschim Vihar</w:t>
+              <w:t xml:space="preserve">Bharati Vidyapeeth’s College of </w:t>
+            </w:r>
+            <w:proofErr w:type="gramStart"/>
+            <w:r>
+              <w:t>Engineering ,</w:t>
+            </w:r>
+            <w:proofErr w:type="gramEnd"/>
+            <w:r>
+              <w:t xml:space="preserve"> Paschim Vihar</w:t>
             </w:r>
             <w:r>
               <w:rPr>
@@ -473,7 +369,13 @@
             <w:bookmarkStart w:id="4" w:name="_miiyt1y6sl7g" w:colFirst="0" w:colLast="0"/>
             <w:bookmarkEnd w:id="4"/>
             <w:r>
-              <w:t>September 2024 - Present</w:t>
+              <w:t xml:space="preserve">September 2024 </w:t>
+            </w:r>
+            <w:r>
+              <w:t>–</w:t>
+            </w:r>
+            <w:r>
+              <w:t xml:space="preserve"> Present</w:t>
             </w:r>
           </w:p>
           <w:p>
@@ -487,19 +389,20 @@
                 <w:between w:val="nil"/>
               </w:pBdr>
               <w:rPr>
-                <w:sz w:val="20"/>
-                <w:szCs w:val="20"/>
+                <w:lang w:val="en-US"/>
               </w:rPr>
             </w:pPr>
-            <w:bookmarkStart w:id="5" w:name="_jhv78pp9wtzd" w:colFirst="0" w:colLast="0"/>
-            <w:bookmarkEnd w:id="5"/>
-            <w:r>
-              <w:t>PROJECTS</w:t>
+            <w:r>
+              <w:rPr>
+                <w:bCs/>
+                <w:lang w:val="en-US"/>
+              </w:rPr>
+              <w:t>EXPERIENCE</w:t>
             </w:r>
           </w:p>
           <w:p>
             <w:pPr>
-              <w:pStyle w:val="Heading2"/>
+              <w:pStyle w:val="Heading3"/>
               <w:pBdr>
                 <w:top w:val="nil"/>
                 <w:left w:val="nil"/>
@@ -508,18 +411,172 @@
                 <w:between w:val="nil"/>
               </w:pBdr>
               <w:rPr>
+                <w:rFonts w:ascii="Merriweather" w:eastAsia="Merriweather" w:hAnsi="Merriweather" w:cs="Merriweather"/>
+                <w:b/>
+                <w:bCs/>
+                <w:color w:val="000000"/>
+                <w:sz w:val="22"/>
+                <w:szCs w:val="22"/>
+              </w:rPr>
+            </w:pPr>
+            <w:r>
+              <w:rPr>
+                <w:rFonts w:ascii="Merriweather" w:eastAsia="Merriweather" w:hAnsi="Merriweather" w:cs="Merriweather"/>
+                <w:b/>
+                <w:bCs/>
+                <w:color w:val="000000"/>
+                <w:sz w:val="22"/>
+                <w:szCs w:val="22"/>
+              </w:rPr>
+              <w:t xml:space="preserve">Community Leader, </w:t>
+            </w:r>
+            <w:proofErr w:type="spellStart"/>
+            <w:r>
+              <w:rPr>
+                <w:rFonts w:ascii="Merriweather" w:eastAsia="Merriweather" w:hAnsi="Merriweather" w:cs="Merriweather"/>
+                <w:b/>
+                <w:bCs/>
+                <w:color w:val="000000"/>
+                <w:sz w:val="22"/>
+                <w:szCs w:val="22"/>
+              </w:rPr>
+              <w:t>Devdisplay</w:t>
+            </w:r>
+            <w:proofErr w:type="spellEnd"/>
+          </w:p>
+          <w:p>
+            <w:pPr>
+              <w:numPr>
+                <w:ilvl w:val="0"/>
+                <w:numId w:val="13"/>
+              </w:numPr>
+              <w:rPr>
+                <w:lang w:val="en-US"/>
+              </w:rPr>
+            </w:pPr>
+            <w:r>
+              <w:rPr>
+                <w:lang w:val="en-US"/>
+              </w:rPr>
+              <w:t>Spearheaded technical community engagement, organizing workshops and hackathons to foster collaboration among 200+ developers.</w:t>
+            </w:r>
+          </w:p>
+          <w:p>
+            <w:pPr>
+              <w:numPr>
+                <w:ilvl w:val="0"/>
+                <w:numId w:val="13"/>
+              </w:numPr>
+              <w:rPr>
+                <w:lang w:val="en-US"/>
+              </w:rPr>
+            </w:pPr>
+            <w:r>
+              <w:rPr>
+                <w:lang w:val="en-US"/>
+              </w:rPr>
+              <w:t>Mentored junior members in project development and open-source contributions.</w:t>
+            </w:r>
+          </w:p>
+          <w:p>
+            <w:pPr>
+              <w:rPr>
+                <w:b/>
+                <w:bCs/>
+                <w:color w:val="000000"/>
+                <w:sz w:val="22"/>
+                <w:szCs w:val="22"/>
+              </w:rPr>
+            </w:pPr>
+            <w:r>
+              <w:rPr>
+                <w:b/>
+                <w:bCs/>
+                <w:color w:val="000000"/>
+                <w:sz w:val="22"/>
+                <w:szCs w:val="22"/>
+              </w:rPr>
+              <w:t xml:space="preserve">Public Relations &amp; Outreach Specialist, </w:t>
+            </w:r>
+            <w:proofErr w:type="spellStart"/>
+            <w:r>
+              <w:rPr>
+                <w:b/>
+                <w:bCs/>
+                <w:color w:val="000000"/>
+                <w:sz w:val="22"/>
+                <w:szCs w:val="22"/>
+              </w:rPr>
+              <w:t>TechLeads</w:t>
+            </w:r>
+            <w:proofErr w:type="spellEnd"/>
+          </w:p>
+          <w:p>
+            <w:pPr>
+              <w:numPr>
+                <w:ilvl w:val="0"/>
+                <w:numId w:val="14"/>
+              </w:numPr>
+              <w:rPr>
+                <w:lang w:val="en-US"/>
+              </w:rPr>
+            </w:pPr>
+            <w:r>
+              <w:rPr>
+                <w:lang w:val="en-US"/>
+              </w:rPr>
+              <w:t>Managed external communications and partnerships, increasing community participation by 40%.</w:t>
+            </w:r>
+          </w:p>
+          <w:p>
+            <w:pPr>
+              <w:numPr>
+                <w:ilvl w:val="0"/>
+                <w:numId w:val="14"/>
+              </w:numPr>
+              <w:rPr>
+                <w:lang w:val="en-US"/>
+              </w:rPr>
+            </w:pPr>
+            <w:r>
+              <w:rPr>
+                <w:lang w:val="en-US"/>
+              </w:rPr>
+              <w:t>Led social media campaigns to promote technical events and initiatives.</w:t>
+            </w:r>
+          </w:p>
+          <w:p>
+            <w:pPr>
+              <w:pStyle w:val="Heading1"/>
+              <w:pBdr>
+                <w:top w:val="nil"/>
+                <w:left w:val="nil"/>
+                <w:bottom w:val="nil"/>
+                <w:right w:val="nil"/>
+                <w:between w:val="nil"/>
+              </w:pBdr>
+            </w:pPr>
+            <w:bookmarkStart w:id="5" w:name="_jhv78pp9wtzd" w:colFirst="0" w:colLast="0"/>
+            <w:bookmarkEnd w:id="5"/>
+          </w:p>
+          <w:p>
+            <w:pPr>
+              <w:pStyle w:val="Heading1"/>
+              <w:pBdr>
+                <w:top w:val="nil"/>
+                <w:left w:val="nil"/>
+                <w:bottom w:val="nil"/>
+                <w:right w:val="nil"/>
+                <w:between w:val="nil"/>
+              </w:pBdr>
+              <w:rPr>
                 <w:sz w:val="20"/>
                 <w:szCs w:val="20"/>
               </w:rPr>
             </w:pPr>
-            <w:bookmarkStart w:id="6" w:name="_vm051rmyhoww" w:colFirst="0" w:colLast="0"/>
-            <w:bookmarkEnd w:id="6"/>
-            <w:r>
-              <w:rPr>
-                <w:sz w:val="20"/>
-                <w:szCs w:val="20"/>
-              </w:rPr>
-              <w:t>Jarvis</w:t>
+            <w:r>
+              <w:lastRenderedPageBreak/>
+              <w:t>PROJECTS</w:t>
             </w:r>
           </w:p>
           <w:p>
@@ -532,18 +589,80 @@
                 <w:between w:val="nil"/>
               </w:pBdr>
               <w:rPr>
-                <w:sz w:val="16"/>
-                <w:szCs w:val="16"/>
-                <w:lang w:val="en-US"/>
+                <w:b/>
+                <w:bCs/>
+                <w:color w:val="000000"/>
+                <w:sz w:val="20"/>
+                <w:szCs w:val="20"/>
               </w:rPr>
             </w:pPr>
-            <w:r>
-              <w:rPr>
-                <w:sz w:val="16"/>
-                <w:szCs w:val="16"/>
-                <w:lang w:val="en-US"/>
-              </w:rPr>
-              <w:t>Virtual Desktop Assistant automating system tasks. Used as a foundation for subsequent projects including Bail Reckoner and Stock-A-Chance.</w:t>
+            <w:bookmarkStart w:id="6" w:name="_vm051rmyhoww" w:colFirst="0" w:colLast="0"/>
+            <w:bookmarkEnd w:id="6"/>
+            <w:r>
+              <w:rPr>
+                <w:b/>
+                <w:bCs/>
+                <w:color w:val="000000"/>
+                <w:sz w:val="20"/>
+                <w:szCs w:val="20"/>
+              </w:rPr>
+              <w:t>JARVIS: AI-Powered Virtual Assistant</w:t>
+            </w:r>
+          </w:p>
+          <w:p>
+            <w:pPr>
+              <w:numPr>
+                <w:ilvl w:val="0"/>
+                <w:numId w:val="7"/>
+              </w:numPr>
+              <w:pBdr>
+                <w:top w:val="nil"/>
+                <w:left w:val="nil"/>
+                <w:bottom w:val="nil"/>
+                <w:right w:val="nil"/>
+                <w:between w:val="nil"/>
+              </w:pBdr>
+              <w:rPr>
+                <w:lang w:val="en-US"/>
+              </w:rPr>
+            </w:pPr>
+            <w:r>
+              <w:rPr>
+                <w:lang w:val="en-US"/>
+              </w:rPr>
+              <w:t>Developed a self-made desktop assistant to automate tasks (file management, reminders, system controls).</w:t>
+            </w:r>
+          </w:p>
+          <w:p>
+            <w:pPr>
+              <w:numPr>
+                <w:ilvl w:val="0"/>
+                <w:numId w:val="7"/>
+              </w:numPr>
+              <w:pBdr>
+                <w:top w:val="nil"/>
+                <w:left w:val="nil"/>
+                <w:bottom w:val="nil"/>
+                <w:right w:val="nil"/>
+                <w:between w:val="nil"/>
+              </w:pBdr>
+              <w:rPr>
+                <w:lang w:val="en-US"/>
+              </w:rPr>
+            </w:pPr>
+            <w:r>
+              <w:rPr>
+                <w:lang w:val="en-US"/>
+              </w:rPr>
+              <w:t>Served as the foundation for 5+ domain-specific tools (e.g., legal, finance). </w:t>
+            </w:r>
+            <w:r>
+              <w:rPr>
+                <w:i/>
+                <w:iCs/>
+                <w:lang w:val="en-US"/>
+              </w:rPr>
+              <w:t>Tools: Python.</w:t>
             </w:r>
           </w:p>
           <w:p>
@@ -552,20 +671,38 @@
               <w:rPr>
                 <w:sz w:val="20"/>
                 <w:szCs w:val="20"/>
+                <w:lang w:val="en-US"/>
               </w:rPr>
             </w:pPr>
             <w:bookmarkStart w:id="7" w:name="_a78swl6lclpi" w:colFirst="0" w:colLast="0"/>
             <w:bookmarkEnd w:id="7"/>
-            <w:r>
-              <w:rPr>
+            <w:proofErr w:type="spellStart"/>
+            <w:r>
+              <w:rPr>
+                <w:bCs/>
                 <w:sz w:val="20"/>
                 <w:szCs w:val="20"/>
-              </w:rPr>
-              <w:t>Cyber Awareness Fishy Mail Sender</w:t>
+                <w:lang w:val="en-US"/>
+              </w:rPr>
+              <w:t>MicroLend</w:t>
+            </w:r>
+            <w:proofErr w:type="spellEnd"/>
+            <w:r>
+              <w:rPr>
+                <w:bCs/>
+                <w:sz w:val="20"/>
+                <w:szCs w:val="20"/>
+                <w:lang w:val="en-US"/>
+              </w:rPr>
+              <w:t>: AI-Driven Finance Manager</w:t>
             </w:r>
           </w:p>
           <w:p>
             <w:pPr>
+              <w:numPr>
+                <w:ilvl w:val="0"/>
+                <w:numId w:val="8"/>
+              </w:numPr>
               <w:rPr>
                 <w:sz w:val="16"/>
                 <w:szCs w:val="16"/>
@@ -578,29 +715,117 @@
                 <w:szCs w:val="16"/>
                 <w:lang w:val="en-US"/>
               </w:rPr>
-              <w:t>Engineered a simulation tool to send fake phishing emails for educational purposes. Directed recipients to a custom-built Cyber Awareness website.</w:t>
+              <w:t xml:space="preserve">Created a budget-tracking app with personalized financial advice using </w:t>
+            </w:r>
+            <w:r>
+              <w:rPr>
+                <w:sz w:val="16"/>
+                <w:szCs w:val="16"/>
+                <w:lang w:val="en-US"/>
+              </w:rPr>
+              <w:t>JAVA</w:t>
+            </w:r>
+            <w:r>
+              <w:rPr>
+                <w:sz w:val="16"/>
+                <w:szCs w:val="16"/>
+                <w:lang w:val="en-US"/>
+              </w:rPr>
+              <w:t>.</w:t>
             </w:r>
           </w:p>
           <w:p>
             <w:pPr>
-              <w:pStyle w:val="Heading2"/>
-              <w:rPr>
+              <w:numPr>
+                <w:ilvl w:val="0"/>
+                <w:numId w:val="8"/>
+              </w:numPr>
+              <w:rPr>
+                <w:sz w:val="16"/>
+                <w:szCs w:val="16"/>
+                <w:lang w:val="en-US"/>
+              </w:rPr>
+            </w:pPr>
+            <w:r>
+              <w:rPr>
+                <w:b/>
+                <w:bCs/>
+                <w:sz w:val="16"/>
+                <w:szCs w:val="16"/>
+                <w:lang w:val="en-US"/>
+              </w:rPr>
+              <w:t>R</w:t>
+            </w:r>
+            <w:r>
+              <w:rPr>
+                <w:sz w:val="16"/>
+                <w:szCs w:val="16"/>
+                <w:lang w:val="en-US"/>
+              </w:rPr>
+              <w:t>educed user financial planning time by 30%. </w:t>
+            </w:r>
+            <w:r>
+              <w:rPr>
+                <w:i/>
+                <w:iCs/>
+                <w:sz w:val="16"/>
+                <w:szCs w:val="16"/>
+                <w:lang w:val="en-US"/>
+              </w:rPr>
+              <w:t xml:space="preserve">Tools: </w:t>
+            </w:r>
+            <w:r>
+              <w:rPr>
+                <w:i/>
+                <w:iCs/>
+                <w:sz w:val="16"/>
+                <w:szCs w:val="16"/>
+                <w:lang w:val="en-US"/>
+              </w:rPr>
+              <w:t>JAVA</w:t>
+            </w:r>
+          </w:p>
+          <w:p>
+            <w:pPr>
+              <w:rPr>
+                <w:b/>
+                <w:bCs/>
+                <w:color w:val="000000"/>
                 <w:sz w:val="20"/>
                 <w:szCs w:val="20"/>
               </w:rPr>
             </w:pPr>
             <w:bookmarkStart w:id="8" w:name="_40kvfw1galcp" w:colFirst="0" w:colLast="0"/>
             <w:bookmarkEnd w:id="8"/>
-            <w:r>
-              <w:rPr>
+            <w:proofErr w:type="spellStart"/>
+            <w:r>
+              <w:rPr>
+                <w:b/>
+                <w:bCs/>
+                <w:color w:val="000000"/>
                 <w:sz w:val="20"/>
                 <w:szCs w:val="20"/>
               </w:rPr>
-              <w:t>Bail Reckoner</w:t>
+              <w:t>Omnifood</w:t>
+            </w:r>
+            <w:proofErr w:type="spellEnd"/>
+            <w:r>
+              <w:rPr>
+                <w:b/>
+                <w:bCs/>
+                <w:color w:val="000000"/>
+                <w:sz w:val="20"/>
+                <w:szCs w:val="20"/>
+              </w:rPr>
+              <w:t>: Responsive Food Delivery Website</w:t>
             </w:r>
           </w:p>
           <w:p>
             <w:pPr>
+              <w:numPr>
+                <w:ilvl w:val="0"/>
+                <w:numId w:val="9"/>
+              </w:numPr>
               <w:rPr>
                 <w:sz w:val="16"/>
                 <w:szCs w:val="16"/>
@@ -613,28 +838,36 @@
                 <w:szCs w:val="16"/>
                 <w:lang w:val="en-US"/>
               </w:rPr>
-              <w:t>Legal-oriented extension of JARVIS. Automated legal information retrieval and Bail Application generation.</w:t>
-            </w:r>
-            <w:r>
-              <w:rPr>
-                <w:sz w:val="16"/>
-                <w:szCs w:val="16"/>
-              </w:rPr>
-              <w:br/>
-            </w:r>
-            <w:r>
+              <w:t>Built a dynamic front-end platform with seamless UI/UX to showcase proficiency in modern web development.</w:t>
+            </w:r>
+          </w:p>
+          <w:p>
+            <w:pPr>
               <w:rPr>
                 <w:b/>
+                <w:bCs/>
                 <w:color w:val="000000"/>
                 <w:sz w:val="20"/>
                 <w:szCs w:val="20"/>
               </w:rPr>
-              <w:lastRenderedPageBreak/>
-              <w:t>Stock-A-Chance</w:t>
+            </w:pPr>
+            <w:r>
+              <w:rPr>
+                <w:b/>
+                <w:bCs/>
+                <w:color w:val="000000"/>
+                <w:sz w:val="20"/>
+                <w:szCs w:val="20"/>
+              </w:rPr>
+              <w:t>Weather API Service</w:t>
             </w:r>
           </w:p>
           <w:p>
             <w:pPr>
+              <w:numPr>
+                <w:ilvl w:val="0"/>
+                <w:numId w:val="10"/>
+              </w:numPr>
               <w:rPr>
                 <w:sz w:val="16"/>
                 <w:szCs w:val="16"/>
@@ -647,29 +880,101 @@
                 <w:szCs w:val="16"/>
                 <w:lang w:val="en-US"/>
               </w:rPr>
-              <w:t>Provided stock market insights and predictions using sentiment analysis.</w:t>
+              <w:t>Engineered a RESTful API to fetch and display real-time weather data for global locations.</w:t>
             </w:r>
           </w:p>
           <w:p>
             <w:pPr>
-              <w:pStyle w:val="Heading2"/>
-              <w:rPr>
+              <w:numPr>
+                <w:ilvl w:val="0"/>
+                <w:numId w:val="10"/>
+              </w:numPr>
+              <w:rPr>
+                <w:sz w:val="16"/>
+                <w:szCs w:val="16"/>
+                <w:lang w:val="en-US"/>
+              </w:rPr>
+            </w:pPr>
+            <w:r>
+              <w:rPr>
+                <w:sz w:val="16"/>
+                <w:szCs w:val="16"/>
+                <w:lang w:val="en-US"/>
+              </w:rPr>
+              <w:t>Supported 10,000+ monthly requests with 99% uptime. </w:t>
+            </w:r>
+            <w:r>
+              <w:rPr>
+                <w:i/>
+                <w:iCs/>
+                <w:sz w:val="16"/>
+                <w:szCs w:val="16"/>
+                <w:lang w:val="en-US"/>
+              </w:rPr>
+              <w:t xml:space="preserve">Tools: </w:t>
+            </w:r>
+            <w:r>
+              <w:rPr>
+                <w:i/>
+                <w:iCs/>
+                <w:sz w:val="16"/>
+                <w:szCs w:val="16"/>
+                <w:lang w:val="en-US"/>
+              </w:rPr>
+              <w:t>Node.js</w:t>
+            </w:r>
+            <w:r>
+              <w:rPr>
+                <w:i/>
+                <w:iCs/>
+                <w:sz w:val="16"/>
+                <w:szCs w:val="16"/>
+                <w:lang w:val="en-US"/>
+              </w:rPr>
+              <w:t>.</w:t>
+            </w:r>
+          </w:p>
+          <w:p>
+            <w:pPr>
+              <w:rPr>
+                <w:b/>
+                <w:bCs/>
+                <w:color w:val="000000"/>
                 <w:sz w:val="20"/>
                 <w:szCs w:val="20"/>
               </w:rPr>
             </w:pPr>
             <w:bookmarkStart w:id="9" w:name="_401obds6i1rh" w:colFirst="0" w:colLast="0"/>
             <w:bookmarkEnd w:id="9"/>
-            <w:r>
-              <w:rPr>
+            <w:proofErr w:type="spellStart"/>
+            <w:r>
+              <w:rPr>
+                <w:b/>
+                <w:bCs/>
+                <w:color w:val="000000"/>
                 <w:sz w:val="20"/>
                 <w:szCs w:val="20"/>
               </w:rPr>
-              <w:t>MicroLend</w:t>
+              <w:t>Colour</w:t>
+            </w:r>
+            <w:proofErr w:type="spellEnd"/>
+            <w:r>
+              <w:rPr>
+                <w:b/>
+                <w:bCs/>
+                <w:color w:val="000000"/>
+                <w:sz w:val="20"/>
+                <w:szCs w:val="20"/>
+              </w:rPr>
+              <w:t xml:space="preserve"> Segmentation &amp; Palette Generator</w:t>
             </w:r>
           </w:p>
           <w:p>
             <w:pPr>
+              <w:numPr>
+                <w:ilvl w:val="0"/>
+                <w:numId w:val="11"/>
+              </w:numPr>
               <w:rPr>
                 <w:sz w:val="16"/>
                 <w:szCs w:val="16"/>
@@ -682,27 +987,15 @@
                 <w:szCs w:val="16"/>
                 <w:lang w:val="en-US"/>
               </w:rPr>
-              <w:t>Finance management app to track budgets, expenses, and loans. Recommended tailored financial advice.</w:t>
+              <w:t>Designed a tool to segment images/videos by color and generate HEX/RGB palettes using computer vision.</w:t>
             </w:r>
           </w:p>
           <w:p>
             <w:pPr>
-              <w:pStyle w:val="Heading2"/>
-              <w:rPr>
-                <w:sz w:val="20"/>
-                <w:szCs w:val="20"/>
-              </w:rPr>
-            </w:pPr>
-            <w:r>
-              <w:rPr>
-                <w:sz w:val="20"/>
-                <w:szCs w:val="20"/>
-              </w:rPr>
-              <w:t>Weather API Service</w:t>
-            </w:r>
-          </w:p>
-          <w:p>
-            <w:pPr>
+              <w:numPr>
+                <w:ilvl w:val="0"/>
+                <w:numId w:val="11"/>
+              </w:numPr>
               <w:rPr>
                 <w:sz w:val="16"/>
                 <w:szCs w:val="16"/>
@@ -715,83 +1008,52 @@
                 <w:szCs w:val="16"/>
                 <w:lang w:val="en-US"/>
               </w:rPr>
-              <w:t>Web service providing real-time weather updates.</w:t>
-            </w:r>
-          </w:p>
-          <w:p>
-            <w:pPr>
-              <w:pStyle w:val="Heading2"/>
-              <w:rPr>
-                <w:sz w:val="20"/>
-                <w:szCs w:val="20"/>
-              </w:rPr>
-            </w:pPr>
-            <w:r>
-              <w:rPr>
-                <w:sz w:val="20"/>
-                <w:szCs w:val="20"/>
-              </w:rPr>
-              <w:t>Simon-Says-Game</w:t>
-            </w:r>
-          </w:p>
-          <w:p>
-            <w:pPr>
+              <w:t xml:space="preserve">Deployed as a </w:t>
+            </w:r>
+            <w:proofErr w:type="spellStart"/>
+            <w:r>
               <w:rPr>
                 <w:sz w:val="16"/>
                 <w:szCs w:val="16"/>
                 <w:lang w:val="en-US"/>
               </w:rPr>
-            </w:pPr>
+              <w:t>Streamlit</w:t>
+            </w:r>
+            <w:proofErr w:type="spellEnd"/>
             <w:r>
               <w:rPr>
                 <w:sz w:val="16"/>
                 <w:szCs w:val="16"/>
                 <w:lang w:val="en-US"/>
               </w:rPr>
-              <w:t>Interactive memory-based web game improving user engagement skills.</w:t>
-            </w:r>
-          </w:p>
-          <w:p>
-            <w:pPr>
-              <w:pStyle w:val="Heading2"/>
-              <w:rPr>
-                <w:sz w:val="20"/>
-                <w:szCs w:val="20"/>
-              </w:rPr>
-            </w:pPr>
-            <w:r>
-              <w:rPr>
-                <w:sz w:val="20"/>
-                <w:szCs w:val="20"/>
-              </w:rPr>
-              <w:t>Omnifood</w:t>
-            </w:r>
-            <w:r>
-              <w:rPr>
-                <w:sz w:val="20"/>
-                <w:szCs w:val="20"/>
-              </w:rPr>
-              <w:t xml:space="preserve"> Website</w:t>
-            </w:r>
-          </w:p>
-          <w:p>
-            <w:pPr>
-              <w:rPr>
+              <w:t xml:space="preserve"> app with active users. </w:t>
+            </w:r>
+            <w:r>
+              <w:rPr>
+                <w:i/>
+                <w:iCs/>
                 <w:sz w:val="16"/>
                 <w:szCs w:val="16"/>
                 <w:lang w:val="en-US"/>
               </w:rPr>
-            </w:pPr>
-            <w:r>
-              <w:rPr>
+              <w:t xml:space="preserve">Tools: Python, OpenCV, </w:t>
+            </w:r>
+            <w:proofErr w:type="spellStart"/>
+            <w:r>
+              <w:rPr>
+                <w:i/>
+                <w:iCs/>
                 <w:sz w:val="16"/>
                 <w:szCs w:val="16"/>
                 <w:lang w:val="en-US"/>
               </w:rPr>
-              <w:t>An advanced Html, CSS and JS website to showcase proficiency in the same field</w:t>
-            </w:r>
-            <w:r>
-              <w:rPr>
+              <w:t>Streamlit</w:t>
+            </w:r>
+            <w:proofErr w:type="spellEnd"/>
+            <w:r>
+              <w:rPr>
+                <w:i/>
+                <w:iCs/>
                 <w:sz w:val="16"/>
                 <w:szCs w:val="16"/>
                 <w:lang w:val="en-US"/>
@@ -815,13 +1077,6 @@
                 <w:szCs w:val="16"/>
               </w:rPr>
             </w:pPr>
-            <w:r>
-              <w:rPr>
-                <w:sz w:val="16"/>
-                <w:szCs w:val="16"/>
-              </w:rPr>
-              <w:br/>
-            </w:r>
           </w:p>
         </w:tc>
         <w:tc>
@@ -843,6 +1098,7 @@
           </w:tcPr>
           <w:p>
             <w:pPr>
+              <w:pStyle w:val="Heading1"/>
               <w:pBdr>
                 <w:top w:val="nil"/>
                 <w:left w:val="nil"/>
@@ -850,15 +1106,13 @@
                 <w:right w:val="nil"/>
                 <w:between w:val="nil"/>
               </w:pBdr>
-              <w:spacing w:before="320"/>
-              <w:rPr>
-                <w:rFonts w:ascii="Open Sans" w:eastAsia="Open Sans" w:hAnsi="Open Sans" w:cs="Open Sans"/>
-                <w:b/>
-                <w:color w:val="2079C7"/>
-              </w:rPr>
             </w:pPr>
             <w:bookmarkStart w:id="10" w:name="_ca0awj8022e2" w:colFirst="0" w:colLast="0"/>
             <w:bookmarkEnd w:id="10"/>
+            <w:r>
+              <w:lastRenderedPageBreak/>
+              <w:t>SKILLS</w:t>
+            </w:r>
           </w:p>
           <w:p>
             <w:pPr>
@@ -869,125 +1123,6 @@
                 <w:right w:val="nil"/>
                 <w:between w:val="nil"/>
               </w:pBdr>
-              <w:spacing w:before="320"/>
-            </w:pPr>
-            <w:r>
-              <w:rPr>
-                <w:rFonts w:ascii="Open Sans" w:eastAsia="Open Sans" w:hAnsi="Open Sans" w:cs="Open Sans"/>
-                <w:b/>
-                <w:color w:val="2079C7"/>
-              </w:rPr>
-              <w:t>Strengths and Personal Traits</w:t>
-            </w:r>
-          </w:p>
-          <w:p>
-            <w:pPr>
-              <w:pBdr>
-                <w:top w:val="nil"/>
-                <w:left w:val="nil"/>
-                <w:bottom w:val="nil"/>
-                <w:right w:val="nil"/>
-                <w:between w:val="nil"/>
-              </w:pBdr>
-              <w:spacing w:before="320"/>
-              <w:rPr>
-                <w:lang w:val="en-US"/>
-              </w:rPr>
-            </w:pPr>
-            <w:r>
-              <w:rPr>
-                <w:lang w:val="en-US"/>
-              </w:rPr>
-              <w:t>- Productive under pressure and goal-oriented.</w:t>
-            </w:r>
-          </w:p>
-          <w:p>
-            <w:pPr>
-              <w:pBdr>
-                <w:top w:val="nil"/>
-                <w:left w:val="nil"/>
-                <w:bottom w:val="nil"/>
-                <w:right w:val="nil"/>
-                <w:between w:val="nil"/>
-              </w:pBdr>
-              <w:spacing w:before="320"/>
-              <w:rPr>
-                <w:lang w:val="en-US"/>
-              </w:rPr>
-            </w:pPr>
-            <w:r>
-              <w:rPr>
-                <w:lang w:val="en-US"/>
-              </w:rPr>
-              <w:t>- Exceptional public speaking and story-telling skills.</w:t>
-            </w:r>
-          </w:p>
-          <w:p>
-            <w:pPr>
-              <w:pBdr>
-                <w:top w:val="nil"/>
-                <w:left w:val="nil"/>
-                <w:bottom w:val="nil"/>
-                <w:right w:val="nil"/>
-                <w:between w:val="nil"/>
-              </w:pBdr>
-              <w:spacing w:before="320"/>
-              <w:rPr>
-                <w:lang w:val="en-US"/>
-              </w:rPr>
-            </w:pPr>
-            <w:r>
-              <w:rPr>
-                <w:lang w:val="en-US"/>
-              </w:rPr>
-              <w:t>- Patient and diligent in complex problem-solving scenarios.</w:t>
-            </w:r>
-          </w:p>
-          <w:p>
-            <w:pPr>
-              <w:pBdr>
-                <w:top w:val="nil"/>
-                <w:left w:val="nil"/>
-                <w:bottom w:val="nil"/>
-                <w:right w:val="nil"/>
-                <w:between w:val="nil"/>
-              </w:pBdr>
-              <w:spacing w:before="320"/>
-              <w:rPr>
-                <w:lang w:val="en-US"/>
-              </w:rPr>
-            </w:pPr>
-            <w:r>
-              <w:rPr>
-                <w:lang w:val="en-US"/>
-              </w:rPr>
-              <w:t>- Strong interpersonal and communication skills.</w:t>
-            </w:r>
-          </w:p>
-          <w:p>
-            <w:pPr>
-              <w:pStyle w:val="Heading1"/>
-              <w:pBdr>
-                <w:top w:val="nil"/>
-                <w:left w:val="nil"/>
-                <w:bottom w:val="nil"/>
-                <w:right w:val="nil"/>
-                <w:between w:val="nil"/>
-              </w:pBdr>
-            </w:pPr>
-            <w:r>
-              <w:t>SKILLS</w:t>
-            </w:r>
-          </w:p>
-          <w:p>
-            <w:pPr>
-              <w:pBdr>
-                <w:top w:val="nil"/>
-                <w:left w:val="nil"/>
-                <w:bottom w:val="nil"/>
-                <w:right w:val="nil"/>
-                <w:between w:val="nil"/>
-              </w:pBdr>
               <w:rPr>
                 <w:lang w:val="en-US"/>
               </w:rPr>
@@ -1026,6 +1161,20 @@
               </w:rPr>
               <w:t>, Data Visualization</w:t>
             </w:r>
+            <w:r>
+              <w:rPr>
+                <w:lang w:val="en-US"/>
+              </w:rPr>
+              <w:t xml:space="preserve">, Test Cases, Neural Networks, </w:t>
+            </w:r>
+            <w:proofErr w:type="spellStart"/>
+            <w:r>
+              <w:rPr>
+                <w:lang w:val="en-US"/>
+              </w:rPr>
+              <w:t>CyberSecurity</w:t>
+            </w:r>
+            <w:proofErr w:type="spellEnd"/>
             <w:r>
               <w:rPr>
                 <w:lang w:val="en-US"/>
@@ -1083,6 +1232,12 @@
               <w:rPr>
                 <w:lang w:val="en-US"/>
               </w:rPr>
+              <w:t>, Generative AI</w:t>
+            </w:r>
+            <w:r>
+              <w:rPr>
+                <w:lang w:val="en-US"/>
+              </w:rPr>
               <w:t>.</w:t>
             </w:r>
           </w:p>
@@ -1130,13 +1285,45 @@
               <w:rPr>
                 <w:lang w:val="en-US"/>
               </w:rPr>
-              <w:t>, Github</w:t>
-            </w:r>
-            <w:r>
-              <w:rPr>
-                <w:lang w:val="en-US"/>
-              </w:rPr>
-              <w:t>, AI.</w:t>
+              <w:t xml:space="preserve">, </w:t>
+            </w:r>
+            <w:proofErr w:type="spellStart"/>
+            <w:r>
+              <w:rPr>
+                <w:lang w:val="en-US"/>
+              </w:rPr>
+              <w:t>Github</w:t>
+            </w:r>
+            <w:proofErr w:type="spellEnd"/>
+            <w:r>
+              <w:rPr>
+                <w:lang w:val="en-US"/>
+              </w:rPr>
+              <w:t>, AI</w:t>
+            </w:r>
+            <w:r>
+              <w:rPr>
+                <w:lang w:val="en-US"/>
+              </w:rPr>
+              <w:t xml:space="preserve">, </w:t>
+            </w:r>
+            <w:r>
+              <w:rPr>
+                <w:lang w:val="en-US"/>
+              </w:rPr>
+              <w:t>Source Intelligence</w:t>
+            </w:r>
+            <w:r>
+              <w:rPr>
+                <w:lang w:val="en-US"/>
+              </w:rPr>
+              <w:t>, Canva</w:t>
+            </w:r>
+            <w:r>
+              <w:rPr>
+                <w:lang w:val="en-US"/>
+              </w:rPr>
+              <w:t>.</w:t>
             </w:r>
           </w:p>
           <w:p>
@@ -1191,32 +1378,8 @@
                 <w:between w:val="nil"/>
               </w:pBdr>
             </w:pPr>
-          </w:p>
-          <w:p>
-            <w:pPr>
-              <w:pStyle w:val="Heading1"/>
-              <w:pBdr>
-                <w:top w:val="nil"/>
-                <w:left w:val="nil"/>
-                <w:bottom w:val="nil"/>
-                <w:right w:val="nil"/>
-                <w:between w:val="nil"/>
-              </w:pBdr>
-            </w:pPr>
-          </w:p>
-          <w:p>
-            <w:pPr>
-              <w:pStyle w:val="Heading1"/>
-              <w:pBdr>
-                <w:top w:val="nil"/>
-                <w:left w:val="nil"/>
-                <w:bottom w:val="nil"/>
-                <w:right w:val="nil"/>
-                <w:between w:val="nil"/>
-              </w:pBdr>
-            </w:pPr>
-            <w:r>
-              <w:t>Additional Notes</w:t>
+            <w:r>
+              <w:t>Achievements</w:t>
             </w:r>
           </w:p>
           <w:p>
@@ -1237,7 +1400,21 @@
               <w:rPr>
                 <w:lang w:val="en-US"/>
               </w:rPr>
-              <w:t>Projects consistently delivered with an 80%+ success rate.</w:t>
+              <w:t>Secured </w:t>
+            </w:r>
+            <w:r>
+              <w:rPr>
+                <w:b/>
+                <w:bCs/>
+                <w:lang w:val="en-US"/>
+              </w:rPr>
+              <w:t>8th rank</w:t>
+            </w:r>
+            <w:r>
+              <w:rPr>
+                <w:lang w:val="en-US"/>
+              </w:rPr>
+              <w:t> at Apertre2.0 as a contributor; 3 projects featured in the event.</w:t>
             </w:r>
           </w:p>
           <w:p>
@@ -1258,7 +1435,42 @@
               <w:rPr>
                 <w:lang w:val="en-US"/>
               </w:rPr>
-              <w:t>Eager to contribute innovation and technical excellence to your organization.</w:t>
+              <w:t>Delivered projects with </w:t>
+            </w:r>
+            <w:r>
+              <w:rPr>
+                <w:b/>
+                <w:bCs/>
+                <w:lang w:val="en-US"/>
+              </w:rPr>
+              <w:t>80%+ success rate</w:t>
+            </w:r>
+            <w:r>
+              <w:rPr>
+                <w:lang w:val="en-US"/>
+              </w:rPr>
+              <w:t> across domains like cybersecurity and finance.</w:t>
+            </w:r>
+          </w:p>
+          <w:p>
+            <w:pPr>
+              <w:pBdr>
+                <w:top w:val="nil"/>
+                <w:left w:val="nil"/>
+                <w:bottom w:val="nil"/>
+                <w:right w:val="nil"/>
+                <w:between w:val="nil"/>
+              </w:pBdr>
+              <w:spacing w:before="320"/>
+              <w:rPr>
+                <w:lang w:val="en-US"/>
+              </w:rPr>
+            </w:pPr>
+            <w:r>
+              <w:rPr>
+                <w:lang w:val="en-US"/>
+              </w:rPr>
+              <w:t>Recognized for exceptional public speaking and technical storytelling skills.</w:t>
             </w:r>
           </w:p>
           <w:p>
@@ -1298,8 +1510,306 @@
 </file>
 
 <file path=word/numbering.xml><?xml version="1.0" encoding="utf-8"?>
-<w:numbering xmlns:wpc="http://schemas.microsoft.com/office/word/2010/wordprocessingCanvas" xmlns:cx="http://schemas.microsoft.com/office/drawing/2014/chartex" xmlns:cx1="http://schemas.microsoft.com/office/drawing/2015/9/8/chartex" xmlns:cx2="http://schemas.microsoft.com/office/drawing/2015/10/21/chartex" xmlns:cx3="http://schemas.microsoft.com/office/drawing/2016/5/9/chartex" xmlns:cx4="http://schemas.microsoft.com/office/drawing/2016/5/10/chartex" xmlns:cx5="http://schemas.microsoft.com/office/drawing/2016/5/11/chartex" xmlns:cx6="http://schemas.microsoft.com/office/drawing/2016/5/12/chartex" xmlns:cx7="http://schemas.microsoft.com/office/drawing/2016/5/13/chartex" xmlns:cx8="http://schemas.microsoft.com/office/drawing/2016/5/14/chartex" xmlns:mc="http://schemas.openxmlformats.org/markup-compatibility/2006" xmlns:aink="http://schemas.microsoft.com/office/drawing/2016/ink" xmlns:am3d="http://schemas.microsoft.com/office/drawing/2017/model3d" xmlns:o="urn:schemas-microsoft-com:office:office" xmlns:oel="http://schemas.microsoft.com/office/2019/extlst" xmlns:r="http://schemas.openxmlformats.org/officeDocument/2006/relationships" xmlns:m="http://schemas.openxmlformats.org/officeDocument/2006/math" xmlns:v="urn:schemas-microsoft-com:vml" xmlns:wp14="http://schemas.microsoft.com/office/word/2010/wordprocessingDrawing" xmlns:wp="http://schemas.openxmlformats.org/drawingml/2006/wordprocessingDrawing" xmlns:w10="urn:schemas-microsoft-com:office:word" xmlns:w="http://schemas.openxmlformats.org/wordprocessingml/2006/main" xmlns:w14="http://schemas.microsoft.com/office/word/2010/wordml" xmlns:w15="http://schemas.microsoft.com/office/word/2012/wordml" xmlns:w16cex="http://schemas.microsoft.com/office/word/2018/wordml/cex" xmlns:w16cid="http://schemas.microsoft.com/office/word/2016/wordml/cid" xmlns:w16="http://schemas.microsoft.com/office/word/2018/wordml" xmlns:w16du="http://schemas.microsoft.com/office/word/2023/wordml/word16du" xmlns:w16sdtdh="http://schemas.microsoft.com/office/word/2020/wordml/sdtdatahash" xmlns:w16se="http://schemas.microsoft.com/office/word/2015/wordml/symex" xmlns:wpg="http://schemas.microsoft.com/office/word/2010/wordprocessingGroup" xmlns:wpi="http://schemas.microsoft.com/office/word/2010/wordprocessingInk" xmlns:wne="http://schemas.microsoft.com/office/word/2006/wordml" xmlns:wps="http://schemas.microsoft.com/office/word/2010/wordprocessingShape" mc:Ignorable="w14 w15 w16se w16cid w16 w16cex w16sdtdh w16du wp14">
+<w:numbering xmlns:wpc="http://schemas.microsoft.com/office/word/2010/wordprocessingCanvas" xmlns:cx="http://schemas.microsoft.com/office/drawing/2014/chartex" xmlns:cx1="http://schemas.microsoft.com/office/drawing/2015/9/8/chartex" xmlns:cx2="http://schemas.microsoft.com/office/drawing/2015/10/21/chartex" xmlns:cx3="http://schemas.microsoft.com/office/drawing/2016/5/9/chartex" xmlns:cx4="http://schemas.microsoft.com/office/drawing/2016/5/10/chartex" xmlns:cx5="http://schemas.microsoft.com/office/drawing/2016/5/11/chartex" xmlns:cx6="http://schemas.microsoft.com/office/drawing/2016/5/12/chartex" xmlns:cx7="http://schemas.microsoft.com/office/drawing/2016/5/13/chartex" xmlns:cx8="http://schemas.microsoft.com/office/drawing/2016/5/14/chartex" xmlns:mc="http://schemas.openxmlformats.org/markup-compatibility/2006" xmlns:aink="http://schemas.microsoft.com/office/drawing/2016/ink" xmlns:am3d="http://schemas.microsoft.com/office/drawing/2017/model3d" xmlns:o="urn:schemas-microsoft-com:office:office" xmlns:oel="http://schemas.microsoft.com/office/2019/extlst" xmlns:r="http://schemas.openxmlformats.org/officeDocument/2006/relationships" xmlns:m="http://schemas.openxmlformats.org/officeDocument/2006/math" xmlns:v="urn:schemas-microsoft-com:vml" xmlns:wp14="http://schemas.microsoft.com/office/word/2010/wordprocessingDrawing" xmlns:wp="http://schemas.openxmlformats.org/drawingml/2006/wordprocessingDrawing" xmlns:w10="urn:schemas-microsoft-com:office:word" xmlns:w="http://schemas.openxmlformats.org/wordprocessingml/2006/main" xmlns:w14="http://schemas.microsoft.com/office/word/2010/wordml" xmlns:w15="http://schemas.microsoft.com/office/word/2012/wordml" xmlns:w16cex="http://schemas.microsoft.com/office/word/2018/wordml/cex" xmlns:w16cid="http://schemas.microsoft.com/office/word/2016/wordml/cid" xmlns:w16="http://schemas.microsoft.com/office/word/2018/wordml" xmlns:w16du="http://schemas.microsoft.com/office/word/2023/wordml/word16du" xmlns:w16sdtdh="http://schemas.microsoft.com/office/word/2020/wordml/sdtdatahash" xmlns:w16sdtfl="http://schemas.microsoft.com/office/word/2024/wordml/sdtformatlock" xmlns:w16se="http://schemas.microsoft.com/office/word/2015/wordml/symex" xmlns:wpg="http://schemas.microsoft.com/office/word/2010/wordprocessingGroup" xmlns:wpi="http://schemas.microsoft.com/office/word/2010/wordprocessingInk" xmlns:wne="http://schemas.microsoft.com/office/word/2006/wordml" xmlns:wps="http://schemas.microsoft.com/office/word/2010/wordprocessingShape" mc:Ignorable="w14 w15 w16se w16cid w16 w16cex w16sdtdh w16sdtfl w16du wp14">
   <w:abstractNum w:abstractNumId="0" w15:restartNumberingAfterBreak="0">
+    <w:nsid w:val="00457BBD"/>
+    <w:multiLevelType w:val="multilevel"/>
+    <w:tmpl w:val="8C925256"/>
+    <w:lvl w:ilvl="0">
+      <w:start w:val="1"/>
+      <w:numFmt w:val="bullet"/>
+      <w:lvlText w:val=""/>
+      <w:lvlJc w:val="left"/>
+      <w:pPr>
+        <w:tabs>
+          <w:tab w:val="num" w:pos="720"/>
+        </w:tabs>
+        <w:ind w:left="720" w:hanging="360"/>
+      </w:pPr>
+      <w:rPr>
+        <w:rFonts w:ascii="Symbol" w:hAnsi="Symbol" w:hint="default"/>
+        <w:sz w:val="20"/>
+      </w:rPr>
+    </w:lvl>
+    <w:lvl w:ilvl="1" w:tentative="1">
+      <w:start w:val="1"/>
+      <w:numFmt w:val="bullet"/>
+      <w:lvlText w:val="o"/>
+      <w:lvlJc w:val="left"/>
+      <w:pPr>
+        <w:tabs>
+          <w:tab w:val="num" w:pos="1440"/>
+        </w:tabs>
+        <w:ind w:left="1440" w:hanging="360"/>
+      </w:pPr>
+      <w:rPr>
+        <w:rFonts w:ascii="Courier New" w:hAnsi="Courier New" w:hint="default"/>
+        <w:sz w:val="20"/>
+      </w:rPr>
+    </w:lvl>
+    <w:lvl w:ilvl="2" w:tentative="1">
+      <w:start w:val="1"/>
+      <w:numFmt w:val="bullet"/>
+      <w:lvlText w:val=""/>
+      <w:lvlJc w:val="left"/>
+      <w:pPr>
+        <w:tabs>
+          <w:tab w:val="num" w:pos="2160"/>
+        </w:tabs>
+        <w:ind w:left="2160" w:hanging="360"/>
+      </w:pPr>
+      <w:rPr>
+        <w:rFonts w:ascii="Wingdings" w:hAnsi="Wingdings" w:hint="default"/>
+        <w:sz w:val="20"/>
+      </w:rPr>
+    </w:lvl>
+    <w:lvl w:ilvl="3" w:tentative="1">
+      <w:start w:val="1"/>
+      <w:numFmt w:val="bullet"/>
+      <w:lvlText w:val=""/>
+      <w:lvlJc w:val="left"/>
+      <w:pPr>
+        <w:tabs>
+          <w:tab w:val="num" w:pos="2880"/>
+        </w:tabs>
+        <w:ind w:left="2880" w:hanging="360"/>
+      </w:pPr>
+      <w:rPr>
+        <w:rFonts w:ascii="Wingdings" w:hAnsi="Wingdings" w:hint="default"/>
+        <w:sz w:val="20"/>
+      </w:rPr>
+    </w:lvl>
+    <w:lvl w:ilvl="4" w:tentative="1">
+      <w:start w:val="1"/>
+      <w:numFmt w:val="bullet"/>
+      <w:lvlText w:val=""/>
+      <w:lvlJc w:val="left"/>
+      <w:pPr>
+        <w:tabs>
+          <w:tab w:val="num" w:pos="3600"/>
+        </w:tabs>
+        <w:ind w:left="3600" w:hanging="360"/>
+      </w:pPr>
+      <w:rPr>
+        <w:rFonts w:ascii="Wingdings" w:hAnsi="Wingdings" w:hint="default"/>
+        <w:sz w:val="20"/>
+      </w:rPr>
+    </w:lvl>
+    <w:lvl w:ilvl="5" w:tentative="1">
+      <w:start w:val="1"/>
+      <w:numFmt w:val="bullet"/>
+      <w:lvlText w:val=""/>
+      <w:lvlJc w:val="left"/>
+      <w:pPr>
+        <w:tabs>
+          <w:tab w:val="num" w:pos="4320"/>
+        </w:tabs>
+        <w:ind w:left="4320" w:hanging="360"/>
+      </w:pPr>
+      <w:rPr>
+        <w:rFonts w:ascii="Wingdings" w:hAnsi="Wingdings" w:hint="default"/>
+        <w:sz w:val="20"/>
+      </w:rPr>
+    </w:lvl>
+    <w:lvl w:ilvl="6" w:tentative="1">
+      <w:start w:val="1"/>
+      <w:numFmt w:val="bullet"/>
+      <w:lvlText w:val=""/>
+      <w:lvlJc w:val="left"/>
+      <w:pPr>
+        <w:tabs>
+          <w:tab w:val="num" w:pos="5040"/>
+        </w:tabs>
+        <w:ind w:left="5040" w:hanging="360"/>
+      </w:pPr>
+      <w:rPr>
+        <w:rFonts w:ascii="Wingdings" w:hAnsi="Wingdings" w:hint="default"/>
+        <w:sz w:val="20"/>
+      </w:rPr>
+    </w:lvl>
+    <w:lvl w:ilvl="7" w:tentative="1">
+      <w:start w:val="1"/>
+      <w:numFmt w:val="bullet"/>
+      <w:lvlText w:val=""/>
+      <w:lvlJc w:val="left"/>
+      <w:pPr>
+        <w:tabs>
+          <w:tab w:val="num" w:pos="5760"/>
+        </w:tabs>
+        <w:ind w:left="5760" w:hanging="360"/>
+      </w:pPr>
+      <w:rPr>
+        <w:rFonts w:ascii="Wingdings" w:hAnsi="Wingdings" w:hint="default"/>
+        <w:sz w:val="20"/>
+      </w:rPr>
+    </w:lvl>
+    <w:lvl w:ilvl="8" w:tentative="1">
+      <w:start w:val="1"/>
+      <w:numFmt w:val="bullet"/>
+      <w:lvlText w:val=""/>
+      <w:lvlJc w:val="left"/>
+      <w:pPr>
+        <w:tabs>
+          <w:tab w:val="num" w:pos="6480"/>
+        </w:tabs>
+        <w:ind w:left="6480" w:hanging="360"/>
+      </w:pPr>
+      <w:rPr>
+        <w:rFonts w:ascii="Wingdings" w:hAnsi="Wingdings" w:hint="default"/>
+        <w:sz w:val="20"/>
+      </w:rPr>
+    </w:lvl>
+  </w:abstractNum>
+  <w:abstractNum w:abstractNumId="1" w15:restartNumberingAfterBreak="0">
+    <w:nsid w:val="0CE54D1A"/>
+    <w:multiLevelType w:val="multilevel"/>
+    <w:tmpl w:val="4824EE12"/>
+    <w:lvl w:ilvl="0">
+      <w:start w:val="1"/>
+      <w:numFmt w:val="bullet"/>
+      <w:lvlText w:val=""/>
+      <w:lvlJc w:val="left"/>
+      <w:pPr>
+        <w:tabs>
+          <w:tab w:val="num" w:pos="720"/>
+        </w:tabs>
+        <w:ind w:left="720" w:hanging="360"/>
+      </w:pPr>
+      <w:rPr>
+        <w:rFonts w:ascii="Symbol" w:hAnsi="Symbol" w:hint="default"/>
+        <w:sz w:val="20"/>
+      </w:rPr>
+    </w:lvl>
+    <w:lvl w:ilvl="1" w:tentative="1">
+      <w:start w:val="1"/>
+      <w:numFmt w:val="bullet"/>
+      <w:lvlText w:val="o"/>
+      <w:lvlJc w:val="left"/>
+      <w:pPr>
+        <w:tabs>
+          <w:tab w:val="num" w:pos="1440"/>
+        </w:tabs>
+        <w:ind w:left="1440" w:hanging="360"/>
+      </w:pPr>
+      <w:rPr>
+        <w:rFonts w:ascii="Courier New" w:hAnsi="Courier New" w:hint="default"/>
+        <w:sz w:val="20"/>
+      </w:rPr>
+    </w:lvl>
+    <w:lvl w:ilvl="2" w:tentative="1">
+      <w:start w:val="1"/>
+      <w:numFmt w:val="bullet"/>
+      <w:lvlText w:val=""/>
+      <w:lvlJc w:val="left"/>
+      <w:pPr>
+        <w:tabs>
+          <w:tab w:val="num" w:pos="2160"/>
+        </w:tabs>
+        <w:ind w:left="2160" w:hanging="360"/>
+      </w:pPr>
+      <w:rPr>
+        <w:rFonts w:ascii="Wingdings" w:hAnsi="Wingdings" w:hint="default"/>
+        <w:sz w:val="20"/>
+      </w:rPr>
+    </w:lvl>
+    <w:lvl w:ilvl="3" w:tentative="1">
+      <w:start w:val="1"/>
+      <w:numFmt w:val="bullet"/>
+      <w:lvlText w:val=""/>
+      <w:lvlJc w:val="left"/>
+      <w:pPr>
+        <w:tabs>
+          <w:tab w:val="num" w:pos="2880"/>
+        </w:tabs>
+        <w:ind w:left="2880" w:hanging="360"/>
+      </w:pPr>
+      <w:rPr>
+        <w:rFonts w:ascii="Wingdings" w:hAnsi="Wingdings" w:hint="default"/>
+        <w:sz w:val="20"/>
+      </w:rPr>
+    </w:lvl>
+    <w:lvl w:ilvl="4" w:tentative="1">
+      <w:start w:val="1"/>
+      <w:numFmt w:val="bullet"/>
+      <w:lvlText w:val=""/>
+      <w:lvlJc w:val="left"/>
+      <w:pPr>
+        <w:tabs>
+          <w:tab w:val="num" w:pos="3600"/>
+        </w:tabs>
+        <w:ind w:left="3600" w:hanging="360"/>
+      </w:pPr>
+      <w:rPr>
+        <w:rFonts w:ascii="Wingdings" w:hAnsi="Wingdings" w:hint="default"/>
+        <w:sz w:val="20"/>
+      </w:rPr>
+    </w:lvl>
+    <w:lvl w:ilvl="5" w:tentative="1">
+      <w:start w:val="1"/>
+      <w:numFmt w:val="bullet"/>
+      <w:lvlText w:val=""/>
+      <w:lvlJc w:val="left"/>
+      <w:pPr>
+        <w:tabs>
+          <w:tab w:val="num" w:pos="4320"/>
+        </w:tabs>
+        <w:ind w:left="4320" w:hanging="360"/>
+      </w:pPr>
+      <w:rPr>
+        <w:rFonts w:ascii="Wingdings" w:hAnsi="Wingdings" w:hint="default"/>
+        <w:sz w:val="20"/>
+      </w:rPr>
+    </w:lvl>
+    <w:lvl w:ilvl="6" w:tentative="1">
+      <w:start w:val="1"/>
+      <w:numFmt w:val="bullet"/>
+      <w:lvlText w:val=""/>
+      <w:lvlJc w:val="left"/>
+      <w:pPr>
+        <w:tabs>
+          <w:tab w:val="num" w:pos="5040"/>
+        </w:tabs>
+        <w:ind w:left="5040" w:hanging="360"/>
+      </w:pPr>
+      <w:rPr>
+        <w:rFonts w:ascii="Wingdings" w:hAnsi="Wingdings" w:hint="default"/>
+        <w:sz w:val="20"/>
+      </w:rPr>
+    </w:lvl>
+    <w:lvl w:ilvl="7" w:tentative="1">
+      <w:start w:val="1"/>
+      <w:numFmt w:val="bullet"/>
+      <w:lvlText w:val=""/>
+      <w:lvlJc w:val="left"/>
+      <w:pPr>
+        <w:tabs>
+          <w:tab w:val="num" w:pos="5760"/>
+        </w:tabs>
+        <w:ind w:left="5760" w:hanging="360"/>
+      </w:pPr>
+      <w:rPr>
+        <w:rFonts w:ascii="Wingdings" w:hAnsi="Wingdings" w:hint="default"/>
+        <w:sz w:val="20"/>
+      </w:rPr>
+    </w:lvl>
+    <w:lvl w:ilvl="8" w:tentative="1">
+      <w:start w:val="1"/>
+      <w:numFmt w:val="bullet"/>
+      <w:lvlText w:val=""/>
+      <w:lvlJc w:val="left"/>
+      <w:pPr>
+        <w:tabs>
+          <w:tab w:val="num" w:pos="6480"/>
+        </w:tabs>
+        <w:ind w:left="6480" w:hanging="360"/>
+      </w:pPr>
+      <w:rPr>
+        <w:rFonts w:ascii="Wingdings" w:hAnsi="Wingdings" w:hint="default"/>
+        <w:sz w:val="20"/>
+      </w:rPr>
+    </w:lvl>
+  </w:abstractNum>
+  <w:abstractNum w:abstractNumId="2" w15:restartNumberingAfterBreak="0">
     <w:nsid w:val="16EF1088"/>
     <w:multiLevelType w:val="multilevel"/>
     <w:tmpl w:val="E9E6AFF8"/>
@@ -1412,7 +1922,156 @@
       </w:rPr>
     </w:lvl>
   </w:abstractNum>
-  <w:abstractNum w:abstractNumId="1" w15:restartNumberingAfterBreak="0">
+  <w:abstractNum w:abstractNumId="3" w15:restartNumberingAfterBreak="0">
+    <w:nsid w:val="1D9E6388"/>
+    <w:multiLevelType w:val="multilevel"/>
+    <w:tmpl w:val="624C99BC"/>
+    <w:lvl w:ilvl="0">
+      <w:start w:val="1"/>
+      <w:numFmt w:val="bullet"/>
+      <w:lvlText w:val=""/>
+      <w:lvlJc w:val="left"/>
+      <w:pPr>
+        <w:tabs>
+          <w:tab w:val="num" w:pos="720"/>
+        </w:tabs>
+        <w:ind w:left="720" w:hanging="360"/>
+      </w:pPr>
+      <w:rPr>
+        <w:rFonts w:ascii="Symbol" w:hAnsi="Symbol" w:hint="default"/>
+        <w:sz w:val="20"/>
+      </w:rPr>
+    </w:lvl>
+    <w:lvl w:ilvl="1" w:tentative="1">
+      <w:start w:val="1"/>
+      <w:numFmt w:val="bullet"/>
+      <w:lvlText w:val="o"/>
+      <w:lvlJc w:val="left"/>
+      <w:pPr>
+        <w:tabs>
+          <w:tab w:val="num" w:pos="1440"/>
+        </w:tabs>
+        <w:ind w:left="1440" w:hanging="360"/>
+      </w:pPr>
+      <w:rPr>
+        <w:rFonts w:ascii="Courier New" w:hAnsi="Courier New" w:hint="default"/>
+        <w:sz w:val="20"/>
+      </w:rPr>
+    </w:lvl>
+    <w:lvl w:ilvl="2" w:tentative="1">
+      <w:start w:val="1"/>
+      <w:numFmt w:val="bullet"/>
+      <w:lvlText w:val=""/>
+      <w:lvlJc w:val="left"/>
+      <w:pPr>
+        <w:tabs>
+          <w:tab w:val="num" w:pos="2160"/>
+        </w:tabs>
+        <w:ind w:left="2160" w:hanging="360"/>
+      </w:pPr>
+      <w:rPr>
+        <w:rFonts w:ascii="Wingdings" w:hAnsi="Wingdings" w:hint="default"/>
+        <w:sz w:val="20"/>
+      </w:rPr>
+    </w:lvl>
+    <w:lvl w:ilvl="3" w:tentative="1">
+      <w:start w:val="1"/>
+      <w:numFmt w:val="bullet"/>
+      <w:lvlText w:val=""/>
+      <w:lvlJc w:val="left"/>
+      <w:pPr>
+        <w:tabs>
+          <w:tab w:val="num" w:pos="2880"/>
+        </w:tabs>
+        <w:ind w:left="2880" w:hanging="360"/>
+      </w:pPr>
+      <w:rPr>
+        <w:rFonts w:ascii="Wingdings" w:hAnsi="Wingdings" w:hint="default"/>
+        <w:sz w:val="20"/>
+      </w:rPr>
+    </w:lvl>
+    <w:lvl w:ilvl="4" w:tentative="1">
+      <w:start w:val="1"/>
+      <w:numFmt w:val="bullet"/>
+      <w:lvlText w:val=""/>
+      <w:lvlJc w:val="left"/>
+      <w:pPr>
+        <w:tabs>
+          <w:tab w:val="num" w:pos="3600"/>
+        </w:tabs>
+        <w:ind w:left="3600" w:hanging="360"/>
+      </w:pPr>
+      <w:rPr>
+        <w:rFonts w:ascii="Wingdings" w:hAnsi="Wingdings" w:hint="default"/>
+        <w:sz w:val="20"/>
+      </w:rPr>
+    </w:lvl>
+    <w:lvl w:ilvl="5" w:tentative="1">
+      <w:start w:val="1"/>
+      <w:numFmt w:val="bullet"/>
+      <w:lvlText w:val=""/>
+      <w:lvlJc w:val="left"/>
+      <w:pPr>
+        <w:tabs>
+          <w:tab w:val="num" w:pos="4320"/>
+        </w:tabs>
+        <w:ind w:left="4320" w:hanging="360"/>
+      </w:pPr>
+      <w:rPr>
+        <w:rFonts w:ascii="Wingdings" w:hAnsi="Wingdings" w:hint="default"/>
+        <w:sz w:val="20"/>
+      </w:rPr>
+    </w:lvl>
+    <w:lvl w:ilvl="6" w:tentative="1">
+      <w:start w:val="1"/>
+      <w:numFmt w:val="bullet"/>
+      <w:lvlText w:val=""/>
+      <w:lvlJc w:val="left"/>
+      <w:pPr>
+        <w:tabs>
+          <w:tab w:val="num" w:pos="5040"/>
+        </w:tabs>
+        <w:ind w:left="5040" w:hanging="360"/>
+      </w:pPr>
+      <w:rPr>
+        <w:rFonts w:ascii="Wingdings" w:hAnsi="Wingdings" w:hint="default"/>
+        <w:sz w:val="20"/>
+      </w:rPr>
+    </w:lvl>
+    <w:lvl w:ilvl="7" w:tentative="1">
+      <w:start w:val="1"/>
+      <w:numFmt w:val="bullet"/>
+      <w:lvlText w:val=""/>
+      <w:lvlJc w:val="left"/>
+      <w:pPr>
+        <w:tabs>
+          <w:tab w:val="num" w:pos="5760"/>
+        </w:tabs>
+        <w:ind w:left="5760" w:hanging="360"/>
+      </w:pPr>
+      <w:rPr>
+        <w:rFonts w:ascii="Wingdings" w:hAnsi="Wingdings" w:hint="default"/>
+        <w:sz w:val="20"/>
+      </w:rPr>
+    </w:lvl>
+    <w:lvl w:ilvl="8" w:tentative="1">
+      <w:start w:val="1"/>
+      <w:numFmt w:val="bullet"/>
+      <w:lvlText w:val=""/>
+      <w:lvlJc w:val="left"/>
+      <w:pPr>
+        <w:tabs>
+          <w:tab w:val="num" w:pos="6480"/>
+        </w:tabs>
+        <w:ind w:left="6480" w:hanging="360"/>
+      </w:pPr>
+      <w:rPr>
+        <w:rFonts w:ascii="Wingdings" w:hAnsi="Wingdings" w:hint="default"/>
+        <w:sz w:val="20"/>
+      </w:rPr>
+    </w:lvl>
+  </w:abstractNum>
+  <w:abstractNum w:abstractNumId="4" w15:restartNumberingAfterBreak="0">
     <w:nsid w:val="4000054F"/>
     <w:multiLevelType w:val="hybridMultilevel"/>
     <w:tmpl w:val="A5CAAB52"/>
@@ -1525,7 +2184,603 @@
       </w:rPr>
     </w:lvl>
   </w:abstractNum>
-  <w:abstractNum w:abstractNumId="2" w15:restartNumberingAfterBreak="0">
+  <w:abstractNum w:abstractNumId="5" w15:restartNumberingAfterBreak="0">
+    <w:nsid w:val="4A4A2DAC"/>
+    <w:multiLevelType w:val="multilevel"/>
+    <w:tmpl w:val="97447C24"/>
+    <w:lvl w:ilvl="0">
+      <w:start w:val="1"/>
+      <w:numFmt w:val="bullet"/>
+      <w:lvlText w:val=""/>
+      <w:lvlJc w:val="left"/>
+      <w:pPr>
+        <w:tabs>
+          <w:tab w:val="num" w:pos="720"/>
+        </w:tabs>
+        <w:ind w:left="720" w:hanging="360"/>
+      </w:pPr>
+      <w:rPr>
+        <w:rFonts w:ascii="Symbol" w:hAnsi="Symbol" w:hint="default"/>
+        <w:sz w:val="20"/>
+      </w:rPr>
+    </w:lvl>
+    <w:lvl w:ilvl="1" w:tentative="1">
+      <w:start w:val="1"/>
+      <w:numFmt w:val="bullet"/>
+      <w:lvlText w:val="o"/>
+      <w:lvlJc w:val="left"/>
+      <w:pPr>
+        <w:tabs>
+          <w:tab w:val="num" w:pos="1440"/>
+        </w:tabs>
+        <w:ind w:left="1440" w:hanging="360"/>
+      </w:pPr>
+      <w:rPr>
+        <w:rFonts w:ascii="Courier New" w:hAnsi="Courier New" w:hint="default"/>
+        <w:sz w:val="20"/>
+      </w:rPr>
+    </w:lvl>
+    <w:lvl w:ilvl="2" w:tentative="1">
+      <w:start w:val="1"/>
+      <w:numFmt w:val="bullet"/>
+      <w:lvlText w:val=""/>
+      <w:lvlJc w:val="left"/>
+      <w:pPr>
+        <w:tabs>
+          <w:tab w:val="num" w:pos="2160"/>
+        </w:tabs>
+        <w:ind w:left="2160" w:hanging="360"/>
+      </w:pPr>
+      <w:rPr>
+        <w:rFonts w:ascii="Wingdings" w:hAnsi="Wingdings" w:hint="default"/>
+        <w:sz w:val="20"/>
+      </w:rPr>
+    </w:lvl>
+    <w:lvl w:ilvl="3" w:tentative="1">
+      <w:start w:val="1"/>
+      <w:numFmt w:val="bullet"/>
+      <w:lvlText w:val=""/>
+      <w:lvlJc w:val="left"/>
+      <w:pPr>
+        <w:tabs>
+          <w:tab w:val="num" w:pos="2880"/>
+        </w:tabs>
+        <w:ind w:left="2880" w:hanging="360"/>
+      </w:pPr>
+      <w:rPr>
+        <w:rFonts w:ascii="Wingdings" w:hAnsi="Wingdings" w:hint="default"/>
+        <w:sz w:val="20"/>
+      </w:rPr>
+    </w:lvl>
+    <w:lvl w:ilvl="4" w:tentative="1">
+      <w:start w:val="1"/>
+      <w:numFmt w:val="bullet"/>
+      <w:lvlText w:val=""/>
+      <w:lvlJc w:val="left"/>
+      <w:pPr>
+        <w:tabs>
+          <w:tab w:val="num" w:pos="3600"/>
+        </w:tabs>
+        <w:ind w:left="3600" w:hanging="360"/>
+      </w:pPr>
+      <w:rPr>
+        <w:rFonts w:ascii="Wingdings" w:hAnsi="Wingdings" w:hint="default"/>
+        <w:sz w:val="20"/>
+      </w:rPr>
+    </w:lvl>
+    <w:lvl w:ilvl="5" w:tentative="1">
+      <w:start w:val="1"/>
+      <w:numFmt w:val="bullet"/>
+      <w:lvlText w:val=""/>
+      <w:lvlJc w:val="left"/>
+      <w:pPr>
+        <w:tabs>
+          <w:tab w:val="num" w:pos="4320"/>
+        </w:tabs>
+        <w:ind w:left="4320" w:hanging="360"/>
+      </w:pPr>
+      <w:rPr>
+        <w:rFonts w:ascii="Wingdings" w:hAnsi="Wingdings" w:hint="default"/>
+        <w:sz w:val="20"/>
+      </w:rPr>
+    </w:lvl>
+    <w:lvl w:ilvl="6" w:tentative="1">
+      <w:start w:val="1"/>
+      <w:numFmt w:val="bullet"/>
+      <w:lvlText w:val=""/>
+      <w:lvlJc w:val="left"/>
+      <w:pPr>
+        <w:tabs>
+          <w:tab w:val="num" w:pos="5040"/>
+        </w:tabs>
+        <w:ind w:left="5040" w:hanging="360"/>
+      </w:pPr>
+      <w:rPr>
+        <w:rFonts w:ascii="Wingdings" w:hAnsi="Wingdings" w:hint="default"/>
+        <w:sz w:val="20"/>
+      </w:rPr>
+    </w:lvl>
+    <w:lvl w:ilvl="7" w:tentative="1">
+      <w:start w:val="1"/>
+      <w:numFmt w:val="bullet"/>
+      <w:lvlText w:val=""/>
+      <w:lvlJc w:val="left"/>
+      <w:pPr>
+        <w:tabs>
+          <w:tab w:val="num" w:pos="5760"/>
+        </w:tabs>
+        <w:ind w:left="5760" w:hanging="360"/>
+      </w:pPr>
+      <w:rPr>
+        <w:rFonts w:ascii="Wingdings" w:hAnsi="Wingdings" w:hint="default"/>
+        <w:sz w:val="20"/>
+      </w:rPr>
+    </w:lvl>
+    <w:lvl w:ilvl="8" w:tentative="1">
+      <w:start w:val="1"/>
+      <w:numFmt w:val="bullet"/>
+      <w:lvlText w:val=""/>
+      <w:lvlJc w:val="left"/>
+      <w:pPr>
+        <w:tabs>
+          <w:tab w:val="num" w:pos="6480"/>
+        </w:tabs>
+        <w:ind w:left="6480" w:hanging="360"/>
+      </w:pPr>
+      <w:rPr>
+        <w:rFonts w:ascii="Wingdings" w:hAnsi="Wingdings" w:hint="default"/>
+        <w:sz w:val="20"/>
+      </w:rPr>
+    </w:lvl>
+  </w:abstractNum>
+  <w:abstractNum w:abstractNumId="6" w15:restartNumberingAfterBreak="0">
+    <w:nsid w:val="4BB23861"/>
+    <w:multiLevelType w:val="multilevel"/>
+    <w:tmpl w:val="4FDC1840"/>
+    <w:lvl w:ilvl="0">
+      <w:start w:val="1"/>
+      <w:numFmt w:val="bullet"/>
+      <w:lvlText w:val=""/>
+      <w:lvlJc w:val="left"/>
+      <w:pPr>
+        <w:tabs>
+          <w:tab w:val="num" w:pos="720"/>
+        </w:tabs>
+        <w:ind w:left="720" w:hanging="360"/>
+      </w:pPr>
+      <w:rPr>
+        <w:rFonts w:ascii="Symbol" w:hAnsi="Symbol" w:hint="default"/>
+        <w:sz w:val="20"/>
+      </w:rPr>
+    </w:lvl>
+    <w:lvl w:ilvl="1" w:tentative="1">
+      <w:start w:val="1"/>
+      <w:numFmt w:val="bullet"/>
+      <w:lvlText w:val="o"/>
+      <w:lvlJc w:val="left"/>
+      <w:pPr>
+        <w:tabs>
+          <w:tab w:val="num" w:pos="1440"/>
+        </w:tabs>
+        <w:ind w:left="1440" w:hanging="360"/>
+      </w:pPr>
+      <w:rPr>
+        <w:rFonts w:ascii="Courier New" w:hAnsi="Courier New" w:hint="default"/>
+        <w:sz w:val="20"/>
+      </w:rPr>
+    </w:lvl>
+    <w:lvl w:ilvl="2" w:tentative="1">
+      <w:start w:val="1"/>
+      <w:numFmt w:val="bullet"/>
+      <w:lvlText w:val=""/>
+      <w:lvlJc w:val="left"/>
+      <w:pPr>
+        <w:tabs>
+          <w:tab w:val="num" w:pos="2160"/>
+        </w:tabs>
+        <w:ind w:left="2160" w:hanging="360"/>
+      </w:pPr>
+      <w:rPr>
+        <w:rFonts w:ascii="Wingdings" w:hAnsi="Wingdings" w:hint="default"/>
+        <w:sz w:val="20"/>
+      </w:rPr>
+    </w:lvl>
+    <w:lvl w:ilvl="3" w:tentative="1">
+      <w:start w:val="1"/>
+      <w:numFmt w:val="bullet"/>
+      <w:lvlText w:val=""/>
+      <w:lvlJc w:val="left"/>
+      <w:pPr>
+        <w:tabs>
+          <w:tab w:val="num" w:pos="2880"/>
+        </w:tabs>
+        <w:ind w:left="2880" w:hanging="360"/>
+      </w:pPr>
+      <w:rPr>
+        <w:rFonts w:ascii="Wingdings" w:hAnsi="Wingdings" w:hint="default"/>
+        <w:sz w:val="20"/>
+      </w:rPr>
+    </w:lvl>
+    <w:lvl w:ilvl="4" w:tentative="1">
+      <w:start w:val="1"/>
+      <w:numFmt w:val="bullet"/>
+      <w:lvlText w:val=""/>
+      <w:lvlJc w:val="left"/>
+      <w:pPr>
+        <w:tabs>
+          <w:tab w:val="num" w:pos="3600"/>
+        </w:tabs>
+        <w:ind w:left="3600" w:hanging="360"/>
+      </w:pPr>
+      <w:rPr>
+        <w:rFonts w:ascii="Wingdings" w:hAnsi="Wingdings" w:hint="default"/>
+        <w:sz w:val="20"/>
+      </w:rPr>
+    </w:lvl>
+    <w:lvl w:ilvl="5" w:tentative="1">
+      <w:start w:val="1"/>
+      <w:numFmt w:val="bullet"/>
+      <w:lvlText w:val=""/>
+      <w:lvlJc w:val="left"/>
+      <w:pPr>
+        <w:tabs>
+          <w:tab w:val="num" w:pos="4320"/>
+        </w:tabs>
+        <w:ind w:left="4320" w:hanging="360"/>
+      </w:pPr>
+      <w:rPr>
+        <w:rFonts w:ascii="Wingdings" w:hAnsi="Wingdings" w:hint="default"/>
+        <w:sz w:val="20"/>
+      </w:rPr>
+    </w:lvl>
+    <w:lvl w:ilvl="6" w:tentative="1">
+      <w:start w:val="1"/>
+      <w:numFmt w:val="bullet"/>
+      <w:lvlText w:val=""/>
+      <w:lvlJc w:val="left"/>
+      <w:pPr>
+        <w:tabs>
+          <w:tab w:val="num" w:pos="5040"/>
+        </w:tabs>
+        <w:ind w:left="5040" w:hanging="360"/>
+      </w:pPr>
+      <w:rPr>
+        <w:rFonts w:ascii="Wingdings" w:hAnsi="Wingdings" w:hint="default"/>
+        <w:sz w:val="20"/>
+      </w:rPr>
+    </w:lvl>
+    <w:lvl w:ilvl="7" w:tentative="1">
+      <w:start w:val="1"/>
+      <w:numFmt w:val="bullet"/>
+      <w:lvlText w:val=""/>
+      <w:lvlJc w:val="left"/>
+      <w:pPr>
+        <w:tabs>
+          <w:tab w:val="num" w:pos="5760"/>
+        </w:tabs>
+        <w:ind w:left="5760" w:hanging="360"/>
+      </w:pPr>
+      <w:rPr>
+        <w:rFonts w:ascii="Wingdings" w:hAnsi="Wingdings" w:hint="default"/>
+        <w:sz w:val="20"/>
+      </w:rPr>
+    </w:lvl>
+    <w:lvl w:ilvl="8" w:tentative="1">
+      <w:start w:val="1"/>
+      <w:numFmt w:val="bullet"/>
+      <w:lvlText w:val=""/>
+      <w:lvlJc w:val="left"/>
+      <w:pPr>
+        <w:tabs>
+          <w:tab w:val="num" w:pos="6480"/>
+        </w:tabs>
+        <w:ind w:left="6480" w:hanging="360"/>
+      </w:pPr>
+      <w:rPr>
+        <w:rFonts w:ascii="Wingdings" w:hAnsi="Wingdings" w:hint="default"/>
+        <w:sz w:val="20"/>
+      </w:rPr>
+    </w:lvl>
+  </w:abstractNum>
+  <w:abstractNum w:abstractNumId="7" w15:restartNumberingAfterBreak="0">
+    <w:nsid w:val="5005277C"/>
+    <w:multiLevelType w:val="multilevel"/>
+    <w:tmpl w:val="FA7C200C"/>
+    <w:lvl w:ilvl="0">
+      <w:start w:val="1"/>
+      <w:numFmt w:val="bullet"/>
+      <w:lvlText w:val=""/>
+      <w:lvlJc w:val="left"/>
+      <w:pPr>
+        <w:tabs>
+          <w:tab w:val="num" w:pos="720"/>
+        </w:tabs>
+        <w:ind w:left="720" w:hanging="360"/>
+      </w:pPr>
+      <w:rPr>
+        <w:rFonts w:ascii="Symbol" w:hAnsi="Symbol" w:hint="default"/>
+        <w:sz w:val="20"/>
+      </w:rPr>
+    </w:lvl>
+    <w:lvl w:ilvl="1" w:tentative="1">
+      <w:start w:val="1"/>
+      <w:numFmt w:val="bullet"/>
+      <w:lvlText w:val="o"/>
+      <w:lvlJc w:val="left"/>
+      <w:pPr>
+        <w:tabs>
+          <w:tab w:val="num" w:pos="1440"/>
+        </w:tabs>
+        <w:ind w:left="1440" w:hanging="360"/>
+      </w:pPr>
+      <w:rPr>
+        <w:rFonts w:ascii="Courier New" w:hAnsi="Courier New" w:hint="default"/>
+        <w:sz w:val="20"/>
+      </w:rPr>
+    </w:lvl>
+    <w:lvl w:ilvl="2" w:tentative="1">
+      <w:start w:val="1"/>
+      <w:numFmt w:val="bullet"/>
+      <w:lvlText w:val=""/>
+      <w:lvlJc w:val="left"/>
+      <w:pPr>
+        <w:tabs>
+          <w:tab w:val="num" w:pos="2160"/>
+        </w:tabs>
+        <w:ind w:left="2160" w:hanging="360"/>
+      </w:pPr>
+      <w:rPr>
+        <w:rFonts w:ascii="Wingdings" w:hAnsi="Wingdings" w:hint="default"/>
+        <w:sz w:val="20"/>
+      </w:rPr>
+    </w:lvl>
+    <w:lvl w:ilvl="3" w:tentative="1">
+      <w:start w:val="1"/>
+      <w:numFmt w:val="bullet"/>
+      <w:lvlText w:val=""/>
+      <w:lvlJc w:val="left"/>
+      <w:pPr>
+        <w:tabs>
+          <w:tab w:val="num" w:pos="2880"/>
+        </w:tabs>
+        <w:ind w:left="2880" w:hanging="360"/>
+      </w:pPr>
+      <w:rPr>
+        <w:rFonts w:ascii="Wingdings" w:hAnsi="Wingdings" w:hint="default"/>
+        <w:sz w:val="20"/>
+      </w:rPr>
+    </w:lvl>
+    <w:lvl w:ilvl="4" w:tentative="1">
+      <w:start w:val="1"/>
+      <w:numFmt w:val="bullet"/>
+      <w:lvlText w:val=""/>
+      <w:lvlJc w:val="left"/>
+      <w:pPr>
+        <w:tabs>
+          <w:tab w:val="num" w:pos="3600"/>
+        </w:tabs>
+        <w:ind w:left="3600" w:hanging="360"/>
+      </w:pPr>
+      <w:rPr>
+        <w:rFonts w:ascii="Wingdings" w:hAnsi="Wingdings" w:hint="default"/>
+        <w:sz w:val="20"/>
+      </w:rPr>
+    </w:lvl>
+    <w:lvl w:ilvl="5" w:tentative="1">
+      <w:start w:val="1"/>
+      <w:numFmt w:val="bullet"/>
+      <w:lvlText w:val=""/>
+      <w:lvlJc w:val="left"/>
+      <w:pPr>
+        <w:tabs>
+          <w:tab w:val="num" w:pos="4320"/>
+        </w:tabs>
+        <w:ind w:left="4320" w:hanging="360"/>
+      </w:pPr>
+      <w:rPr>
+        <w:rFonts w:ascii="Wingdings" w:hAnsi="Wingdings" w:hint="default"/>
+        <w:sz w:val="20"/>
+      </w:rPr>
+    </w:lvl>
+    <w:lvl w:ilvl="6" w:tentative="1">
+      <w:start w:val="1"/>
+      <w:numFmt w:val="bullet"/>
+      <w:lvlText w:val=""/>
+      <w:lvlJc w:val="left"/>
+      <w:pPr>
+        <w:tabs>
+          <w:tab w:val="num" w:pos="5040"/>
+        </w:tabs>
+        <w:ind w:left="5040" w:hanging="360"/>
+      </w:pPr>
+      <w:rPr>
+        <w:rFonts w:ascii="Wingdings" w:hAnsi="Wingdings" w:hint="default"/>
+        <w:sz w:val="20"/>
+      </w:rPr>
+    </w:lvl>
+    <w:lvl w:ilvl="7" w:tentative="1">
+      <w:start w:val="1"/>
+      <w:numFmt w:val="bullet"/>
+      <w:lvlText w:val=""/>
+      <w:lvlJc w:val="left"/>
+      <w:pPr>
+        <w:tabs>
+          <w:tab w:val="num" w:pos="5760"/>
+        </w:tabs>
+        <w:ind w:left="5760" w:hanging="360"/>
+      </w:pPr>
+      <w:rPr>
+        <w:rFonts w:ascii="Wingdings" w:hAnsi="Wingdings" w:hint="default"/>
+        <w:sz w:val="20"/>
+      </w:rPr>
+    </w:lvl>
+    <w:lvl w:ilvl="8" w:tentative="1">
+      <w:start w:val="1"/>
+      <w:numFmt w:val="bullet"/>
+      <w:lvlText w:val=""/>
+      <w:lvlJc w:val="left"/>
+      <w:pPr>
+        <w:tabs>
+          <w:tab w:val="num" w:pos="6480"/>
+        </w:tabs>
+        <w:ind w:left="6480" w:hanging="360"/>
+      </w:pPr>
+      <w:rPr>
+        <w:rFonts w:ascii="Wingdings" w:hAnsi="Wingdings" w:hint="default"/>
+        <w:sz w:val="20"/>
+      </w:rPr>
+    </w:lvl>
+  </w:abstractNum>
+  <w:abstractNum w:abstractNumId="8" w15:restartNumberingAfterBreak="0">
+    <w:nsid w:val="50BB4C25"/>
+    <w:multiLevelType w:val="multilevel"/>
+    <w:tmpl w:val="C9240872"/>
+    <w:lvl w:ilvl="0">
+      <w:start w:val="1"/>
+      <w:numFmt w:val="bullet"/>
+      <w:lvlText w:val=""/>
+      <w:lvlJc w:val="left"/>
+      <w:pPr>
+        <w:tabs>
+          <w:tab w:val="num" w:pos="720"/>
+        </w:tabs>
+        <w:ind w:left="720" w:hanging="360"/>
+      </w:pPr>
+      <w:rPr>
+        <w:rFonts w:ascii="Symbol" w:hAnsi="Symbol" w:hint="default"/>
+        <w:sz w:val="20"/>
+      </w:rPr>
+    </w:lvl>
+    <w:lvl w:ilvl="1" w:tentative="1">
+      <w:start w:val="1"/>
+      <w:numFmt w:val="bullet"/>
+      <w:lvlText w:val="o"/>
+      <w:lvlJc w:val="left"/>
+      <w:pPr>
+        <w:tabs>
+          <w:tab w:val="num" w:pos="1440"/>
+        </w:tabs>
+        <w:ind w:left="1440" w:hanging="360"/>
+      </w:pPr>
+      <w:rPr>
+        <w:rFonts w:ascii="Courier New" w:hAnsi="Courier New" w:hint="default"/>
+        <w:sz w:val="20"/>
+      </w:rPr>
+    </w:lvl>
+    <w:lvl w:ilvl="2" w:tentative="1">
+      <w:start w:val="1"/>
+      <w:numFmt w:val="bullet"/>
+      <w:lvlText w:val=""/>
+      <w:lvlJc w:val="left"/>
+      <w:pPr>
+        <w:tabs>
+          <w:tab w:val="num" w:pos="2160"/>
+        </w:tabs>
+        <w:ind w:left="2160" w:hanging="360"/>
+      </w:pPr>
+      <w:rPr>
+        <w:rFonts w:ascii="Wingdings" w:hAnsi="Wingdings" w:hint="default"/>
+        <w:sz w:val="20"/>
+      </w:rPr>
+    </w:lvl>
+    <w:lvl w:ilvl="3" w:tentative="1">
+      <w:start w:val="1"/>
+      <w:numFmt w:val="bullet"/>
+      <w:lvlText w:val=""/>
+      <w:lvlJc w:val="left"/>
+      <w:pPr>
+        <w:tabs>
+          <w:tab w:val="num" w:pos="2880"/>
+        </w:tabs>
+        <w:ind w:left="2880" w:hanging="360"/>
+      </w:pPr>
+      <w:rPr>
+        <w:rFonts w:ascii="Wingdings" w:hAnsi="Wingdings" w:hint="default"/>
+        <w:sz w:val="20"/>
+      </w:rPr>
+    </w:lvl>
+    <w:lvl w:ilvl="4" w:tentative="1">
+      <w:start w:val="1"/>
+      <w:numFmt w:val="bullet"/>
+      <w:lvlText w:val=""/>
+      <w:lvlJc w:val="left"/>
+      <w:pPr>
+        <w:tabs>
+          <w:tab w:val="num" w:pos="3600"/>
+        </w:tabs>
+        <w:ind w:left="3600" w:hanging="360"/>
+      </w:pPr>
+      <w:rPr>
+        <w:rFonts w:ascii="Wingdings" w:hAnsi="Wingdings" w:hint="default"/>
+        <w:sz w:val="20"/>
+      </w:rPr>
+    </w:lvl>
+    <w:lvl w:ilvl="5" w:tentative="1">
+      <w:start w:val="1"/>
+      <w:numFmt w:val="bullet"/>
+      <w:lvlText w:val=""/>
+      <w:lvlJc w:val="left"/>
+      <w:pPr>
+        <w:tabs>
+          <w:tab w:val="num" w:pos="4320"/>
+        </w:tabs>
+        <w:ind w:left="4320" w:hanging="360"/>
+      </w:pPr>
+      <w:rPr>
+        <w:rFonts w:ascii="Wingdings" w:hAnsi="Wingdings" w:hint="default"/>
+        <w:sz w:val="20"/>
+      </w:rPr>
+    </w:lvl>
+    <w:lvl w:ilvl="6" w:tentative="1">
+      <w:start w:val="1"/>
+      <w:numFmt w:val="bullet"/>
+      <w:lvlText w:val=""/>
+      <w:lvlJc w:val="left"/>
+      <w:pPr>
+        <w:tabs>
+          <w:tab w:val="num" w:pos="5040"/>
+        </w:tabs>
+        <w:ind w:left="5040" w:hanging="360"/>
+      </w:pPr>
+      <w:rPr>
+        <w:rFonts w:ascii="Wingdings" w:hAnsi="Wingdings" w:hint="default"/>
+        <w:sz w:val="20"/>
+      </w:rPr>
+    </w:lvl>
+    <w:lvl w:ilvl="7" w:tentative="1">
+      <w:start w:val="1"/>
+      <w:numFmt w:val="bullet"/>
+      <w:lvlText w:val=""/>
+      <w:lvlJc w:val="left"/>
+      <w:pPr>
+        <w:tabs>
+          <w:tab w:val="num" w:pos="5760"/>
+        </w:tabs>
+        <w:ind w:left="5760" w:hanging="360"/>
+      </w:pPr>
+      <w:rPr>
+        <w:rFonts w:ascii="Wingdings" w:hAnsi="Wingdings" w:hint="default"/>
+        <w:sz w:val="20"/>
+      </w:rPr>
+    </w:lvl>
+    <w:lvl w:ilvl="8" w:tentative="1">
+      <w:start w:val="1"/>
+      <w:numFmt w:val="bullet"/>
+      <w:lvlText w:val=""/>
+      <w:lvlJc w:val="left"/>
+      <w:pPr>
+        <w:tabs>
+          <w:tab w:val="num" w:pos="6480"/>
+        </w:tabs>
+        <w:ind w:left="6480" w:hanging="360"/>
+      </w:pPr>
+      <w:rPr>
+        <w:rFonts w:ascii="Wingdings" w:hAnsi="Wingdings" w:hint="default"/>
+        <w:sz w:val="20"/>
+      </w:rPr>
+    </w:lvl>
+  </w:abstractNum>
+  <w:abstractNum w:abstractNumId="9" w15:restartNumberingAfterBreak="0">
     <w:nsid w:val="58950C34"/>
     <w:multiLevelType w:val="multilevel"/>
     <w:tmpl w:val="9A24ED56"/>
@@ -1638,7 +2893,7 @@
       </w:rPr>
     </w:lvl>
   </w:abstractNum>
-  <w:abstractNum w:abstractNumId="3" w15:restartNumberingAfterBreak="0">
+  <w:abstractNum w:abstractNumId="10" w15:restartNumberingAfterBreak="0">
     <w:nsid w:val="61291FD8"/>
     <w:multiLevelType w:val="multilevel"/>
     <w:tmpl w:val="AF10A07A"/>
@@ -1751,7 +3006,156 @@
       </w:rPr>
     </w:lvl>
   </w:abstractNum>
-  <w:abstractNum w:abstractNumId="4" w15:restartNumberingAfterBreak="0">
+  <w:abstractNum w:abstractNumId="11" w15:restartNumberingAfterBreak="0">
+    <w:nsid w:val="62C867EE"/>
+    <w:multiLevelType w:val="multilevel"/>
+    <w:tmpl w:val="A69EA1A8"/>
+    <w:lvl w:ilvl="0">
+      <w:start w:val="1"/>
+      <w:numFmt w:val="bullet"/>
+      <w:lvlText w:val=""/>
+      <w:lvlJc w:val="left"/>
+      <w:pPr>
+        <w:tabs>
+          <w:tab w:val="num" w:pos="720"/>
+        </w:tabs>
+        <w:ind w:left="720" w:hanging="360"/>
+      </w:pPr>
+      <w:rPr>
+        <w:rFonts w:ascii="Symbol" w:hAnsi="Symbol" w:hint="default"/>
+        <w:sz w:val="20"/>
+      </w:rPr>
+    </w:lvl>
+    <w:lvl w:ilvl="1" w:tentative="1">
+      <w:start w:val="1"/>
+      <w:numFmt w:val="bullet"/>
+      <w:lvlText w:val="o"/>
+      <w:lvlJc w:val="left"/>
+      <w:pPr>
+        <w:tabs>
+          <w:tab w:val="num" w:pos="1440"/>
+        </w:tabs>
+        <w:ind w:left="1440" w:hanging="360"/>
+      </w:pPr>
+      <w:rPr>
+        <w:rFonts w:ascii="Courier New" w:hAnsi="Courier New" w:hint="default"/>
+        <w:sz w:val="20"/>
+      </w:rPr>
+    </w:lvl>
+    <w:lvl w:ilvl="2" w:tentative="1">
+      <w:start w:val="1"/>
+      <w:numFmt w:val="bullet"/>
+      <w:lvlText w:val=""/>
+      <w:lvlJc w:val="left"/>
+      <w:pPr>
+        <w:tabs>
+          <w:tab w:val="num" w:pos="2160"/>
+        </w:tabs>
+        <w:ind w:left="2160" w:hanging="360"/>
+      </w:pPr>
+      <w:rPr>
+        <w:rFonts w:ascii="Wingdings" w:hAnsi="Wingdings" w:hint="default"/>
+        <w:sz w:val="20"/>
+      </w:rPr>
+    </w:lvl>
+    <w:lvl w:ilvl="3" w:tentative="1">
+      <w:start w:val="1"/>
+      <w:numFmt w:val="bullet"/>
+      <w:lvlText w:val=""/>
+      <w:lvlJc w:val="left"/>
+      <w:pPr>
+        <w:tabs>
+          <w:tab w:val="num" w:pos="2880"/>
+        </w:tabs>
+        <w:ind w:left="2880" w:hanging="360"/>
+      </w:pPr>
+      <w:rPr>
+        <w:rFonts w:ascii="Wingdings" w:hAnsi="Wingdings" w:hint="default"/>
+        <w:sz w:val="20"/>
+      </w:rPr>
+    </w:lvl>
+    <w:lvl w:ilvl="4" w:tentative="1">
+      <w:start w:val="1"/>
+      <w:numFmt w:val="bullet"/>
+      <w:lvlText w:val=""/>
+      <w:lvlJc w:val="left"/>
+      <w:pPr>
+        <w:tabs>
+          <w:tab w:val="num" w:pos="3600"/>
+        </w:tabs>
+        <w:ind w:left="3600" w:hanging="360"/>
+      </w:pPr>
+      <w:rPr>
+        <w:rFonts w:ascii="Wingdings" w:hAnsi="Wingdings" w:hint="default"/>
+        <w:sz w:val="20"/>
+      </w:rPr>
+    </w:lvl>
+    <w:lvl w:ilvl="5" w:tentative="1">
+      <w:start w:val="1"/>
+      <w:numFmt w:val="bullet"/>
+      <w:lvlText w:val=""/>
+      <w:lvlJc w:val="left"/>
+      <w:pPr>
+        <w:tabs>
+          <w:tab w:val="num" w:pos="4320"/>
+        </w:tabs>
+        <w:ind w:left="4320" w:hanging="360"/>
+      </w:pPr>
+      <w:rPr>
+        <w:rFonts w:ascii="Wingdings" w:hAnsi="Wingdings" w:hint="default"/>
+        <w:sz w:val="20"/>
+      </w:rPr>
+    </w:lvl>
+    <w:lvl w:ilvl="6" w:tentative="1">
+      <w:start w:val="1"/>
+      <w:numFmt w:val="bullet"/>
+      <w:lvlText w:val=""/>
+      <w:lvlJc w:val="left"/>
+      <w:pPr>
+        <w:tabs>
+          <w:tab w:val="num" w:pos="5040"/>
+        </w:tabs>
+        <w:ind w:left="5040" w:hanging="360"/>
+      </w:pPr>
+      <w:rPr>
+        <w:rFonts w:ascii="Wingdings" w:hAnsi="Wingdings" w:hint="default"/>
+        <w:sz w:val="20"/>
+      </w:rPr>
+    </w:lvl>
+    <w:lvl w:ilvl="7" w:tentative="1">
+      <w:start w:val="1"/>
+      <w:numFmt w:val="bullet"/>
+      <w:lvlText w:val=""/>
+      <w:lvlJc w:val="left"/>
+      <w:pPr>
+        <w:tabs>
+          <w:tab w:val="num" w:pos="5760"/>
+        </w:tabs>
+        <w:ind w:left="5760" w:hanging="360"/>
+      </w:pPr>
+      <w:rPr>
+        <w:rFonts w:ascii="Wingdings" w:hAnsi="Wingdings" w:hint="default"/>
+        <w:sz w:val="20"/>
+      </w:rPr>
+    </w:lvl>
+    <w:lvl w:ilvl="8" w:tentative="1">
+      <w:start w:val="1"/>
+      <w:numFmt w:val="bullet"/>
+      <w:lvlText w:val=""/>
+      <w:lvlJc w:val="left"/>
+      <w:pPr>
+        <w:tabs>
+          <w:tab w:val="num" w:pos="6480"/>
+        </w:tabs>
+        <w:ind w:left="6480" w:hanging="360"/>
+      </w:pPr>
+      <w:rPr>
+        <w:rFonts w:ascii="Wingdings" w:hAnsi="Wingdings" w:hint="default"/>
+        <w:sz w:val="20"/>
+      </w:rPr>
+    </w:lvl>
+  </w:abstractNum>
+  <w:abstractNum w:abstractNumId="12" w15:restartNumberingAfterBreak="0">
     <w:nsid w:val="64BD7D25"/>
     <w:multiLevelType w:val="multilevel"/>
     <w:tmpl w:val="8ED873A8"/>
@@ -1864,7 +3268,7 @@
       </w:rPr>
     </w:lvl>
   </w:abstractNum>
-  <w:abstractNum w:abstractNumId="5" w15:restartNumberingAfterBreak="0">
+  <w:abstractNum w:abstractNumId="13" w15:restartNumberingAfterBreak="0">
     <w:nsid w:val="6AAF14E6"/>
     <w:multiLevelType w:val="multilevel"/>
     <w:tmpl w:val="DC5C4A40"/>
@@ -1978,28 +3382,52 @@
     </w:lvl>
   </w:abstractNum>
   <w:num w:numId="1" w16cid:durableId="1584148953">
+    <w:abstractNumId w:val="2"/>
+  </w:num>
+  <w:num w:numId="2" w16cid:durableId="1284917826">
+    <w:abstractNumId w:val="12"/>
+  </w:num>
+  <w:num w:numId="3" w16cid:durableId="510874091">
+    <w:abstractNumId w:val="9"/>
+  </w:num>
+  <w:num w:numId="4" w16cid:durableId="404844273">
+    <w:abstractNumId w:val="13"/>
+  </w:num>
+  <w:num w:numId="5" w16cid:durableId="1133601934">
+    <w:abstractNumId w:val="10"/>
+  </w:num>
+  <w:num w:numId="6" w16cid:durableId="1347904723">
+    <w:abstractNumId w:val="4"/>
+  </w:num>
+  <w:num w:numId="7" w16cid:durableId="1881166584">
+    <w:abstractNumId w:val="5"/>
+  </w:num>
+  <w:num w:numId="8" w16cid:durableId="522287880">
+    <w:abstractNumId w:val="3"/>
+  </w:num>
+  <w:num w:numId="9" w16cid:durableId="1794857819">
+    <w:abstractNumId w:val="6"/>
+  </w:num>
+  <w:num w:numId="10" w16cid:durableId="648751976">
+    <w:abstractNumId w:val="11"/>
+  </w:num>
+  <w:num w:numId="11" w16cid:durableId="1680155679">
+    <w:abstractNumId w:val="7"/>
+  </w:num>
+  <w:num w:numId="12" w16cid:durableId="87626437">
     <w:abstractNumId w:val="0"/>
   </w:num>
-  <w:num w:numId="2" w16cid:durableId="1284917826">
-    <w:abstractNumId w:val="4"/>
+  <w:num w:numId="13" w16cid:durableId="1855656051">
+    <w:abstractNumId w:val="1"/>
   </w:num>
-  <w:num w:numId="3" w16cid:durableId="510874091">
-    <w:abstractNumId w:val="2"/>
-  </w:num>
-  <w:num w:numId="4" w16cid:durableId="404844273">
-    <w:abstractNumId w:val="5"/>
-  </w:num>
-  <w:num w:numId="5" w16cid:durableId="1133601934">
-    <w:abstractNumId w:val="3"/>
-  </w:num>
-  <w:num w:numId="6" w16cid:durableId="1347904723">
-    <w:abstractNumId w:val="1"/>
+  <w:num w:numId="14" w16cid:durableId="1033306464">
+    <w:abstractNumId w:val="8"/>
   </w:num>
 </w:numbering>
 </file>
 
 <file path=word/styles.xml><?xml version="1.0" encoding="utf-8"?>
-<w:styles xmlns:mc="http://schemas.openxmlformats.org/markup-compatibility/2006" xmlns:r="http://schemas.openxmlformats.org/officeDocument/2006/relationships" xmlns:w="http://schemas.openxmlformats.org/wordprocessingml/2006/main" xmlns:w14="http://schemas.microsoft.com/office/word/2010/wordml" xmlns:w15="http://schemas.microsoft.com/office/word/2012/wordml" xmlns:w16cex="http://schemas.microsoft.com/office/word/2018/wordml/cex" xmlns:w16cid="http://schemas.microsoft.com/office/word/2016/wordml/cid" xmlns:w16="http://schemas.microsoft.com/office/word/2018/wordml" xmlns:w16du="http://schemas.microsoft.com/office/word/2023/wordml/word16du" xmlns:w16sdtdh="http://schemas.microsoft.com/office/word/2020/wordml/sdtdatahash" xmlns:w16se="http://schemas.microsoft.com/office/word/2015/wordml/symex" mc:Ignorable="w14 w15 w16se w16cid w16 w16cex w16sdtdh w16du">
+<w:styles xmlns:mc="http://schemas.openxmlformats.org/markup-compatibility/2006" xmlns:r="http://schemas.openxmlformats.org/officeDocument/2006/relationships" xmlns:w="http://schemas.openxmlformats.org/wordprocessingml/2006/main" xmlns:w14="http://schemas.microsoft.com/office/word/2010/wordml" xmlns:w15="http://schemas.microsoft.com/office/word/2012/wordml" xmlns:w16cex="http://schemas.microsoft.com/office/word/2018/wordml/cex" xmlns:w16cid="http://schemas.microsoft.com/office/word/2016/wordml/cid" xmlns:w16="http://schemas.microsoft.com/office/word/2018/wordml" xmlns:w16du="http://schemas.microsoft.com/office/word/2023/wordml/word16du" xmlns:w16sdtdh="http://schemas.microsoft.com/office/word/2020/wordml/sdtdatahash" xmlns:w16sdtfl="http://schemas.microsoft.com/office/word/2024/wordml/sdtformatlock" xmlns:w16se="http://schemas.microsoft.com/office/word/2015/wordml/symex" mc:Ignorable="w14 w15 w16se w16cid w16 w16cex w16sdtdh w16sdtfl w16du">
   <w:docDefaults>
     <w:rPrDefault>
       <w:rPr>
@@ -2617,6 +4045,41 @@
       <w:contextualSpacing/>
     </w:pPr>
   </w:style>
+  <w:style w:type="character" w:styleId="Hyperlink">
+    <w:name w:val="Hyperlink"/>
+    <w:basedOn w:val="DefaultParagraphFont"/>
+    <w:uiPriority w:val="99"/>
+    <w:unhideWhenUsed/>
+    <w:rsid w:val="00E744BF"/>
+    <w:rPr>
+      <w:color w:val="0000FF" w:themeColor="hyperlink"/>
+      <w:u w:val="single"/>
+    </w:rPr>
+  </w:style>
+  <w:style w:type="character" w:styleId="UnresolvedMention">
+    <w:name w:val="Unresolved Mention"/>
+    <w:basedOn w:val="DefaultParagraphFont"/>
+    <w:uiPriority w:val="99"/>
+    <w:semiHidden/>
+    <w:unhideWhenUsed/>
+    <w:rsid w:val="00E744BF"/>
+    <w:rPr>
+      <w:color w:val="605E5C"/>
+      <w:shd w:val="clear" w:color="auto" w:fill="E1DFDD"/>
+    </w:rPr>
+  </w:style>
+  <w:style w:type="character" w:styleId="FollowedHyperlink">
+    <w:name w:val="FollowedHyperlink"/>
+    <w:basedOn w:val="DefaultParagraphFont"/>
+    <w:uiPriority w:val="99"/>
+    <w:semiHidden/>
+    <w:unhideWhenUsed/>
+    <w:rsid w:val="00E744BF"/>
+    <w:rPr>
+      <w:color w:val="800080" w:themeColor="followedHyperlink"/>
+      <w:u w:val="single"/>
+    </w:rPr>
+  </w:style>
 </w:styles>
 </file>
 

--- a/images/doc/Resume.docx
+++ b/images/doc/Resume.docx
@@ -15,7 +15,8 @@
     <w:tbl>
       <w:tblPr>
         <w:tblStyle w:val="a"/>
-        <w:tblW w:w="10470" w:type="dxa"/>
+        <w:tblW w:w="10560" w:type="dxa"/>
+        <w:tblInd w:w="-90" w:type="dxa"/>
         <w:tblBorders>
           <w:top w:val="single" w:sz="8" w:space="0" w:color="000000"/>
           <w:left w:val="single" w:sz="8" w:space="0" w:color="000000"/>
@@ -28,23 +29,22 @@
         <w:tblLook w:val="0600" w:firstRow="0" w:lastRow="0" w:firstColumn="0" w:lastColumn="0" w:noHBand="1" w:noVBand="1"/>
       </w:tblPr>
       <w:tblGrid>
-        <w:gridCol w:w="7170"/>
+        <w:gridCol w:w="7260"/>
         <w:gridCol w:w="3300"/>
       </w:tblGrid>
       <w:tr>
         <w:trPr>
-          <w:trHeight w:val="1665"/>
+          <w:trHeight w:val="20"/>
         </w:trPr>
         <w:tc>
           <w:tcPr>
-            <w:tcW w:w="7170" w:type="dxa"/>
+            <w:tcW w:w="7260" w:type="dxa"/>
             <w:tcBorders>
               <w:top w:val="nil"/>
               <w:left w:val="nil"/>
               <w:bottom w:val="nil"/>
               <w:right w:val="nil"/>
             </w:tcBorders>
-            <w:shd w:val="clear" w:color="auto" w:fill="auto"/>
             <w:tcMar>
               <w:top w:w="144" w:type="dxa"/>
               <w:left w:w="144" w:type="dxa"/>
@@ -145,7 +145,6 @@
               <w:bottom w:val="nil"/>
               <w:right w:val="nil"/>
             </w:tcBorders>
-            <w:shd w:val="clear" w:color="auto" w:fill="auto"/>
             <w:tcMar>
               <w:top w:w="144" w:type="dxa"/>
               <w:left w:w="144" w:type="dxa"/>
@@ -178,14 +177,13 @@
         </w:trPr>
         <w:tc>
           <w:tcPr>
-            <w:tcW w:w="7170" w:type="dxa"/>
+            <w:tcW w:w="7260" w:type="dxa"/>
             <w:tcBorders>
               <w:top w:val="nil"/>
               <w:left w:val="nil"/>
               <w:bottom w:val="nil"/>
               <w:right w:val="nil"/>
             </w:tcBorders>
-            <w:shd w:val="clear" w:color="auto" w:fill="auto"/>
             <w:tcMar>
               <w:top w:w="144" w:type="dxa"/>
               <w:left w:w="144" w:type="dxa"/>
@@ -205,49 +203,19 @@
               </w:pBdr>
               <w:rPr>
                 <w:rFonts w:ascii="Artifakt Element Black" w:hAnsi="Artifakt Element Black"/>
-                <w:b w:val="0"/>
                 <w:bCs/>
                 <w:color w:val="000000" w:themeColor="text1"/>
+                <w:lang w:val="en-IN"/>
               </w:rPr>
             </w:pPr>
             <w:r>
               <w:rPr>
                 <w:rFonts w:ascii="Artifakt Element Black" w:hAnsi="Artifakt Element Black"/>
-                <w:b w:val="0"/>
                 <w:bCs/>
                 <w:color w:val="000000" w:themeColor="text1"/>
-              </w:rPr>
-              <w:t xml:space="preserve">Innovative Computer Science student and self-driven developer with 5+ projects demonstrating expertise in AI, automation, and full-stack development. </w:t>
-            </w:r>
-            <w:r>
-              <w:rPr>
-                <w:rFonts w:ascii="Artifakt Element Black" w:hAnsi="Artifakt Element Black"/>
-                <w:b w:val="0"/>
-                <w:bCs/>
-                <w:color w:val="000000" w:themeColor="text1"/>
-              </w:rPr>
-              <w:br/>
-              <w:t xml:space="preserve">Passionate about leveraging tools like Python, Machine Learning, and Blockchain to solve real-world challenges across cybersecurity, finance, and legal tech. </w:t>
-            </w:r>
-            <w:r>
-              <w:rPr>
-                <w:rFonts w:ascii="Artifakt Element Black" w:hAnsi="Artifakt Element Black"/>
-                <w:b w:val="0"/>
-                <w:bCs/>
-                <w:color w:val="000000" w:themeColor="text1"/>
-              </w:rPr>
-              <w:br/>
-              <w:t xml:space="preserve">Proven leader in tech communities, adept at mentoring peers and driving impactful collaborations. </w:t>
-            </w:r>
-            <w:r>
-              <w:rPr>
-                <w:rFonts w:ascii="Artifakt Element Black" w:hAnsi="Artifakt Element Black"/>
-                <w:b w:val="0"/>
-                <w:bCs/>
-                <w:color w:val="000000" w:themeColor="text1"/>
-              </w:rPr>
-              <w:br/>
-              <w:t>Committed to delivering scalable solutions with an 80%+ success rate and eager to contribute technical excellence to forward-thinking teams.</w:t>
+                <w:lang w:val="en-IN"/>
+              </w:rPr>
+              <w:t>Full Stack Developer with hands-on experience building and shipping real-world web applications using Node.js, JavaScript, and MongoDB. Strong ability to understand and extend existing codebases, optimize performance, and deliver user-focused features.</w:t>
             </w:r>
           </w:p>
           <w:p>
@@ -261,6 +229,33 @@
                 <w:between w:val="nil"/>
               </w:pBdr>
               <w:rPr>
+                <w:rFonts w:ascii="Artifakt Element Black" w:hAnsi="Artifakt Element Black"/>
+                <w:bCs/>
+                <w:color w:val="000000" w:themeColor="text1"/>
+                <w:lang w:val="en-IN"/>
+              </w:rPr>
+            </w:pPr>
+            <w:r>
+              <w:rPr>
+                <w:rFonts w:ascii="Artifakt Element Black" w:hAnsi="Artifakt Element Black"/>
+                <w:bCs/>
+                <w:color w:val="000000" w:themeColor="text1"/>
+                <w:lang w:val="en-IN"/>
+              </w:rPr>
+              <w:t>Built and deployed multiple projects with REST APIs, responsive UI, and real-time functionality, handling thousands of requests. Passionate about solving practical problems and improving product experience in fast-moving environments.</w:t>
+            </w:r>
+          </w:p>
+          <w:p>
+            <w:pPr>
+              <w:pStyle w:val="Heading1"/>
+              <w:pBdr>
+                <w:top w:val="nil"/>
+                <w:left w:val="nil"/>
+                <w:bottom w:val="nil"/>
+                <w:right w:val="nil"/>
+                <w:between w:val="nil"/>
+              </w:pBdr>
+              <w:rPr>
                 <w:color w:val="B7B7B7"/>
               </w:rPr>
             </w:pPr>
@@ -286,21 +281,25 @@
             <w:bookmarkStart w:id="1" w:name="_6wymnhinx9q5" w:colFirst="0" w:colLast="0"/>
             <w:bookmarkEnd w:id="1"/>
             <w:r>
-              <w:t xml:space="preserve">Mayur Public </w:t>
-            </w:r>
-            <w:proofErr w:type="gramStart"/>
-            <w:r>
-              <w:t>School ,</w:t>
-            </w:r>
-            <w:proofErr w:type="gramEnd"/>
-            <w:r>
-              <w:t xml:space="preserve"> IP Extension</w:t>
+              <w:t>Mayur Public School, IP Extension</w:t>
             </w:r>
             <w:r>
               <w:rPr>
                 <w:b w:val="0"/>
               </w:rPr>
-              <w:t xml:space="preserve"> —10+2 CBSE</w:t>
+              <w:t xml:space="preserve"> </w:t>
+            </w:r>
+            <w:r>
+              <w:rPr>
+                <w:b w:val="0"/>
+              </w:rPr>
+              <w:t xml:space="preserve">- </w:t>
+            </w:r>
+            <w:r>
+              <w:rPr>
+                <w:b w:val="0"/>
+              </w:rPr>
+              <w:t>10+2 CBSE</w:t>
             </w:r>
           </w:p>
           <w:p>
@@ -317,7 +316,13 @@
             <w:bookmarkStart w:id="2" w:name="_7vtcyzeczjot" w:colFirst="0" w:colLast="0"/>
             <w:bookmarkEnd w:id="2"/>
             <w:r>
-              <w:t>April 2010 - March 2024</w:t>
+              <w:t xml:space="preserve">April 2010 </w:t>
+            </w:r>
+            <w:r>
+              <w:t>-</w:t>
+            </w:r>
+            <w:r>
+              <w:t xml:space="preserve"> March 2024</w:t>
             </w:r>
           </w:p>
           <w:p>
@@ -338,21 +343,25 @@
             <w:bookmarkStart w:id="3" w:name="_czfiadnsgnzp" w:colFirst="0" w:colLast="0"/>
             <w:bookmarkEnd w:id="3"/>
             <w:r>
-              <w:t xml:space="preserve">Bharati Vidyapeeth’s College of </w:t>
-            </w:r>
-            <w:proofErr w:type="gramStart"/>
-            <w:r>
-              <w:t>Engineering ,</w:t>
-            </w:r>
-            <w:proofErr w:type="gramEnd"/>
-            <w:r>
-              <w:t xml:space="preserve"> Paschim Vihar</w:t>
+              <w:t>Bharati Vidyapeeth’s College of Engineering, Paschim Vihar</w:t>
             </w:r>
             <w:r>
               <w:rPr>
                 <w:b w:val="0"/>
               </w:rPr>
-              <w:t xml:space="preserve"> — B. Tech Computer Science and Engineering</w:t>
+              <w:t xml:space="preserve"> </w:t>
+            </w:r>
+            <w:r>
+              <w:rPr>
+                <w:b w:val="0"/>
+              </w:rPr>
+              <w:t>-</w:t>
+            </w:r>
+            <w:r>
+              <w:rPr>
+                <w:b w:val="0"/>
+              </w:rPr>
+              <w:t xml:space="preserve"> B. Tech Computer Science and Engineering</w:t>
             </w:r>
           </w:p>
           <w:p>
@@ -372,7 +381,7 @@
               <w:t xml:space="preserve">September 2024 </w:t>
             </w:r>
             <w:r>
-              <w:t>–</w:t>
+              <w:t>-</w:t>
             </w:r>
             <w:r>
               <w:t xml:space="preserve"> Present</w:t>
@@ -389,193 +398,11 @@
                 <w:between w:val="nil"/>
               </w:pBdr>
               <w:rPr>
-                <w:lang w:val="en-US"/>
-              </w:rPr>
-            </w:pPr>
-            <w:r>
-              <w:rPr>
-                <w:bCs/>
-                <w:lang w:val="en-US"/>
-              </w:rPr>
-              <w:t>EXPERIENCE</w:t>
-            </w:r>
-          </w:p>
-          <w:p>
-            <w:pPr>
-              <w:pStyle w:val="Heading3"/>
-              <w:pBdr>
-                <w:top w:val="nil"/>
-                <w:left w:val="nil"/>
-                <w:bottom w:val="nil"/>
-                <w:right w:val="nil"/>
-                <w:between w:val="nil"/>
-              </w:pBdr>
-              <w:rPr>
-                <w:rFonts w:ascii="Merriweather" w:eastAsia="Merriweather" w:hAnsi="Merriweather" w:cs="Merriweather"/>
-                <w:b/>
-                <w:bCs/>
-                <w:color w:val="000000"/>
-                <w:sz w:val="22"/>
-                <w:szCs w:val="22"/>
-              </w:rPr>
-            </w:pPr>
-            <w:r>
-              <w:rPr>
-                <w:rFonts w:ascii="Merriweather" w:eastAsia="Merriweather" w:hAnsi="Merriweather" w:cs="Merriweather"/>
-                <w:b/>
-                <w:bCs/>
-                <w:color w:val="000000"/>
-                <w:sz w:val="22"/>
-                <w:szCs w:val="22"/>
-              </w:rPr>
-              <w:t xml:space="preserve">Community Leader, </w:t>
-            </w:r>
-            <w:proofErr w:type="spellStart"/>
-            <w:r>
-              <w:rPr>
-                <w:rFonts w:ascii="Merriweather" w:eastAsia="Merriweather" w:hAnsi="Merriweather" w:cs="Merriweather"/>
-                <w:b/>
-                <w:bCs/>
-                <w:color w:val="000000"/>
-                <w:sz w:val="22"/>
-                <w:szCs w:val="22"/>
-              </w:rPr>
-              <w:t>Devdisplay</w:t>
-            </w:r>
-            <w:proofErr w:type="spellEnd"/>
-          </w:p>
-          <w:p>
-            <w:pPr>
-              <w:numPr>
-                <w:ilvl w:val="0"/>
-                <w:numId w:val="13"/>
-              </w:numPr>
-              <w:rPr>
-                <w:lang w:val="en-US"/>
-              </w:rPr>
-            </w:pPr>
-            <w:r>
-              <w:rPr>
-                <w:lang w:val="en-US"/>
-              </w:rPr>
-              <w:t>Spearheaded technical community engagement, organizing workshops and hackathons to foster collaboration among 200+ developers.</w:t>
-            </w:r>
-          </w:p>
-          <w:p>
-            <w:pPr>
-              <w:numPr>
-                <w:ilvl w:val="0"/>
-                <w:numId w:val="13"/>
-              </w:numPr>
-              <w:rPr>
-                <w:lang w:val="en-US"/>
-              </w:rPr>
-            </w:pPr>
-            <w:r>
-              <w:rPr>
-                <w:lang w:val="en-US"/>
-              </w:rPr>
-              <w:t>Mentored junior members in project development and open-source contributions.</w:t>
-            </w:r>
-          </w:p>
-          <w:p>
-            <w:pPr>
-              <w:rPr>
-                <w:b/>
-                <w:bCs/>
-                <w:color w:val="000000"/>
-                <w:sz w:val="22"/>
-                <w:szCs w:val="22"/>
-              </w:rPr>
-            </w:pPr>
-            <w:r>
-              <w:rPr>
-                <w:b/>
-                <w:bCs/>
-                <w:color w:val="000000"/>
-                <w:sz w:val="22"/>
-                <w:szCs w:val="22"/>
-              </w:rPr>
-              <w:t xml:space="preserve">Public Relations &amp; Outreach Specialist, </w:t>
-            </w:r>
-            <w:proofErr w:type="spellStart"/>
-            <w:r>
-              <w:rPr>
-                <w:b/>
-                <w:bCs/>
-                <w:color w:val="000000"/>
-                <w:sz w:val="22"/>
-                <w:szCs w:val="22"/>
-              </w:rPr>
-              <w:t>TechLeads</w:t>
-            </w:r>
-            <w:proofErr w:type="spellEnd"/>
-          </w:p>
-          <w:p>
-            <w:pPr>
-              <w:numPr>
-                <w:ilvl w:val="0"/>
-                <w:numId w:val="14"/>
-              </w:numPr>
-              <w:rPr>
-                <w:lang w:val="en-US"/>
-              </w:rPr>
-            </w:pPr>
-            <w:r>
-              <w:rPr>
-                <w:lang w:val="en-US"/>
-              </w:rPr>
-              <w:t>Managed external communications and partnerships, increasing community participation by 40%.</w:t>
-            </w:r>
-          </w:p>
-          <w:p>
-            <w:pPr>
-              <w:numPr>
-                <w:ilvl w:val="0"/>
-                <w:numId w:val="14"/>
-              </w:numPr>
-              <w:rPr>
-                <w:lang w:val="en-US"/>
-              </w:rPr>
-            </w:pPr>
-            <w:r>
-              <w:rPr>
-                <w:lang w:val="en-US"/>
-              </w:rPr>
-              <w:t>Led social media campaigns to promote technical events and initiatives.</w:t>
-            </w:r>
-          </w:p>
-          <w:p>
-            <w:pPr>
-              <w:pStyle w:val="Heading1"/>
-              <w:pBdr>
-                <w:top w:val="nil"/>
-                <w:left w:val="nil"/>
-                <w:bottom w:val="nil"/>
-                <w:right w:val="nil"/>
-                <w:between w:val="nil"/>
-              </w:pBdr>
-            </w:pPr>
-            <w:bookmarkStart w:id="5" w:name="_jhv78pp9wtzd" w:colFirst="0" w:colLast="0"/>
-            <w:bookmarkEnd w:id="5"/>
-          </w:p>
-          <w:p>
-            <w:pPr>
-              <w:pStyle w:val="Heading1"/>
-              <w:pBdr>
-                <w:top w:val="nil"/>
-                <w:left w:val="nil"/>
-                <w:bottom w:val="nil"/>
-                <w:right w:val="nil"/>
-                <w:between w:val="nil"/>
-              </w:pBdr>
-              <w:rPr>
                 <w:sz w:val="20"/>
                 <w:szCs w:val="20"/>
               </w:rPr>
             </w:pPr>
             <w:r>
-              <w:lastRenderedPageBreak/>
               <w:t>PROJECTS</w:t>
             </w:r>
           </w:p>
@@ -596,8 +423,9 @@
                 <w:szCs w:val="20"/>
               </w:rPr>
             </w:pPr>
-            <w:bookmarkStart w:id="6" w:name="_vm051rmyhoww" w:colFirst="0" w:colLast="0"/>
-            <w:bookmarkEnd w:id="6"/>
+            <w:bookmarkStart w:id="5" w:name="_vm051rmyhoww" w:colFirst="0" w:colLast="0"/>
+            <w:bookmarkEnd w:id="5"/>
+            <w:proofErr w:type="spellStart"/>
             <w:r>
               <w:rPr>
                 <w:b/>
@@ -606,14 +434,45 @@
                 <w:sz w:val="20"/>
                 <w:szCs w:val="20"/>
               </w:rPr>
-              <w:t>JARVIS: AI-Powered Virtual Assistant</w:t>
+              <w:t>BrainBytes</w:t>
+            </w:r>
+            <w:proofErr w:type="spellEnd"/>
+            <w:r>
+              <w:rPr>
+                <w:b/>
+                <w:bCs/>
+                <w:color w:val="000000"/>
+                <w:sz w:val="20"/>
+                <w:szCs w:val="20"/>
+              </w:rPr>
+              <w:t xml:space="preserve"> </w:t>
+            </w:r>
+            <w:r>
+              <w:rPr>
+                <w:b/>
+                <w:bCs/>
+                <w:color w:val="000000"/>
+                <w:sz w:val="20"/>
+                <w:szCs w:val="20"/>
+              </w:rPr>
+              <w:t>-</w:t>
+            </w:r>
+            <w:r>
+              <w:rPr>
+                <w:b/>
+                <w:bCs/>
+                <w:color w:val="000000"/>
+                <w:sz w:val="20"/>
+                <w:szCs w:val="20"/>
+              </w:rPr>
+              <w:t xml:space="preserve"> Web3 DSA Learning Platform (Flagship Project)</w:t>
             </w:r>
           </w:p>
           <w:p>
             <w:pPr>
               <w:numPr>
                 <w:ilvl w:val="0"/>
-                <w:numId w:val="7"/>
+                <w:numId w:val="20"/>
               </w:numPr>
               <w:pBdr>
                 <w:top w:val="nil"/>
@@ -623,21 +482,43 @@
                 <w:between w:val="nil"/>
               </w:pBdr>
               <w:rPr>
-                <w:lang w:val="en-US"/>
+                <w:sz w:val="16"/>
+                <w:szCs w:val="16"/>
+                <w:lang w:val="en-IN"/>
               </w:rPr>
             </w:pPr>
             <w:r>
               <w:rPr>
-                <w:lang w:val="en-US"/>
-              </w:rPr>
-              <w:t>Developed a self-made desktop assistant to automate tasks (file management, reminders, system controls).</w:t>
+                <w:sz w:val="16"/>
+                <w:szCs w:val="16"/>
+                <w:lang w:val="en-IN"/>
+              </w:rPr>
+              <w:t xml:space="preserve">Built a </w:t>
+            </w:r>
+            <w:r>
+              <w:rPr>
+                <w:b/>
+                <w:bCs/>
+                <w:sz w:val="16"/>
+                <w:szCs w:val="16"/>
+                <w:lang w:val="en-IN"/>
+              </w:rPr>
+              <w:t>full-stack Web3 application</w:t>
+            </w:r>
+            <w:r>
+              <w:rPr>
+                <w:sz w:val="16"/>
+                <w:szCs w:val="16"/>
+                <w:lang w:val="en-IN"/>
+              </w:rPr>
+              <w:t xml:space="preserve"> where users solve coding challenges and earn on-chain rewards. </w:t>
             </w:r>
           </w:p>
           <w:p>
             <w:pPr>
               <w:numPr>
                 <w:ilvl w:val="0"/>
-                <w:numId w:val="7"/>
+                <w:numId w:val="20"/>
               </w:numPr>
               <w:pBdr>
                 <w:top w:val="nil"/>
@@ -647,142 +528,214 @@
                 <w:between w:val="nil"/>
               </w:pBdr>
               <w:rPr>
-                <w:lang w:val="en-US"/>
+                <w:sz w:val="16"/>
+                <w:szCs w:val="16"/>
+                <w:lang w:val="en-IN"/>
               </w:rPr>
             </w:pPr>
             <w:r>
               <w:rPr>
-                <w:lang w:val="en-US"/>
-              </w:rPr>
-              <w:t>Served as the foundation for 5+ domain-specific tools (e.g., legal, finance). </w:t>
-            </w:r>
-            <w:r>
-              <w:rPr>
-                <w:i/>
-                <w:iCs/>
-                <w:lang w:val="en-US"/>
-              </w:rPr>
-              <w:t>Tools: Python.</w:t>
-            </w:r>
-          </w:p>
-          <w:p>
-            <w:pPr>
-              <w:pStyle w:val="Heading2"/>
-              <w:rPr>
-                <w:sz w:val="20"/>
-                <w:szCs w:val="20"/>
-                <w:lang w:val="en-US"/>
-              </w:rPr>
-            </w:pPr>
-            <w:bookmarkStart w:id="7" w:name="_a78swl6lclpi" w:colFirst="0" w:colLast="0"/>
-            <w:bookmarkEnd w:id="7"/>
-            <w:proofErr w:type="spellStart"/>
-            <w:r>
-              <w:rPr>
+                <w:sz w:val="16"/>
+                <w:szCs w:val="16"/>
+                <w:lang w:val="en-IN"/>
+              </w:rPr>
+              <w:t xml:space="preserve">Implemented </w:t>
+            </w:r>
+            <w:r>
+              <w:rPr>
+                <w:b/>
                 <w:bCs/>
-                <w:sz w:val="20"/>
-                <w:szCs w:val="20"/>
-                <w:lang w:val="en-US"/>
-              </w:rPr>
-              <w:t>MicroLend</w:t>
-            </w:r>
-            <w:proofErr w:type="spellEnd"/>
-            <w:r>
-              <w:rPr>
-                <w:bCs/>
-                <w:sz w:val="20"/>
-                <w:szCs w:val="20"/>
-                <w:lang w:val="en-US"/>
-              </w:rPr>
-              <w:t>: AI-Driven Finance Manager</w:t>
+                <w:sz w:val="16"/>
+                <w:szCs w:val="16"/>
+                <w:lang w:val="en-IN"/>
+              </w:rPr>
+              <w:t>real-time code execution</w:t>
+            </w:r>
+            <w:r>
+              <w:rPr>
+                <w:sz w:val="16"/>
+                <w:szCs w:val="16"/>
+                <w:lang w:val="en-IN"/>
+              </w:rPr>
+              <w:t xml:space="preserve"> using Judge0 API and live updates via Pusher. </w:t>
             </w:r>
           </w:p>
           <w:p>
             <w:pPr>
               <w:numPr>
                 <w:ilvl w:val="0"/>
-                <w:numId w:val="8"/>
+                <w:numId w:val="20"/>
               </w:numPr>
+              <w:pBdr>
+                <w:top w:val="nil"/>
+                <w:left w:val="nil"/>
+                <w:bottom w:val="nil"/>
+                <w:right w:val="nil"/>
+                <w:between w:val="nil"/>
+              </w:pBdr>
               <w:rPr>
                 <w:sz w:val="16"/>
                 <w:szCs w:val="16"/>
-                <w:lang w:val="en-US"/>
+                <w:lang w:val="en-IN"/>
               </w:rPr>
             </w:pPr>
             <w:r>
               <w:rPr>
                 <w:sz w:val="16"/>
                 <w:szCs w:val="16"/>
-                <w:lang w:val="en-US"/>
-              </w:rPr>
-              <w:t xml:space="preserve">Created a budget-tracking app with personalized financial advice using </w:t>
-            </w:r>
-            <w:r>
-              <w:rPr>
+                <w:lang w:val="en-IN"/>
+              </w:rPr>
+              <w:t xml:space="preserve">Designed scalable backend with </w:t>
+            </w:r>
+            <w:r>
+              <w:rPr>
+                <w:b/>
+                <w:bCs/>
                 <w:sz w:val="16"/>
                 <w:szCs w:val="16"/>
-                <w:lang w:val="en-US"/>
-              </w:rPr>
-              <w:t>JAVA</w:t>
+                <w:lang w:val="en-IN"/>
+              </w:rPr>
+              <w:t>Next.js (App Router), TypeScript, and Drizzle ORM</w:t>
             </w:r>
             <w:r>
               <w:rPr>
                 <w:sz w:val="16"/>
                 <w:szCs w:val="16"/>
-                <w:lang w:val="en-US"/>
-              </w:rPr>
-              <w:t>.</w:t>
+                <w:lang w:val="en-IN"/>
+              </w:rPr>
+              <w:t xml:space="preserve">. </w:t>
             </w:r>
           </w:p>
           <w:p>
             <w:pPr>
               <w:numPr>
                 <w:ilvl w:val="0"/>
-                <w:numId w:val="8"/>
+                <w:numId w:val="20"/>
               </w:numPr>
+              <w:pBdr>
+                <w:top w:val="nil"/>
+                <w:left w:val="nil"/>
+                <w:bottom w:val="nil"/>
+                <w:right w:val="nil"/>
+                <w:between w:val="nil"/>
+              </w:pBdr>
               <w:rPr>
                 <w:sz w:val="16"/>
                 <w:szCs w:val="16"/>
-                <w:lang w:val="en-US"/>
+                <w:lang w:val="en-IN"/>
               </w:rPr>
             </w:pPr>
+            <w:r>
+              <w:rPr>
+                <w:sz w:val="16"/>
+                <w:szCs w:val="16"/>
+                <w:lang w:val="en-IN"/>
+              </w:rPr>
+              <w:t xml:space="preserve">Integrated </w:t>
+            </w:r>
             <w:r>
               <w:rPr>
                 <w:b/>
                 <w:bCs/>
                 <w:sz w:val="16"/>
                 <w:szCs w:val="16"/>
-                <w:lang w:val="en-US"/>
-              </w:rPr>
-              <w:t>R</w:t>
+                <w:lang w:val="en-IN"/>
+              </w:rPr>
+              <w:t>wallet authentication and smart contract rewards</w:t>
             </w:r>
             <w:r>
               <w:rPr>
                 <w:sz w:val="16"/>
                 <w:szCs w:val="16"/>
-                <w:lang w:val="en-US"/>
-              </w:rPr>
-              <w:t>educed user financial planning time by 30%. </w:t>
-            </w:r>
-            <w:r>
-              <w:rPr>
-                <w:i/>
-                <w:iCs/>
+                <w:lang w:val="en-IN"/>
+              </w:rPr>
+              <w:t xml:space="preserve"> using </w:t>
+            </w:r>
+            <w:proofErr w:type="spellStart"/>
+            <w:r>
+              <w:rPr>
                 <w:sz w:val="16"/>
                 <w:szCs w:val="16"/>
-                <w:lang w:val="en-US"/>
-              </w:rPr>
-              <w:t xml:space="preserve">Tools: </w:t>
-            </w:r>
-            <w:r>
-              <w:rPr>
-                <w:i/>
-                <w:iCs/>
+                <w:lang w:val="en-IN"/>
+              </w:rPr>
+              <w:t>wagmi</w:t>
+            </w:r>
+            <w:proofErr w:type="spellEnd"/>
+            <w:r>
+              <w:rPr>
                 <w:sz w:val="16"/>
                 <w:szCs w:val="16"/>
-                <w:lang w:val="en-US"/>
-              </w:rPr>
-              <w:t>JAVA</w:t>
+                <w:lang w:val="en-IN"/>
+              </w:rPr>
+              <w:t xml:space="preserve"> &amp; </w:t>
+            </w:r>
+            <w:proofErr w:type="spellStart"/>
+            <w:r>
+              <w:rPr>
+                <w:sz w:val="16"/>
+                <w:szCs w:val="16"/>
+                <w:lang w:val="en-IN"/>
+              </w:rPr>
+              <w:t>RainbowKit</w:t>
+            </w:r>
+            <w:proofErr w:type="spellEnd"/>
+            <w:r>
+              <w:rPr>
+                <w:sz w:val="16"/>
+                <w:szCs w:val="16"/>
+                <w:lang w:val="en-IN"/>
+              </w:rPr>
+              <w:t xml:space="preserve">. </w:t>
+            </w:r>
+          </w:p>
+          <w:p>
+            <w:pPr>
+              <w:numPr>
+                <w:ilvl w:val="0"/>
+                <w:numId w:val="20"/>
+              </w:numPr>
+              <w:pBdr>
+                <w:top w:val="nil"/>
+                <w:left w:val="nil"/>
+                <w:bottom w:val="nil"/>
+                <w:right w:val="nil"/>
+                <w:between w:val="nil"/>
+              </w:pBdr>
+              <w:rPr>
+                <w:lang w:val="en-IN"/>
+              </w:rPr>
+            </w:pPr>
+            <w:r>
+              <w:rPr>
+                <w:sz w:val="16"/>
+                <w:szCs w:val="16"/>
+                <w:lang w:val="en-IN"/>
+              </w:rPr>
+              <w:t xml:space="preserve">Demonstrates strong ability to </w:t>
+            </w:r>
+            <w:r>
+              <w:rPr>
+                <w:b/>
+                <w:bCs/>
+                <w:sz w:val="16"/>
+                <w:szCs w:val="16"/>
+                <w:lang w:val="en-IN"/>
+              </w:rPr>
+              <w:t>build production-grade systems end-to-end</w:t>
+            </w:r>
+            <w:r>
+              <w:rPr>
+                <w:sz w:val="16"/>
+                <w:szCs w:val="16"/>
+                <w:lang w:val="en-IN"/>
+              </w:rPr>
+              <w:t>.</w:t>
+            </w:r>
+            <w:r>
+              <w:rPr>
+                <w:lang w:val="en-IN"/>
+              </w:rPr>
+              <w:t xml:space="preserve"> </w:t>
             </w:r>
           </w:p>
           <w:p>
@@ -795,9 +748,6 @@
                 <w:szCs w:val="20"/>
               </w:rPr>
             </w:pPr>
-            <w:bookmarkStart w:id="8" w:name="_40kvfw1galcp" w:colFirst="0" w:colLast="0"/>
-            <w:bookmarkEnd w:id="8"/>
-            <w:proofErr w:type="spellStart"/>
             <w:r>
               <w:rPr>
                 <w:b/>
@@ -806,9 +756,8 @@
                 <w:sz w:val="20"/>
                 <w:szCs w:val="20"/>
               </w:rPr>
-              <w:t>Omnifood</w:t>
-            </w:r>
-            <w:proofErr w:type="spellEnd"/>
+              <w:t>Weather API Service (Production</w:t>
+            </w:r>
             <w:r>
               <w:rPr>
                 <w:b/>
@@ -817,32 +766,9 @@
                 <w:sz w:val="20"/>
                 <w:szCs w:val="20"/>
               </w:rPr>
-              <w:t>: Responsive Food Delivery Website</w:t>
-            </w:r>
-          </w:p>
-          <w:p>
-            <w:pPr>
-              <w:numPr>
-                <w:ilvl w:val="0"/>
-                <w:numId w:val="9"/>
-              </w:numPr>
-              <w:rPr>
-                <w:sz w:val="16"/>
-                <w:szCs w:val="16"/>
-                <w:lang w:val="en-US"/>
-              </w:rPr>
-            </w:pPr>
-            <w:r>
-              <w:rPr>
-                <w:sz w:val="16"/>
-                <w:szCs w:val="16"/>
-                <w:lang w:val="en-US"/>
-              </w:rPr>
-              <w:t>Built a dynamic front-end platform with seamless UI/UX to showcase proficiency in modern web development.</w:t>
-            </w:r>
-          </w:p>
-          <w:p>
-            <w:pPr>
+              <w:t>-</w:t>
+            </w:r>
+            <w:r>
               <w:rPr>
                 <w:b/>
                 <w:bCs/>
@@ -850,233 +776,134 @@
                 <w:sz w:val="20"/>
                 <w:szCs w:val="20"/>
               </w:rPr>
-            </w:pPr>
-            <w:r>
-              <w:rPr>
-                <w:b/>
-                <w:bCs/>
-                <w:color w:val="000000"/>
-                <w:sz w:val="20"/>
-                <w:szCs w:val="20"/>
-              </w:rPr>
-              <w:t>Weather API Service</w:t>
+              <w:t>Ready Backend Project)</w:t>
             </w:r>
           </w:p>
           <w:p>
             <w:pPr>
+              <w:pStyle w:val="ListParagraph"/>
               <w:numPr>
                 <w:ilvl w:val="0"/>
-                <w:numId w:val="10"/>
+                <w:numId w:val="15"/>
               </w:numPr>
               <w:rPr>
                 <w:sz w:val="16"/>
                 <w:szCs w:val="16"/>
-                <w:lang w:val="en-US"/>
+                <w:lang w:val="en-IN"/>
               </w:rPr>
             </w:pPr>
             <w:r>
               <w:rPr>
                 <w:sz w:val="16"/>
                 <w:szCs w:val="16"/>
-                <w:lang w:val="en-US"/>
-              </w:rPr>
-              <w:t>Engineered a RESTful API to fetch and display real-time weather data for global locations.</w:t>
+                <w:lang w:val="en-IN"/>
+              </w:rPr>
+              <w:t xml:space="preserve">Built a </w:t>
+            </w:r>
+            <w:r>
+              <w:rPr>
+                <w:b/>
+                <w:bCs/>
+                <w:sz w:val="16"/>
+                <w:szCs w:val="16"/>
+                <w:lang w:val="en-IN"/>
+              </w:rPr>
+              <w:t>RESTful API using Node.js &amp; Express</w:t>
+            </w:r>
+            <w:r>
+              <w:rPr>
+                <w:sz w:val="16"/>
+                <w:szCs w:val="16"/>
+                <w:lang w:val="en-IN"/>
+              </w:rPr>
+              <w:t xml:space="preserve"> to fetch real-time weather data. </w:t>
             </w:r>
           </w:p>
           <w:p>
             <w:pPr>
+              <w:pStyle w:val="ListParagraph"/>
               <w:numPr>
                 <w:ilvl w:val="0"/>
-                <w:numId w:val="10"/>
+                <w:numId w:val="15"/>
               </w:numPr>
               <w:rPr>
                 <w:sz w:val="16"/>
                 <w:szCs w:val="16"/>
-                <w:lang w:val="en-US"/>
+                <w:lang w:val="en-IN"/>
               </w:rPr>
             </w:pPr>
             <w:r>
               <w:rPr>
                 <w:sz w:val="16"/>
                 <w:szCs w:val="16"/>
-                <w:lang w:val="en-US"/>
-              </w:rPr>
-              <w:t>Supported 10,000+ monthly requests with 99% uptime. </w:t>
-            </w:r>
-            <w:r>
-              <w:rPr>
-                <w:i/>
-                <w:iCs/>
+                <w:lang w:val="en-IN"/>
+              </w:rPr>
+              <w:t xml:space="preserve">Handled </w:t>
+            </w:r>
+            <w:r>
+              <w:rPr>
+                <w:b/>
+                <w:bCs/>
                 <w:sz w:val="16"/>
                 <w:szCs w:val="16"/>
-                <w:lang w:val="en-US"/>
-              </w:rPr>
-              <w:t xml:space="preserve">Tools: </w:t>
-            </w:r>
-            <w:r>
-              <w:rPr>
-                <w:i/>
-                <w:iCs/>
+                <w:lang w:val="en-IN"/>
+              </w:rPr>
+              <w:t>10,000+ monthly requests with ~99% uptime</w:t>
+            </w:r>
+            <w:r>
+              <w:rPr>
                 <w:sz w:val="16"/>
                 <w:szCs w:val="16"/>
-                <w:lang w:val="en-US"/>
-              </w:rPr>
-              <w:t>Node.js</w:t>
-            </w:r>
-            <w:r>
-              <w:rPr>
-                <w:i/>
-                <w:iCs/>
-                <w:sz w:val="16"/>
-                <w:szCs w:val="16"/>
-                <w:lang w:val="en-US"/>
-              </w:rPr>
-              <w:t>.</w:t>
+                <w:lang w:val="en-IN"/>
+              </w:rPr>
+              <w:t xml:space="preserve">. </w:t>
             </w:r>
           </w:p>
           <w:p>
             <w:pPr>
-              <w:rPr>
-                <w:b/>
-                <w:bCs/>
-                <w:color w:val="000000"/>
-                <w:sz w:val="20"/>
-                <w:szCs w:val="20"/>
+              <w:pStyle w:val="ListParagraph"/>
+              <w:numPr>
+                <w:ilvl w:val="0"/>
+                <w:numId w:val="15"/>
+              </w:numPr>
+              <w:rPr>
+                <w:sz w:val="16"/>
+                <w:szCs w:val="16"/>
+                <w:lang w:val="en-IN"/>
               </w:rPr>
             </w:pPr>
-            <w:bookmarkStart w:id="9" w:name="_401obds6i1rh" w:colFirst="0" w:colLast="0"/>
-            <w:bookmarkEnd w:id="9"/>
-            <w:proofErr w:type="spellStart"/>
-            <w:r>
-              <w:rPr>
-                <w:b/>
-                <w:bCs/>
-                <w:color w:val="000000"/>
-                <w:sz w:val="20"/>
-                <w:szCs w:val="20"/>
-              </w:rPr>
-              <w:t>Colour</w:t>
-            </w:r>
-            <w:proofErr w:type="spellEnd"/>
-            <w:r>
-              <w:rPr>
-                <w:b/>
-                <w:bCs/>
-                <w:color w:val="000000"/>
-                <w:sz w:val="20"/>
-                <w:szCs w:val="20"/>
-              </w:rPr>
-              <w:t xml:space="preserve"> Segmentation &amp; Palette Generator</w:t>
+            <w:r>
+              <w:rPr>
+                <w:sz w:val="16"/>
+                <w:szCs w:val="16"/>
+                <w:lang w:val="en-IN"/>
+              </w:rPr>
+              <w:t xml:space="preserve">Implemented efficient routing and API handling for performance. </w:t>
             </w:r>
           </w:p>
           <w:p>
             <w:pPr>
+              <w:pStyle w:val="ListParagraph"/>
               <w:numPr>
                 <w:ilvl w:val="0"/>
-                <w:numId w:val="11"/>
+                <w:numId w:val="15"/>
               </w:numPr>
               <w:rPr>
                 <w:sz w:val="16"/>
                 <w:szCs w:val="16"/>
-                <w:lang w:val="en-US"/>
+                <w:lang w:val="en-IN"/>
               </w:rPr>
             </w:pPr>
             <w:r>
               <w:rPr>
                 <w:sz w:val="16"/>
                 <w:szCs w:val="16"/>
-                <w:lang w:val="en-US"/>
-              </w:rPr>
-              <w:t>Designed a tool to segment images/videos by color and generate HEX/RGB palettes using computer vision.</w:t>
-            </w:r>
-          </w:p>
-          <w:p>
-            <w:pPr>
-              <w:numPr>
-                <w:ilvl w:val="0"/>
-                <w:numId w:val="11"/>
-              </w:numPr>
-              <w:rPr>
-                <w:sz w:val="16"/>
-                <w:szCs w:val="16"/>
-                <w:lang w:val="en-US"/>
-              </w:rPr>
-            </w:pPr>
-            <w:r>
-              <w:rPr>
-                <w:sz w:val="16"/>
-                <w:szCs w:val="16"/>
-                <w:lang w:val="en-US"/>
-              </w:rPr>
-              <w:t xml:space="preserve">Deployed as a </w:t>
-            </w:r>
-            <w:proofErr w:type="spellStart"/>
-            <w:r>
-              <w:rPr>
-                <w:sz w:val="16"/>
-                <w:szCs w:val="16"/>
-                <w:lang w:val="en-US"/>
-              </w:rPr>
-              <w:t>Streamlit</w:t>
-            </w:r>
-            <w:proofErr w:type="spellEnd"/>
-            <w:r>
-              <w:rPr>
-                <w:sz w:val="16"/>
-                <w:szCs w:val="16"/>
-                <w:lang w:val="en-US"/>
-              </w:rPr>
-              <w:t xml:space="preserve"> app with active users. </w:t>
-            </w:r>
-            <w:r>
-              <w:rPr>
-                <w:i/>
-                <w:iCs/>
-                <w:sz w:val="16"/>
-                <w:szCs w:val="16"/>
-                <w:lang w:val="en-US"/>
-              </w:rPr>
-              <w:t xml:space="preserve">Tools: Python, OpenCV, </w:t>
-            </w:r>
-            <w:proofErr w:type="spellStart"/>
-            <w:r>
-              <w:rPr>
-                <w:i/>
-                <w:iCs/>
-                <w:sz w:val="16"/>
-                <w:szCs w:val="16"/>
-                <w:lang w:val="en-US"/>
-              </w:rPr>
-              <w:t>Streamlit</w:t>
-            </w:r>
-            <w:proofErr w:type="spellEnd"/>
-            <w:r>
-              <w:rPr>
-                <w:i/>
-                <w:iCs/>
-                <w:sz w:val="16"/>
-                <w:szCs w:val="16"/>
-                <w:lang w:val="en-US"/>
-              </w:rPr>
-              <w:t>.</w:t>
-            </w:r>
-          </w:p>
-          <w:p>
-            <w:pPr>
-              <w:rPr>
-                <w:sz w:val="16"/>
-                <w:szCs w:val="16"/>
-                <w:lang w:val="en-US"/>
-              </w:rPr>
-            </w:pPr>
-          </w:p>
-          <w:p>
-            <w:pPr>
-              <w:rPr>
-                <w:sz w:val="16"/>
-                <w:szCs w:val="16"/>
-              </w:rPr>
-            </w:pPr>
+                <w:lang w:val="en-IN"/>
+              </w:rPr>
+              <w:t xml:space="preserve">Tools: Node.js, Express, APIs </w:t>
+            </w:r>
+            <w:bookmarkStart w:id="6" w:name="_401obds6i1rh" w:colFirst="0" w:colLast="0"/>
+            <w:bookmarkEnd w:id="6"/>
           </w:p>
         </w:tc>
         <w:tc>
@@ -1088,7 +915,6 @@
               <w:bottom w:val="nil"/>
               <w:right w:val="nil"/>
             </w:tcBorders>
-            <w:shd w:val="clear" w:color="auto" w:fill="auto"/>
             <w:tcMar>
               <w:top w:w="144" w:type="dxa"/>
               <w:left w:w="144" w:type="dxa"/>
@@ -1107,10 +933,9 @@
                 <w:between w:val="nil"/>
               </w:pBdr>
             </w:pPr>
-            <w:bookmarkStart w:id="10" w:name="_ca0awj8022e2" w:colFirst="0" w:colLast="0"/>
-            <w:bookmarkEnd w:id="10"/>
-            <w:r>
-              <w:lastRenderedPageBreak/>
+            <w:bookmarkStart w:id="7" w:name="_ca0awj8022e2" w:colFirst="0" w:colLast="0"/>
+            <w:bookmarkEnd w:id="7"/>
+            <w:r>
               <w:t>SKILLS</w:t>
             </w:r>
           </w:p>
@@ -1124,7 +949,7 @@
                 <w:between w:val="nil"/>
               </w:pBdr>
               <w:rPr>
-                <w:lang w:val="en-US"/>
+                <w:lang w:val="en-IN"/>
               </w:rPr>
             </w:pPr>
             <w:r>
@@ -1138,48 +963,51 @@
             </w:r>
             <w:r>
               <w:rPr>
-                <w:color w:val="0D0D0D" w:themeColor="text1" w:themeTint="F2"/>
-                <w:lang w:val="en-US"/>
-              </w:rPr>
-              <w:t xml:space="preserve">        </w:t>
-            </w:r>
-            <w:r>
-              <w:rPr>
-                <w:lang w:val="en-US"/>
-              </w:rPr>
-              <w:t>Machine Learning, Blockchain, Web Development, Web Scraping, Figma, Angular</w:t>
-            </w:r>
-            <w:r>
-              <w:rPr>
-                <w:lang w:val="en-US"/>
-              </w:rPr>
-              <w:t>, Information Security, Computer Vision, Active Directory</w:t>
-            </w:r>
-            <w:r>
-              <w:rPr>
-                <w:lang w:val="en-US"/>
-              </w:rPr>
-              <w:t>, Data Visualization</w:t>
-            </w:r>
-            <w:r>
-              <w:rPr>
-                <w:lang w:val="en-US"/>
-              </w:rPr>
-              <w:t xml:space="preserve">, Test Cases, Neural Networks, </w:t>
-            </w:r>
-            <w:proofErr w:type="spellStart"/>
-            <w:r>
-              <w:rPr>
-                <w:lang w:val="en-US"/>
-              </w:rPr>
-              <w:t>CyberSecurity</w:t>
-            </w:r>
-            <w:proofErr w:type="spellEnd"/>
-            <w:r>
-              <w:rPr>
-                <w:lang w:val="en-US"/>
-              </w:rPr>
-              <w:t>.</w:t>
+                <w:lang w:val="en-IN"/>
+              </w:rPr>
+              <w:t xml:space="preserve"> </w:t>
+            </w:r>
+            <w:r>
+              <w:rPr>
+                <w:lang w:val="en-IN"/>
+              </w:rPr>
+              <w:t>REST APIs, Responsive UI &amp; UX</w:t>
+            </w:r>
+            <w:r>
+              <w:rPr>
+                <w:lang w:val="en-IN"/>
+              </w:rPr>
+              <w:t xml:space="preserve">, </w:t>
+            </w:r>
+            <w:r>
+              <w:rPr>
+                <w:lang w:val="en-IN"/>
+              </w:rPr>
+              <w:t>Ethereum</w:t>
+            </w:r>
+            <w:r>
+              <w:rPr>
+                <w:lang w:val="en-IN"/>
+              </w:rPr>
+              <w:t xml:space="preserve">, </w:t>
+            </w:r>
+            <w:r>
+              <w:rPr>
+                <w:lang w:val="en-IN"/>
+              </w:rPr>
+              <w:t>Smart Contract Integration</w:t>
+            </w:r>
+            <w:r>
+              <w:rPr>
+                <w:lang w:val="en-IN"/>
+              </w:rPr>
+              <w:t xml:space="preserve">, </w:t>
+            </w:r>
+            <w:r>
+              <w:rPr>
+                <w:lang w:val="en-IN"/>
+              </w:rPr>
+              <w:t>AI + API integrations</w:t>
             </w:r>
           </w:p>
           <w:p>
@@ -1197,7 +1025,7 @@
               </w:pBdr>
               <w:ind w:left="0" w:firstLine="0"/>
               <w:rPr>
-                <w:lang w:val="en-US"/>
+                <w:lang w:val="en-IN"/>
               </w:rPr>
             </w:pPr>
             <w:r>
@@ -1218,27 +1046,57 @@
             </w:r>
             <w:r>
               <w:rPr>
-                <w:lang w:val="en-US"/>
-              </w:rPr>
-              <w:t>Python, C, HTML, CSS, JavaScript, MongoDB, MySQL, TypeScript</w:t>
-            </w:r>
-            <w:r>
-              <w:rPr>
-                <w:lang w:val="en-US"/>
-              </w:rPr>
-              <w:t>, Node.js, Java, React.js</w:t>
-            </w:r>
-            <w:r>
-              <w:rPr>
-                <w:lang w:val="en-US"/>
-              </w:rPr>
-              <w:t>, Generative AI</w:t>
-            </w:r>
-            <w:r>
-              <w:rPr>
-                <w:lang w:val="en-US"/>
-              </w:rPr>
-              <w:t>.</w:t>
+                <w:lang w:val="en-IN"/>
+              </w:rPr>
+              <w:t>HTML, CSS, JavaScript</w:t>
+            </w:r>
+            <w:r>
+              <w:rPr>
+                <w:lang w:val="en-IN"/>
+              </w:rPr>
+              <w:t xml:space="preserve">, </w:t>
+            </w:r>
+            <w:r>
+              <w:rPr>
+                <w:lang w:val="en-IN"/>
+              </w:rPr>
+              <w:t>TypeScript</w:t>
+            </w:r>
+            <w:r>
+              <w:rPr>
+                <w:lang w:val="en-IN"/>
+              </w:rPr>
+              <w:t xml:space="preserve">, </w:t>
+            </w:r>
+            <w:r>
+              <w:rPr>
+                <w:lang w:val="en-IN"/>
+              </w:rPr>
+              <w:t>React.js, Next.js</w:t>
+            </w:r>
+            <w:r>
+              <w:rPr>
+                <w:lang w:val="en-IN"/>
+              </w:rPr>
+              <w:t xml:space="preserve">, </w:t>
+            </w:r>
+            <w:r>
+              <w:rPr>
+                <w:lang w:val="en-IN"/>
+              </w:rPr>
+              <w:t>Solidity</w:t>
+            </w:r>
+            <w:r>
+              <w:rPr>
+                <w:lang w:val="en-IN"/>
+              </w:rPr>
+              <w:t xml:space="preserve">, </w:t>
+            </w:r>
+            <w:r>
+              <w:rPr>
+                <w:lang w:val="en-IN"/>
+              </w:rPr>
+              <w:t>Node.js, Express.js</w:t>
             </w:r>
           </w:p>
           <w:p>
@@ -1256,7 +1114,7 @@
               </w:pBdr>
               <w:ind w:left="0" w:firstLine="0"/>
               <w:rPr>
-                <w:lang w:val="en-US"/>
+                <w:lang w:val="en-IN"/>
               </w:rPr>
             </w:pPr>
             <w:r>
@@ -1277,53 +1135,111 @@
             </w:r>
             <w:r>
               <w:rPr>
-                <w:lang w:val="en-US"/>
-              </w:rPr>
-              <w:t>Postman API, Figma</w:t>
-            </w:r>
-            <w:r>
-              <w:rPr>
-                <w:lang w:val="en-US"/>
+                <w:lang w:val="en-IN"/>
+              </w:rPr>
+              <w:t>Git, GitHub</w:t>
+            </w:r>
+            <w:r>
+              <w:rPr>
+                <w:lang w:val="en-IN"/>
               </w:rPr>
               <w:t xml:space="preserve">, </w:t>
             </w:r>
+            <w:r>
+              <w:rPr>
+                <w:lang w:val="en-IN"/>
+              </w:rPr>
+              <w:t>Postman</w:t>
+            </w:r>
+            <w:r>
+              <w:rPr>
+                <w:lang w:val="en-IN"/>
+              </w:rPr>
+              <w:t xml:space="preserve">, </w:t>
+            </w:r>
+            <w:r>
+              <w:rPr>
+                <w:lang w:val="en-IN"/>
+              </w:rPr>
+              <w:t>Docker (basic)</w:t>
+            </w:r>
+            <w:r>
+              <w:rPr>
+                <w:lang w:val="en-IN"/>
+              </w:rPr>
+              <w:t xml:space="preserve">, </w:t>
+            </w:r>
+            <w:r>
+              <w:rPr>
+                <w:lang w:val="en-IN"/>
+              </w:rPr>
+              <w:t>Figma</w:t>
+            </w:r>
+            <w:r>
+              <w:rPr>
+                <w:lang w:val="en-IN"/>
+              </w:rPr>
+              <w:t xml:space="preserve">, </w:t>
+            </w:r>
             <w:proofErr w:type="spellStart"/>
             <w:r>
               <w:rPr>
-                <w:lang w:val="en-US"/>
-              </w:rPr>
-              <w:t>Github</w:t>
+                <w:lang w:val="en-IN"/>
+              </w:rPr>
+              <w:t>Wagmi</w:t>
             </w:r>
             <w:proofErr w:type="spellEnd"/>
             <w:r>
               <w:rPr>
-                <w:lang w:val="en-US"/>
-              </w:rPr>
-              <w:t>, AI</w:t>
-            </w:r>
-            <w:r>
-              <w:rPr>
-                <w:lang w:val="en-US"/>
+                <w:lang w:val="en-IN"/>
               </w:rPr>
               <w:t xml:space="preserve">, </w:t>
             </w:r>
-            <w:r>
-              <w:rPr>
-                <w:lang w:val="en-US"/>
-              </w:rPr>
-              <w:t>Source Intelligence</w:t>
-            </w:r>
-            <w:r>
-              <w:rPr>
-                <w:lang w:val="en-US"/>
-              </w:rPr>
-              <w:t>, Canva</w:t>
-            </w:r>
-            <w:r>
-              <w:rPr>
-                <w:lang w:val="en-US"/>
-              </w:rPr>
-              <w:t>.</w:t>
+            <w:proofErr w:type="spellStart"/>
+            <w:r>
+              <w:rPr>
+                <w:lang w:val="en-IN"/>
+              </w:rPr>
+              <w:t>RainbowKit</w:t>
+            </w:r>
+            <w:proofErr w:type="spellEnd"/>
+            <w:r>
+              <w:rPr>
+                <w:lang w:val="en-IN"/>
+              </w:rPr>
+              <w:t xml:space="preserve">, </w:t>
+            </w:r>
+            <w:proofErr w:type="spellStart"/>
+            <w:r>
+              <w:rPr>
+                <w:lang w:val="en-IN"/>
+              </w:rPr>
+              <w:t>WebSockets</w:t>
+            </w:r>
+            <w:proofErr w:type="spellEnd"/>
+            <w:r>
+              <w:rPr>
+                <w:lang w:val="en-IN"/>
+              </w:rPr>
+              <w:t xml:space="preserve">, </w:t>
+            </w:r>
+            <w:r>
+              <w:rPr>
+                <w:lang w:val="en-IN"/>
+              </w:rPr>
+              <w:t>MongoDB, PostgreSQL, Drizzle ORM</w:t>
+            </w:r>
+            <w:r>
+              <w:rPr>
+                <w:lang w:val="en-IN"/>
+              </w:rPr>
+              <w:t xml:space="preserve">, </w:t>
+            </w:r>
+            <w:r>
+              <w:rPr>
+                <w:lang w:val="en-IN"/>
+              </w:rPr>
+              <w:t>Redis (basic familiarity)</w:t>
             </w:r>
           </w:p>
           <w:p>
@@ -1393,28 +1309,46 @@
               </w:pBdr>
               <w:spacing w:before="320"/>
               <w:rPr>
-                <w:lang w:val="en-US"/>
+                <w:lang w:val="en-IN"/>
               </w:rPr>
             </w:pPr>
             <w:r>
               <w:rPr>
-                <w:lang w:val="en-US"/>
-              </w:rPr>
-              <w:t>Secured </w:t>
+                <w:lang w:val="en-IN"/>
+              </w:rPr>
+              <w:t xml:space="preserve">Ranked </w:t>
             </w:r>
             <w:r>
               <w:rPr>
                 <w:b/>
                 <w:bCs/>
-                <w:lang w:val="en-US"/>
-              </w:rPr>
-              <w:t>8th rank</w:t>
-            </w:r>
-            <w:r>
-              <w:rPr>
-                <w:lang w:val="en-US"/>
-              </w:rPr>
-              <w:t> at Apertre2.0 as a contributor; 3 projects featured in the event.</w:t>
+                <w:lang w:val="en-IN"/>
+              </w:rPr>
+              <w:t xml:space="preserve">8th at </w:t>
+            </w:r>
+            <w:proofErr w:type="spellStart"/>
+            <w:r>
+              <w:rPr>
+                <w:b/>
+                <w:bCs/>
+                <w:lang w:val="en-IN"/>
+              </w:rPr>
+              <w:t>Apertre</w:t>
+            </w:r>
+            <w:proofErr w:type="spellEnd"/>
+            <w:r>
+              <w:rPr>
+                <w:b/>
+                <w:bCs/>
+                <w:lang w:val="en-IN"/>
+              </w:rPr>
+              <w:t xml:space="preserve"> 2.0</w:t>
+            </w:r>
+            <w:r>
+              <w:rPr>
+                <w:lang w:val="en-IN"/>
+              </w:rPr>
+              <w:t xml:space="preserve"> with 3 featured projects </w:t>
             </w:r>
           </w:p>
           <w:p>
@@ -1428,49 +1362,28 @@
               </w:pBdr>
               <w:spacing w:before="320"/>
               <w:rPr>
-                <w:lang w:val="en-US"/>
+                <w:lang w:val="en-IN"/>
               </w:rPr>
             </w:pPr>
             <w:r>
               <w:rPr>
-                <w:lang w:val="en-US"/>
-              </w:rPr>
-              <w:t>Delivered projects with </w:t>
+                <w:lang w:val="en-IN"/>
+              </w:rPr>
+              <w:t xml:space="preserve">Built and shipped </w:t>
             </w:r>
             <w:r>
               <w:rPr>
                 <w:b/>
                 <w:bCs/>
-                <w:lang w:val="en-US"/>
-              </w:rPr>
-              <w:t>80%+ success rate</w:t>
-            </w:r>
-            <w:r>
-              <w:rPr>
-                <w:lang w:val="en-US"/>
-              </w:rPr>
-              <w:t> across domains like cybersecurity and finance.</w:t>
-            </w:r>
-          </w:p>
-          <w:p>
-            <w:pPr>
-              <w:pBdr>
-                <w:top w:val="nil"/>
-                <w:left w:val="nil"/>
-                <w:bottom w:val="nil"/>
-                <w:right w:val="nil"/>
-                <w:between w:val="nil"/>
-              </w:pBdr>
-              <w:spacing w:before="320"/>
-              <w:rPr>
-                <w:lang w:val="en-US"/>
-              </w:rPr>
-            </w:pPr>
-            <w:r>
-              <w:rPr>
-                <w:lang w:val="en-US"/>
-              </w:rPr>
-              <w:t>Recognized for exceptional public speaking and technical storytelling skills.</w:t>
+                <w:lang w:val="en-IN"/>
+              </w:rPr>
+              <w:t>multiple working products (not tutorial-based)</w:t>
+            </w:r>
+            <w:r>
+              <w:rPr>
+                <w:lang w:val="en-IN"/>
+              </w:rPr>
+              <w:t xml:space="preserve"> </w:t>
             </w:r>
           </w:p>
           <w:p>
@@ -1484,6 +1397,20 @@
               </w:pBdr>
               <w:spacing w:before="320"/>
             </w:pPr>
+            <w:r>
+              <w:rPr>
+                <w:lang w:val="en-IN"/>
+              </w:rPr>
+              <w:t xml:space="preserve">Recognized for </w:t>
+            </w:r>
+            <w:r>
+              <w:rPr>
+                <w:b/>
+                <w:bCs/>
+                <w:lang w:val="en-IN"/>
+              </w:rPr>
+              <w:t>technical communication and problem-solving</w:t>
+            </w:r>
           </w:p>
         </w:tc>
       </w:tr>
@@ -1810,6 +1737,155 @@
     </w:lvl>
   </w:abstractNum>
   <w:abstractNum w:abstractNumId="2" w15:restartNumberingAfterBreak="0">
+    <w:nsid w:val="0FA02BDD"/>
+    <w:multiLevelType w:val="multilevel"/>
+    <w:tmpl w:val="4FDC1840"/>
+    <w:lvl w:ilvl="0">
+      <w:start w:val="1"/>
+      <w:numFmt w:val="bullet"/>
+      <w:lvlText w:val=""/>
+      <w:lvlJc w:val="left"/>
+      <w:pPr>
+        <w:tabs>
+          <w:tab w:val="num" w:pos="720"/>
+        </w:tabs>
+        <w:ind w:left="720" w:hanging="360"/>
+      </w:pPr>
+      <w:rPr>
+        <w:rFonts w:ascii="Symbol" w:hAnsi="Symbol" w:hint="default"/>
+        <w:sz w:val="20"/>
+      </w:rPr>
+    </w:lvl>
+    <w:lvl w:ilvl="1" w:tentative="1">
+      <w:start w:val="1"/>
+      <w:numFmt w:val="bullet"/>
+      <w:lvlText w:val="o"/>
+      <w:lvlJc w:val="left"/>
+      <w:pPr>
+        <w:tabs>
+          <w:tab w:val="num" w:pos="1440"/>
+        </w:tabs>
+        <w:ind w:left="1440" w:hanging="360"/>
+      </w:pPr>
+      <w:rPr>
+        <w:rFonts w:ascii="Courier New" w:hAnsi="Courier New" w:hint="default"/>
+        <w:sz w:val="20"/>
+      </w:rPr>
+    </w:lvl>
+    <w:lvl w:ilvl="2" w:tentative="1">
+      <w:start w:val="1"/>
+      <w:numFmt w:val="bullet"/>
+      <w:lvlText w:val=""/>
+      <w:lvlJc w:val="left"/>
+      <w:pPr>
+        <w:tabs>
+          <w:tab w:val="num" w:pos="2160"/>
+        </w:tabs>
+        <w:ind w:left="2160" w:hanging="360"/>
+      </w:pPr>
+      <w:rPr>
+        <w:rFonts w:ascii="Wingdings" w:hAnsi="Wingdings" w:hint="default"/>
+        <w:sz w:val="20"/>
+      </w:rPr>
+    </w:lvl>
+    <w:lvl w:ilvl="3" w:tentative="1">
+      <w:start w:val="1"/>
+      <w:numFmt w:val="bullet"/>
+      <w:lvlText w:val=""/>
+      <w:lvlJc w:val="left"/>
+      <w:pPr>
+        <w:tabs>
+          <w:tab w:val="num" w:pos="2880"/>
+        </w:tabs>
+        <w:ind w:left="2880" w:hanging="360"/>
+      </w:pPr>
+      <w:rPr>
+        <w:rFonts w:ascii="Wingdings" w:hAnsi="Wingdings" w:hint="default"/>
+        <w:sz w:val="20"/>
+      </w:rPr>
+    </w:lvl>
+    <w:lvl w:ilvl="4" w:tentative="1">
+      <w:start w:val="1"/>
+      <w:numFmt w:val="bullet"/>
+      <w:lvlText w:val=""/>
+      <w:lvlJc w:val="left"/>
+      <w:pPr>
+        <w:tabs>
+          <w:tab w:val="num" w:pos="3600"/>
+        </w:tabs>
+        <w:ind w:left="3600" w:hanging="360"/>
+      </w:pPr>
+      <w:rPr>
+        <w:rFonts w:ascii="Wingdings" w:hAnsi="Wingdings" w:hint="default"/>
+        <w:sz w:val="20"/>
+      </w:rPr>
+    </w:lvl>
+    <w:lvl w:ilvl="5" w:tentative="1">
+      <w:start w:val="1"/>
+      <w:numFmt w:val="bullet"/>
+      <w:lvlText w:val=""/>
+      <w:lvlJc w:val="left"/>
+      <w:pPr>
+        <w:tabs>
+          <w:tab w:val="num" w:pos="4320"/>
+        </w:tabs>
+        <w:ind w:left="4320" w:hanging="360"/>
+      </w:pPr>
+      <w:rPr>
+        <w:rFonts w:ascii="Wingdings" w:hAnsi="Wingdings" w:hint="default"/>
+        <w:sz w:val="20"/>
+      </w:rPr>
+    </w:lvl>
+    <w:lvl w:ilvl="6" w:tentative="1">
+      <w:start w:val="1"/>
+      <w:numFmt w:val="bullet"/>
+      <w:lvlText w:val=""/>
+      <w:lvlJc w:val="left"/>
+      <w:pPr>
+        <w:tabs>
+          <w:tab w:val="num" w:pos="5040"/>
+        </w:tabs>
+        <w:ind w:left="5040" w:hanging="360"/>
+      </w:pPr>
+      <w:rPr>
+        <w:rFonts w:ascii="Wingdings" w:hAnsi="Wingdings" w:hint="default"/>
+        <w:sz w:val="20"/>
+      </w:rPr>
+    </w:lvl>
+    <w:lvl w:ilvl="7" w:tentative="1">
+      <w:start w:val="1"/>
+      <w:numFmt w:val="bullet"/>
+      <w:lvlText w:val=""/>
+      <w:lvlJc w:val="left"/>
+      <w:pPr>
+        <w:tabs>
+          <w:tab w:val="num" w:pos="5760"/>
+        </w:tabs>
+        <w:ind w:left="5760" w:hanging="360"/>
+      </w:pPr>
+      <w:rPr>
+        <w:rFonts w:ascii="Wingdings" w:hAnsi="Wingdings" w:hint="default"/>
+        <w:sz w:val="20"/>
+      </w:rPr>
+    </w:lvl>
+    <w:lvl w:ilvl="8" w:tentative="1">
+      <w:start w:val="1"/>
+      <w:numFmt w:val="bullet"/>
+      <w:lvlText w:val=""/>
+      <w:lvlJc w:val="left"/>
+      <w:pPr>
+        <w:tabs>
+          <w:tab w:val="num" w:pos="6480"/>
+        </w:tabs>
+        <w:ind w:left="6480" w:hanging="360"/>
+      </w:pPr>
+      <w:rPr>
+        <w:rFonts w:ascii="Wingdings" w:hAnsi="Wingdings" w:hint="default"/>
+        <w:sz w:val="20"/>
+      </w:rPr>
+    </w:lvl>
+  </w:abstractNum>
+  <w:abstractNum w:abstractNumId="3" w15:restartNumberingAfterBreak="0">
     <w:nsid w:val="16EF1088"/>
     <w:multiLevelType w:val="multilevel"/>
     <w:tmpl w:val="E9E6AFF8"/>
@@ -1922,7 +1998,156 @@
       </w:rPr>
     </w:lvl>
   </w:abstractNum>
-  <w:abstractNum w:abstractNumId="3" w15:restartNumberingAfterBreak="0">
+  <w:abstractNum w:abstractNumId="4" w15:restartNumberingAfterBreak="0">
+    <w:nsid w:val="19BE3D58"/>
+    <w:multiLevelType w:val="multilevel"/>
+    <w:tmpl w:val="4FDC1840"/>
+    <w:lvl w:ilvl="0">
+      <w:start w:val="1"/>
+      <w:numFmt w:val="bullet"/>
+      <w:lvlText w:val=""/>
+      <w:lvlJc w:val="left"/>
+      <w:pPr>
+        <w:tabs>
+          <w:tab w:val="num" w:pos="720"/>
+        </w:tabs>
+        <w:ind w:left="720" w:hanging="360"/>
+      </w:pPr>
+      <w:rPr>
+        <w:rFonts w:ascii="Symbol" w:hAnsi="Symbol" w:hint="default"/>
+        <w:sz w:val="20"/>
+      </w:rPr>
+    </w:lvl>
+    <w:lvl w:ilvl="1" w:tentative="1">
+      <w:start w:val="1"/>
+      <w:numFmt w:val="bullet"/>
+      <w:lvlText w:val="o"/>
+      <w:lvlJc w:val="left"/>
+      <w:pPr>
+        <w:tabs>
+          <w:tab w:val="num" w:pos="1440"/>
+        </w:tabs>
+        <w:ind w:left="1440" w:hanging="360"/>
+      </w:pPr>
+      <w:rPr>
+        <w:rFonts w:ascii="Courier New" w:hAnsi="Courier New" w:hint="default"/>
+        <w:sz w:val="20"/>
+      </w:rPr>
+    </w:lvl>
+    <w:lvl w:ilvl="2" w:tentative="1">
+      <w:start w:val="1"/>
+      <w:numFmt w:val="bullet"/>
+      <w:lvlText w:val=""/>
+      <w:lvlJc w:val="left"/>
+      <w:pPr>
+        <w:tabs>
+          <w:tab w:val="num" w:pos="2160"/>
+        </w:tabs>
+        <w:ind w:left="2160" w:hanging="360"/>
+      </w:pPr>
+      <w:rPr>
+        <w:rFonts w:ascii="Wingdings" w:hAnsi="Wingdings" w:hint="default"/>
+        <w:sz w:val="20"/>
+      </w:rPr>
+    </w:lvl>
+    <w:lvl w:ilvl="3" w:tentative="1">
+      <w:start w:val="1"/>
+      <w:numFmt w:val="bullet"/>
+      <w:lvlText w:val=""/>
+      <w:lvlJc w:val="left"/>
+      <w:pPr>
+        <w:tabs>
+          <w:tab w:val="num" w:pos="2880"/>
+        </w:tabs>
+        <w:ind w:left="2880" w:hanging="360"/>
+      </w:pPr>
+      <w:rPr>
+        <w:rFonts w:ascii="Wingdings" w:hAnsi="Wingdings" w:hint="default"/>
+        <w:sz w:val="20"/>
+      </w:rPr>
+    </w:lvl>
+    <w:lvl w:ilvl="4" w:tentative="1">
+      <w:start w:val="1"/>
+      <w:numFmt w:val="bullet"/>
+      <w:lvlText w:val=""/>
+      <w:lvlJc w:val="left"/>
+      <w:pPr>
+        <w:tabs>
+          <w:tab w:val="num" w:pos="3600"/>
+        </w:tabs>
+        <w:ind w:left="3600" w:hanging="360"/>
+      </w:pPr>
+      <w:rPr>
+        <w:rFonts w:ascii="Wingdings" w:hAnsi="Wingdings" w:hint="default"/>
+        <w:sz w:val="20"/>
+      </w:rPr>
+    </w:lvl>
+    <w:lvl w:ilvl="5" w:tentative="1">
+      <w:start w:val="1"/>
+      <w:numFmt w:val="bullet"/>
+      <w:lvlText w:val=""/>
+      <w:lvlJc w:val="left"/>
+      <w:pPr>
+        <w:tabs>
+          <w:tab w:val="num" w:pos="4320"/>
+        </w:tabs>
+        <w:ind w:left="4320" w:hanging="360"/>
+      </w:pPr>
+      <w:rPr>
+        <w:rFonts w:ascii="Wingdings" w:hAnsi="Wingdings" w:hint="default"/>
+        <w:sz w:val="20"/>
+      </w:rPr>
+    </w:lvl>
+    <w:lvl w:ilvl="6" w:tentative="1">
+      <w:start w:val="1"/>
+      <w:numFmt w:val="bullet"/>
+      <w:lvlText w:val=""/>
+      <w:lvlJc w:val="left"/>
+      <w:pPr>
+        <w:tabs>
+          <w:tab w:val="num" w:pos="5040"/>
+        </w:tabs>
+        <w:ind w:left="5040" w:hanging="360"/>
+      </w:pPr>
+      <w:rPr>
+        <w:rFonts w:ascii="Wingdings" w:hAnsi="Wingdings" w:hint="default"/>
+        <w:sz w:val="20"/>
+      </w:rPr>
+    </w:lvl>
+    <w:lvl w:ilvl="7" w:tentative="1">
+      <w:start w:val="1"/>
+      <w:numFmt w:val="bullet"/>
+      <w:lvlText w:val=""/>
+      <w:lvlJc w:val="left"/>
+      <w:pPr>
+        <w:tabs>
+          <w:tab w:val="num" w:pos="5760"/>
+        </w:tabs>
+        <w:ind w:left="5760" w:hanging="360"/>
+      </w:pPr>
+      <w:rPr>
+        <w:rFonts w:ascii="Wingdings" w:hAnsi="Wingdings" w:hint="default"/>
+        <w:sz w:val="20"/>
+      </w:rPr>
+    </w:lvl>
+    <w:lvl w:ilvl="8" w:tentative="1">
+      <w:start w:val="1"/>
+      <w:numFmt w:val="bullet"/>
+      <w:lvlText w:val=""/>
+      <w:lvlJc w:val="left"/>
+      <w:pPr>
+        <w:tabs>
+          <w:tab w:val="num" w:pos="6480"/>
+        </w:tabs>
+        <w:ind w:left="6480" w:hanging="360"/>
+      </w:pPr>
+      <w:rPr>
+        <w:rFonts w:ascii="Wingdings" w:hAnsi="Wingdings" w:hint="default"/>
+        <w:sz w:val="20"/>
+      </w:rPr>
+    </w:lvl>
+  </w:abstractNum>
+  <w:abstractNum w:abstractNumId="5" w15:restartNumberingAfterBreak="0">
     <w:nsid w:val="1D9E6388"/>
     <w:multiLevelType w:val="multilevel"/>
     <w:tmpl w:val="624C99BC"/>
@@ -2071,7 +2296,7 @@
       </w:rPr>
     </w:lvl>
   </w:abstractNum>
-  <w:abstractNum w:abstractNumId="4" w15:restartNumberingAfterBreak="0">
+  <w:abstractNum w:abstractNumId="6" w15:restartNumberingAfterBreak="0">
     <w:nsid w:val="4000054F"/>
     <w:multiLevelType w:val="hybridMultilevel"/>
     <w:tmpl w:val="A5CAAB52"/>
@@ -2184,7 +2409,7 @@
       </w:rPr>
     </w:lvl>
   </w:abstractNum>
-  <w:abstractNum w:abstractNumId="5" w15:restartNumberingAfterBreak="0">
+  <w:abstractNum w:abstractNumId="7" w15:restartNumberingAfterBreak="0">
     <w:nsid w:val="4A4A2DAC"/>
     <w:multiLevelType w:val="multilevel"/>
     <w:tmpl w:val="97447C24"/>
@@ -2333,7 +2558,7 @@
       </w:rPr>
     </w:lvl>
   </w:abstractNum>
-  <w:abstractNum w:abstractNumId="6" w15:restartNumberingAfterBreak="0">
+  <w:abstractNum w:abstractNumId="8" w15:restartNumberingAfterBreak="0">
     <w:nsid w:val="4BB23861"/>
     <w:multiLevelType w:val="multilevel"/>
     <w:tmpl w:val="4FDC1840"/>
@@ -2482,7 +2707,7 @@
       </w:rPr>
     </w:lvl>
   </w:abstractNum>
-  <w:abstractNum w:abstractNumId="7" w15:restartNumberingAfterBreak="0">
+  <w:abstractNum w:abstractNumId="9" w15:restartNumberingAfterBreak="0">
     <w:nsid w:val="5005277C"/>
     <w:multiLevelType w:val="multilevel"/>
     <w:tmpl w:val="FA7C200C"/>
@@ -2631,7 +2856,7 @@
       </w:rPr>
     </w:lvl>
   </w:abstractNum>
-  <w:abstractNum w:abstractNumId="8" w15:restartNumberingAfterBreak="0">
+  <w:abstractNum w:abstractNumId="10" w15:restartNumberingAfterBreak="0">
     <w:nsid w:val="50BB4C25"/>
     <w:multiLevelType w:val="multilevel"/>
     <w:tmpl w:val="C9240872"/>
@@ -2780,7 +3005,7 @@
       </w:rPr>
     </w:lvl>
   </w:abstractNum>
-  <w:abstractNum w:abstractNumId="9" w15:restartNumberingAfterBreak="0">
+  <w:abstractNum w:abstractNumId="11" w15:restartNumberingAfterBreak="0">
     <w:nsid w:val="58950C34"/>
     <w:multiLevelType w:val="multilevel"/>
     <w:tmpl w:val="9A24ED56"/>
@@ -2893,7 +3118,269 @@
       </w:rPr>
     </w:lvl>
   </w:abstractNum>
-  <w:abstractNum w:abstractNumId="10" w15:restartNumberingAfterBreak="0">
+  <w:abstractNum w:abstractNumId="12" w15:restartNumberingAfterBreak="0">
+    <w:nsid w:val="59776411"/>
+    <w:multiLevelType w:val="multilevel"/>
+    <w:tmpl w:val="6CA46FEE"/>
+    <w:lvl w:ilvl="0">
+      <w:start w:val="1"/>
+      <w:numFmt w:val="bullet"/>
+      <w:lvlText w:val=""/>
+      <w:lvlJc w:val="left"/>
+      <w:pPr>
+        <w:tabs>
+          <w:tab w:val="num" w:pos="720"/>
+        </w:tabs>
+        <w:ind w:left="720" w:hanging="360"/>
+      </w:pPr>
+      <w:rPr>
+        <w:rFonts w:ascii="Symbol" w:hAnsi="Symbol" w:hint="default"/>
+        <w:sz w:val="20"/>
+      </w:rPr>
+    </w:lvl>
+    <w:lvl w:ilvl="1" w:tentative="1">
+      <w:start w:val="1"/>
+      <w:numFmt w:val="bullet"/>
+      <w:lvlText w:val="o"/>
+      <w:lvlJc w:val="left"/>
+      <w:pPr>
+        <w:tabs>
+          <w:tab w:val="num" w:pos="1440"/>
+        </w:tabs>
+        <w:ind w:left="1440" w:hanging="360"/>
+      </w:pPr>
+      <w:rPr>
+        <w:rFonts w:ascii="Courier New" w:hAnsi="Courier New" w:hint="default"/>
+        <w:sz w:val="20"/>
+      </w:rPr>
+    </w:lvl>
+    <w:lvl w:ilvl="2" w:tentative="1">
+      <w:start w:val="1"/>
+      <w:numFmt w:val="bullet"/>
+      <w:lvlText w:val=""/>
+      <w:lvlJc w:val="left"/>
+      <w:pPr>
+        <w:tabs>
+          <w:tab w:val="num" w:pos="2160"/>
+        </w:tabs>
+        <w:ind w:left="2160" w:hanging="360"/>
+      </w:pPr>
+      <w:rPr>
+        <w:rFonts w:ascii="Wingdings" w:hAnsi="Wingdings" w:hint="default"/>
+        <w:sz w:val="20"/>
+      </w:rPr>
+    </w:lvl>
+    <w:lvl w:ilvl="3" w:tentative="1">
+      <w:start w:val="1"/>
+      <w:numFmt w:val="bullet"/>
+      <w:lvlText w:val=""/>
+      <w:lvlJc w:val="left"/>
+      <w:pPr>
+        <w:tabs>
+          <w:tab w:val="num" w:pos="2880"/>
+        </w:tabs>
+        <w:ind w:left="2880" w:hanging="360"/>
+      </w:pPr>
+      <w:rPr>
+        <w:rFonts w:ascii="Wingdings" w:hAnsi="Wingdings" w:hint="default"/>
+        <w:sz w:val="20"/>
+      </w:rPr>
+    </w:lvl>
+    <w:lvl w:ilvl="4" w:tentative="1">
+      <w:start w:val="1"/>
+      <w:numFmt w:val="bullet"/>
+      <w:lvlText w:val=""/>
+      <w:lvlJc w:val="left"/>
+      <w:pPr>
+        <w:tabs>
+          <w:tab w:val="num" w:pos="3600"/>
+        </w:tabs>
+        <w:ind w:left="3600" w:hanging="360"/>
+      </w:pPr>
+      <w:rPr>
+        <w:rFonts w:ascii="Wingdings" w:hAnsi="Wingdings" w:hint="default"/>
+        <w:sz w:val="20"/>
+      </w:rPr>
+    </w:lvl>
+    <w:lvl w:ilvl="5" w:tentative="1">
+      <w:start w:val="1"/>
+      <w:numFmt w:val="bullet"/>
+      <w:lvlText w:val=""/>
+      <w:lvlJc w:val="left"/>
+      <w:pPr>
+        <w:tabs>
+          <w:tab w:val="num" w:pos="4320"/>
+        </w:tabs>
+        <w:ind w:left="4320" w:hanging="360"/>
+      </w:pPr>
+      <w:rPr>
+        <w:rFonts w:ascii="Wingdings" w:hAnsi="Wingdings" w:hint="default"/>
+        <w:sz w:val="20"/>
+      </w:rPr>
+    </w:lvl>
+    <w:lvl w:ilvl="6" w:tentative="1">
+      <w:start w:val="1"/>
+      <w:numFmt w:val="bullet"/>
+      <w:lvlText w:val=""/>
+      <w:lvlJc w:val="left"/>
+      <w:pPr>
+        <w:tabs>
+          <w:tab w:val="num" w:pos="5040"/>
+        </w:tabs>
+        <w:ind w:left="5040" w:hanging="360"/>
+      </w:pPr>
+      <w:rPr>
+        <w:rFonts w:ascii="Wingdings" w:hAnsi="Wingdings" w:hint="default"/>
+        <w:sz w:val="20"/>
+      </w:rPr>
+    </w:lvl>
+    <w:lvl w:ilvl="7" w:tentative="1">
+      <w:start w:val="1"/>
+      <w:numFmt w:val="bullet"/>
+      <w:lvlText w:val=""/>
+      <w:lvlJc w:val="left"/>
+      <w:pPr>
+        <w:tabs>
+          <w:tab w:val="num" w:pos="5760"/>
+        </w:tabs>
+        <w:ind w:left="5760" w:hanging="360"/>
+      </w:pPr>
+      <w:rPr>
+        <w:rFonts w:ascii="Wingdings" w:hAnsi="Wingdings" w:hint="default"/>
+        <w:sz w:val="20"/>
+      </w:rPr>
+    </w:lvl>
+    <w:lvl w:ilvl="8" w:tentative="1">
+      <w:start w:val="1"/>
+      <w:numFmt w:val="bullet"/>
+      <w:lvlText w:val=""/>
+      <w:lvlJc w:val="left"/>
+      <w:pPr>
+        <w:tabs>
+          <w:tab w:val="num" w:pos="6480"/>
+        </w:tabs>
+        <w:ind w:left="6480" w:hanging="360"/>
+      </w:pPr>
+      <w:rPr>
+        <w:rFonts w:ascii="Wingdings" w:hAnsi="Wingdings" w:hint="default"/>
+        <w:sz w:val="20"/>
+      </w:rPr>
+    </w:lvl>
+  </w:abstractNum>
+  <w:abstractNum w:abstractNumId="13" w15:restartNumberingAfterBreak="0">
+    <w:nsid w:val="5BF80D5B"/>
+    <w:multiLevelType w:val="hybridMultilevel"/>
+    <w:tmpl w:val="3098B59A"/>
+    <w:lvl w:ilvl="0" w:tplc="40090001">
+      <w:start w:val="1"/>
+      <w:numFmt w:val="bullet"/>
+      <w:lvlText w:val=""/>
+      <w:lvlJc w:val="left"/>
+      <w:pPr>
+        <w:ind w:left="720" w:hanging="360"/>
+      </w:pPr>
+      <w:rPr>
+        <w:rFonts w:ascii="Symbol" w:hAnsi="Symbol" w:hint="default"/>
+      </w:rPr>
+    </w:lvl>
+    <w:lvl w:ilvl="1" w:tplc="40090003" w:tentative="1">
+      <w:start w:val="1"/>
+      <w:numFmt w:val="bullet"/>
+      <w:lvlText w:val="o"/>
+      <w:lvlJc w:val="left"/>
+      <w:pPr>
+        <w:ind w:left="1440" w:hanging="360"/>
+      </w:pPr>
+      <w:rPr>
+        <w:rFonts w:ascii="Courier New" w:hAnsi="Courier New" w:cs="Courier New" w:hint="default"/>
+      </w:rPr>
+    </w:lvl>
+    <w:lvl w:ilvl="2" w:tplc="40090005" w:tentative="1">
+      <w:start w:val="1"/>
+      <w:numFmt w:val="bullet"/>
+      <w:lvlText w:val=""/>
+      <w:lvlJc w:val="left"/>
+      <w:pPr>
+        <w:ind w:left="2160" w:hanging="360"/>
+      </w:pPr>
+      <w:rPr>
+        <w:rFonts w:ascii="Wingdings" w:hAnsi="Wingdings" w:hint="default"/>
+      </w:rPr>
+    </w:lvl>
+    <w:lvl w:ilvl="3" w:tplc="40090001" w:tentative="1">
+      <w:start w:val="1"/>
+      <w:numFmt w:val="bullet"/>
+      <w:lvlText w:val=""/>
+      <w:lvlJc w:val="left"/>
+      <w:pPr>
+        <w:ind w:left="2880" w:hanging="360"/>
+      </w:pPr>
+      <w:rPr>
+        <w:rFonts w:ascii="Symbol" w:hAnsi="Symbol" w:hint="default"/>
+      </w:rPr>
+    </w:lvl>
+    <w:lvl w:ilvl="4" w:tplc="40090003" w:tentative="1">
+      <w:start w:val="1"/>
+      <w:numFmt w:val="bullet"/>
+      <w:lvlText w:val="o"/>
+      <w:lvlJc w:val="left"/>
+      <w:pPr>
+        <w:ind w:left="3600" w:hanging="360"/>
+      </w:pPr>
+      <w:rPr>
+        <w:rFonts w:ascii="Courier New" w:hAnsi="Courier New" w:cs="Courier New" w:hint="default"/>
+      </w:rPr>
+    </w:lvl>
+    <w:lvl w:ilvl="5" w:tplc="40090005" w:tentative="1">
+      <w:start w:val="1"/>
+      <w:numFmt w:val="bullet"/>
+      <w:lvlText w:val=""/>
+      <w:lvlJc w:val="left"/>
+      <w:pPr>
+        <w:ind w:left="4320" w:hanging="360"/>
+      </w:pPr>
+      <w:rPr>
+        <w:rFonts w:ascii="Wingdings" w:hAnsi="Wingdings" w:hint="default"/>
+      </w:rPr>
+    </w:lvl>
+    <w:lvl w:ilvl="6" w:tplc="40090001" w:tentative="1">
+      <w:start w:val="1"/>
+      <w:numFmt w:val="bullet"/>
+      <w:lvlText w:val=""/>
+      <w:lvlJc w:val="left"/>
+      <w:pPr>
+        <w:ind w:left="5040" w:hanging="360"/>
+      </w:pPr>
+      <w:rPr>
+        <w:rFonts w:ascii="Symbol" w:hAnsi="Symbol" w:hint="default"/>
+      </w:rPr>
+    </w:lvl>
+    <w:lvl w:ilvl="7" w:tplc="40090003" w:tentative="1">
+      <w:start w:val="1"/>
+      <w:numFmt w:val="bullet"/>
+      <w:lvlText w:val="o"/>
+      <w:lvlJc w:val="left"/>
+      <w:pPr>
+        <w:ind w:left="5760" w:hanging="360"/>
+      </w:pPr>
+      <w:rPr>
+        <w:rFonts w:ascii="Courier New" w:hAnsi="Courier New" w:cs="Courier New" w:hint="default"/>
+      </w:rPr>
+    </w:lvl>
+    <w:lvl w:ilvl="8" w:tplc="40090005" w:tentative="1">
+      <w:start w:val="1"/>
+      <w:numFmt w:val="bullet"/>
+      <w:lvlText w:val=""/>
+      <w:lvlJc w:val="left"/>
+      <w:pPr>
+        <w:ind w:left="6480" w:hanging="360"/>
+      </w:pPr>
+      <w:rPr>
+        <w:rFonts w:ascii="Wingdings" w:hAnsi="Wingdings" w:hint="default"/>
+      </w:rPr>
+    </w:lvl>
+  </w:abstractNum>
+  <w:abstractNum w:abstractNumId="14" w15:restartNumberingAfterBreak="0">
     <w:nsid w:val="61291FD8"/>
     <w:multiLevelType w:val="multilevel"/>
     <w:tmpl w:val="AF10A07A"/>
@@ -3006,7 +3493,7 @@
       </w:rPr>
     </w:lvl>
   </w:abstractNum>
-  <w:abstractNum w:abstractNumId="11" w15:restartNumberingAfterBreak="0">
+  <w:abstractNum w:abstractNumId="15" w15:restartNumberingAfterBreak="0">
     <w:nsid w:val="62C867EE"/>
     <w:multiLevelType w:val="multilevel"/>
     <w:tmpl w:val="A69EA1A8"/>
@@ -3155,7 +3642,7 @@
       </w:rPr>
     </w:lvl>
   </w:abstractNum>
-  <w:abstractNum w:abstractNumId="12" w15:restartNumberingAfterBreak="0">
+  <w:abstractNum w:abstractNumId="16" w15:restartNumberingAfterBreak="0">
     <w:nsid w:val="64BD7D25"/>
     <w:multiLevelType w:val="multilevel"/>
     <w:tmpl w:val="8ED873A8"/>
@@ -3268,7 +3755,156 @@
       </w:rPr>
     </w:lvl>
   </w:abstractNum>
-  <w:abstractNum w:abstractNumId="13" w15:restartNumberingAfterBreak="0">
+  <w:abstractNum w:abstractNumId="17" w15:restartNumberingAfterBreak="0">
+    <w:nsid w:val="655B22F6"/>
+    <w:multiLevelType w:val="multilevel"/>
+    <w:tmpl w:val="CAE8B430"/>
+    <w:lvl w:ilvl="0">
+      <w:start w:val="1"/>
+      <w:numFmt w:val="bullet"/>
+      <w:lvlText w:val=""/>
+      <w:lvlJc w:val="left"/>
+      <w:pPr>
+        <w:tabs>
+          <w:tab w:val="num" w:pos="720"/>
+        </w:tabs>
+        <w:ind w:left="720" w:hanging="360"/>
+      </w:pPr>
+      <w:rPr>
+        <w:rFonts w:ascii="Symbol" w:hAnsi="Symbol" w:hint="default"/>
+        <w:sz w:val="20"/>
+      </w:rPr>
+    </w:lvl>
+    <w:lvl w:ilvl="1" w:tentative="1">
+      <w:start w:val="1"/>
+      <w:numFmt w:val="bullet"/>
+      <w:lvlText w:val="o"/>
+      <w:lvlJc w:val="left"/>
+      <w:pPr>
+        <w:tabs>
+          <w:tab w:val="num" w:pos="1440"/>
+        </w:tabs>
+        <w:ind w:left="1440" w:hanging="360"/>
+      </w:pPr>
+      <w:rPr>
+        <w:rFonts w:ascii="Courier New" w:hAnsi="Courier New" w:hint="default"/>
+        <w:sz w:val="20"/>
+      </w:rPr>
+    </w:lvl>
+    <w:lvl w:ilvl="2" w:tentative="1">
+      <w:start w:val="1"/>
+      <w:numFmt w:val="bullet"/>
+      <w:lvlText w:val=""/>
+      <w:lvlJc w:val="left"/>
+      <w:pPr>
+        <w:tabs>
+          <w:tab w:val="num" w:pos="2160"/>
+        </w:tabs>
+        <w:ind w:left="2160" w:hanging="360"/>
+      </w:pPr>
+      <w:rPr>
+        <w:rFonts w:ascii="Wingdings" w:hAnsi="Wingdings" w:hint="default"/>
+        <w:sz w:val="20"/>
+      </w:rPr>
+    </w:lvl>
+    <w:lvl w:ilvl="3" w:tentative="1">
+      <w:start w:val="1"/>
+      <w:numFmt w:val="bullet"/>
+      <w:lvlText w:val=""/>
+      <w:lvlJc w:val="left"/>
+      <w:pPr>
+        <w:tabs>
+          <w:tab w:val="num" w:pos="2880"/>
+        </w:tabs>
+        <w:ind w:left="2880" w:hanging="360"/>
+      </w:pPr>
+      <w:rPr>
+        <w:rFonts w:ascii="Wingdings" w:hAnsi="Wingdings" w:hint="default"/>
+        <w:sz w:val="20"/>
+      </w:rPr>
+    </w:lvl>
+    <w:lvl w:ilvl="4" w:tentative="1">
+      <w:start w:val="1"/>
+      <w:numFmt w:val="bullet"/>
+      <w:lvlText w:val=""/>
+      <w:lvlJc w:val="left"/>
+      <w:pPr>
+        <w:tabs>
+          <w:tab w:val="num" w:pos="3600"/>
+        </w:tabs>
+        <w:ind w:left="3600" w:hanging="360"/>
+      </w:pPr>
+      <w:rPr>
+        <w:rFonts w:ascii="Wingdings" w:hAnsi="Wingdings" w:hint="default"/>
+        <w:sz w:val="20"/>
+      </w:rPr>
+    </w:lvl>
+    <w:lvl w:ilvl="5" w:tentative="1">
+      <w:start w:val="1"/>
+      <w:numFmt w:val="bullet"/>
+      <w:lvlText w:val=""/>
+      <w:lvlJc w:val="left"/>
+      <w:pPr>
+        <w:tabs>
+          <w:tab w:val="num" w:pos="4320"/>
+        </w:tabs>
+        <w:ind w:left="4320" w:hanging="360"/>
+      </w:pPr>
+      <w:rPr>
+        <w:rFonts w:ascii="Wingdings" w:hAnsi="Wingdings" w:hint="default"/>
+        <w:sz w:val="20"/>
+      </w:rPr>
+    </w:lvl>
+    <w:lvl w:ilvl="6" w:tentative="1">
+      <w:start w:val="1"/>
+      <w:numFmt w:val="bullet"/>
+      <w:lvlText w:val=""/>
+      <w:lvlJc w:val="left"/>
+      <w:pPr>
+        <w:tabs>
+          <w:tab w:val="num" w:pos="5040"/>
+        </w:tabs>
+        <w:ind w:left="5040" w:hanging="360"/>
+      </w:pPr>
+      <w:rPr>
+        <w:rFonts w:ascii="Wingdings" w:hAnsi="Wingdings" w:hint="default"/>
+        <w:sz w:val="20"/>
+      </w:rPr>
+    </w:lvl>
+    <w:lvl w:ilvl="7" w:tentative="1">
+      <w:start w:val="1"/>
+      <w:numFmt w:val="bullet"/>
+      <w:lvlText w:val=""/>
+      <w:lvlJc w:val="left"/>
+      <w:pPr>
+        <w:tabs>
+          <w:tab w:val="num" w:pos="5760"/>
+        </w:tabs>
+        <w:ind w:left="5760" w:hanging="360"/>
+      </w:pPr>
+      <w:rPr>
+        <w:rFonts w:ascii="Wingdings" w:hAnsi="Wingdings" w:hint="default"/>
+        <w:sz w:val="20"/>
+      </w:rPr>
+    </w:lvl>
+    <w:lvl w:ilvl="8" w:tentative="1">
+      <w:start w:val="1"/>
+      <w:numFmt w:val="bullet"/>
+      <w:lvlText w:val=""/>
+      <w:lvlJc w:val="left"/>
+      <w:pPr>
+        <w:tabs>
+          <w:tab w:val="num" w:pos="6480"/>
+        </w:tabs>
+        <w:ind w:left="6480" w:hanging="360"/>
+      </w:pPr>
+      <w:rPr>
+        <w:rFonts w:ascii="Wingdings" w:hAnsi="Wingdings" w:hint="default"/>
+        <w:sz w:val="20"/>
+      </w:rPr>
+    </w:lvl>
+  </w:abstractNum>
+  <w:abstractNum w:abstractNumId="18" w15:restartNumberingAfterBreak="0">
     <w:nsid w:val="6AAF14E6"/>
     <w:multiLevelType w:val="multilevel"/>
     <w:tmpl w:val="DC5C4A40"/>
@@ -3381,38 +4017,187 @@
       </w:rPr>
     </w:lvl>
   </w:abstractNum>
+  <w:abstractNum w:abstractNumId="19" w15:restartNumberingAfterBreak="0">
+    <w:nsid w:val="7A2776B7"/>
+    <w:multiLevelType w:val="multilevel"/>
+    <w:tmpl w:val="FA7C200C"/>
+    <w:lvl w:ilvl="0">
+      <w:start w:val="1"/>
+      <w:numFmt w:val="bullet"/>
+      <w:lvlText w:val=""/>
+      <w:lvlJc w:val="left"/>
+      <w:pPr>
+        <w:tabs>
+          <w:tab w:val="num" w:pos="720"/>
+        </w:tabs>
+        <w:ind w:left="720" w:hanging="360"/>
+      </w:pPr>
+      <w:rPr>
+        <w:rFonts w:ascii="Symbol" w:hAnsi="Symbol" w:hint="default"/>
+        <w:sz w:val="20"/>
+      </w:rPr>
+    </w:lvl>
+    <w:lvl w:ilvl="1" w:tentative="1">
+      <w:start w:val="1"/>
+      <w:numFmt w:val="bullet"/>
+      <w:lvlText w:val="o"/>
+      <w:lvlJc w:val="left"/>
+      <w:pPr>
+        <w:tabs>
+          <w:tab w:val="num" w:pos="1440"/>
+        </w:tabs>
+        <w:ind w:left="1440" w:hanging="360"/>
+      </w:pPr>
+      <w:rPr>
+        <w:rFonts w:ascii="Courier New" w:hAnsi="Courier New" w:hint="default"/>
+        <w:sz w:val="20"/>
+      </w:rPr>
+    </w:lvl>
+    <w:lvl w:ilvl="2" w:tentative="1">
+      <w:start w:val="1"/>
+      <w:numFmt w:val="bullet"/>
+      <w:lvlText w:val=""/>
+      <w:lvlJc w:val="left"/>
+      <w:pPr>
+        <w:tabs>
+          <w:tab w:val="num" w:pos="2160"/>
+        </w:tabs>
+        <w:ind w:left="2160" w:hanging="360"/>
+      </w:pPr>
+      <w:rPr>
+        <w:rFonts w:ascii="Wingdings" w:hAnsi="Wingdings" w:hint="default"/>
+        <w:sz w:val="20"/>
+      </w:rPr>
+    </w:lvl>
+    <w:lvl w:ilvl="3" w:tentative="1">
+      <w:start w:val="1"/>
+      <w:numFmt w:val="bullet"/>
+      <w:lvlText w:val=""/>
+      <w:lvlJc w:val="left"/>
+      <w:pPr>
+        <w:tabs>
+          <w:tab w:val="num" w:pos="2880"/>
+        </w:tabs>
+        <w:ind w:left="2880" w:hanging="360"/>
+      </w:pPr>
+      <w:rPr>
+        <w:rFonts w:ascii="Wingdings" w:hAnsi="Wingdings" w:hint="default"/>
+        <w:sz w:val="20"/>
+      </w:rPr>
+    </w:lvl>
+    <w:lvl w:ilvl="4" w:tentative="1">
+      <w:start w:val="1"/>
+      <w:numFmt w:val="bullet"/>
+      <w:lvlText w:val=""/>
+      <w:lvlJc w:val="left"/>
+      <w:pPr>
+        <w:tabs>
+          <w:tab w:val="num" w:pos="3600"/>
+        </w:tabs>
+        <w:ind w:left="3600" w:hanging="360"/>
+      </w:pPr>
+      <w:rPr>
+        <w:rFonts w:ascii="Wingdings" w:hAnsi="Wingdings" w:hint="default"/>
+        <w:sz w:val="20"/>
+      </w:rPr>
+    </w:lvl>
+    <w:lvl w:ilvl="5" w:tentative="1">
+      <w:start w:val="1"/>
+      <w:numFmt w:val="bullet"/>
+      <w:lvlText w:val=""/>
+      <w:lvlJc w:val="left"/>
+      <w:pPr>
+        <w:tabs>
+          <w:tab w:val="num" w:pos="4320"/>
+        </w:tabs>
+        <w:ind w:left="4320" w:hanging="360"/>
+      </w:pPr>
+      <w:rPr>
+        <w:rFonts w:ascii="Wingdings" w:hAnsi="Wingdings" w:hint="default"/>
+        <w:sz w:val="20"/>
+      </w:rPr>
+    </w:lvl>
+    <w:lvl w:ilvl="6" w:tentative="1">
+      <w:start w:val="1"/>
+      <w:numFmt w:val="bullet"/>
+      <w:lvlText w:val=""/>
+      <w:lvlJc w:val="left"/>
+      <w:pPr>
+        <w:tabs>
+          <w:tab w:val="num" w:pos="5040"/>
+        </w:tabs>
+        <w:ind w:left="5040" w:hanging="360"/>
+      </w:pPr>
+      <w:rPr>
+        <w:rFonts w:ascii="Wingdings" w:hAnsi="Wingdings" w:hint="default"/>
+        <w:sz w:val="20"/>
+      </w:rPr>
+    </w:lvl>
+    <w:lvl w:ilvl="7" w:tentative="1">
+      <w:start w:val="1"/>
+      <w:numFmt w:val="bullet"/>
+      <w:lvlText w:val=""/>
+      <w:lvlJc w:val="left"/>
+      <w:pPr>
+        <w:tabs>
+          <w:tab w:val="num" w:pos="5760"/>
+        </w:tabs>
+        <w:ind w:left="5760" w:hanging="360"/>
+      </w:pPr>
+      <w:rPr>
+        <w:rFonts w:ascii="Wingdings" w:hAnsi="Wingdings" w:hint="default"/>
+        <w:sz w:val="20"/>
+      </w:rPr>
+    </w:lvl>
+    <w:lvl w:ilvl="8" w:tentative="1">
+      <w:start w:val="1"/>
+      <w:numFmt w:val="bullet"/>
+      <w:lvlText w:val=""/>
+      <w:lvlJc w:val="left"/>
+      <w:pPr>
+        <w:tabs>
+          <w:tab w:val="num" w:pos="6480"/>
+        </w:tabs>
+        <w:ind w:left="6480" w:hanging="360"/>
+      </w:pPr>
+      <w:rPr>
+        <w:rFonts w:ascii="Wingdings" w:hAnsi="Wingdings" w:hint="default"/>
+        <w:sz w:val="20"/>
+      </w:rPr>
+    </w:lvl>
+  </w:abstractNum>
   <w:num w:numId="1" w16cid:durableId="1584148953">
-    <w:abstractNumId w:val="2"/>
+    <w:abstractNumId w:val="3"/>
   </w:num>
   <w:num w:numId="2" w16cid:durableId="1284917826">
-    <w:abstractNumId w:val="12"/>
+    <w:abstractNumId w:val="16"/>
   </w:num>
   <w:num w:numId="3" w16cid:durableId="510874091">
-    <w:abstractNumId w:val="9"/>
+    <w:abstractNumId w:val="11"/>
   </w:num>
   <w:num w:numId="4" w16cid:durableId="404844273">
-    <w:abstractNumId w:val="13"/>
+    <w:abstractNumId w:val="18"/>
   </w:num>
   <w:num w:numId="5" w16cid:durableId="1133601934">
-    <w:abstractNumId w:val="10"/>
+    <w:abstractNumId w:val="14"/>
   </w:num>
   <w:num w:numId="6" w16cid:durableId="1347904723">
-    <w:abstractNumId w:val="4"/>
+    <w:abstractNumId w:val="6"/>
   </w:num>
   <w:num w:numId="7" w16cid:durableId="1881166584">
+    <w:abstractNumId w:val="7"/>
+  </w:num>
+  <w:num w:numId="8" w16cid:durableId="522287880">
     <w:abstractNumId w:val="5"/>
   </w:num>
-  <w:num w:numId="8" w16cid:durableId="522287880">
-    <w:abstractNumId w:val="3"/>
-  </w:num>
   <w:num w:numId="9" w16cid:durableId="1794857819">
-    <w:abstractNumId w:val="6"/>
+    <w:abstractNumId w:val="8"/>
   </w:num>
   <w:num w:numId="10" w16cid:durableId="648751976">
-    <w:abstractNumId w:val="11"/>
+    <w:abstractNumId w:val="15"/>
   </w:num>
   <w:num w:numId="11" w16cid:durableId="1680155679">
-    <w:abstractNumId w:val="7"/>
+    <w:abstractNumId w:val="9"/>
   </w:num>
   <w:num w:numId="12" w16cid:durableId="87626437">
     <w:abstractNumId w:val="0"/>
@@ -3421,7 +4206,25 @@
     <w:abstractNumId w:val="1"/>
   </w:num>
   <w:num w:numId="14" w16cid:durableId="1033306464">
-    <w:abstractNumId w:val="8"/>
+    <w:abstractNumId w:val="10"/>
+  </w:num>
+  <w:num w:numId="15" w16cid:durableId="1774089142">
+    <w:abstractNumId w:val="13"/>
+  </w:num>
+  <w:num w:numId="16" w16cid:durableId="1069962453">
+    <w:abstractNumId w:val="12"/>
+  </w:num>
+  <w:num w:numId="17" w16cid:durableId="34475993">
+    <w:abstractNumId w:val="17"/>
+  </w:num>
+  <w:num w:numId="18" w16cid:durableId="1486504567">
+    <w:abstractNumId w:val="4"/>
+  </w:num>
+  <w:num w:numId="19" w16cid:durableId="1060711219">
+    <w:abstractNumId w:val="2"/>
+  </w:num>
+  <w:num w:numId="20" w16cid:durableId="203905612">
+    <w:abstractNumId w:val="19"/>
   </w:num>
 </w:numbering>
 </file>
@@ -4080,6 +4883,17 @@
       <w:u w:val="single"/>
     </w:rPr>
   </w:style>
+  <w:style w:type="character" w:styleId="Strong">
+    <w:name w:val="Strong"/>
+    <w:basedOn w:val="DefaultParagraphFont"/>
+    <w:uiPriority w:val="22"/>
+    <w:qFormat/>
+    <w:rsid w:val="00461576"/>
+    <w:rPr>
+      <w:b/>
+      <w:bCs/>
+    </w:rPr>
+  </w:style>
 </w:styles>
 </file>
 
